--- a/PLSDA_SVM_5fold_V3.docx
+++ b/PLSDA_SVM_5fold_V3.docx
@@ -10,7 +10,7 @@
         <w:rPr>
           <w:color w:val="1F497D"/>
         </w:rPr>
-        <w:t>PLS-DA + SVM-RBF  |  5-Fold CV Only  |  80 Spectra  |  VIP 2200</w:t>
+        <w:t>PLS-DA + SVM-RBF  |  4-Class  |  Book1.xls  |  VIP &gt; 1  |  5-fold CV</w:t>
       </w:r>
     </w:p>
     <w:p>
@@ -19,13 +19,16 @@
       </w:pPr>
       <w:r>
         <w:rPr>
+          <w:color w:val="444444"/>
           <w:sz w:val="20"/>
         </w:rPr>
-        <w:t>SSY Raman Spectroscopy  |  4-Class Classification</w:t>
-        <w:br/>
-        <w:t>Models: PLS-DA 5-fold CV  +  SVM-RBF 5-fold CV  (LOO removed)</w:t>
-        <w:br/>
-        <w:t>15 output figures  |  No text/plot overlap  |  VIP top-2200</w:t>
+        <w:t>Raman Spectroscopy — 4-Class SSY Classification</w:t>
+        <w:br/>
+        <w:t>All 80 spectra (no train/test split)  |  5-fold Stratified CV only</w:t>
+        <w:br/>
+        <w:t>PLS-DA (5 LVs) + SVM-RBF (C=10, gamma=scale)  |  VIP selection: ALL variables with VIP &gt; 1</w:t>
+        <w:br/>
+        <w:t>File: Book1.xls  |  Sheet: Sheet1  |  450-1800 cm⁻¹</w:t>
         <w:br/>
         <w:t>Path: C:/Users/Hira Aman/Desktop/PROF_DOMENICO'S</w:t>
       </w:r>
@@ -42,19 +45,67 @@
     <w:p>
       <w:r>
         <w:rPr>
-          <w:rFonts w:ascii="Courier New" w:hAnsi="Courier New"/>
-          <w:sz w:val="18"/>
-        </w:rPr>
-        <w:t>pip install pandas openpyxl scikit-learn scipy matplotlib xlrd</w:t>
-        <w:br/>
-      </w:r>
-      <w:r>
-        <w:rPr>
-          <w:rFonts w:ascii="Courier New" w:hAnsi="Courier New"/>
-          <w:sz w:val="18"/>
-        </w:rPr>
-        <w:t>python PLSDA_SVM_5fold_V3.py</w:t>
-        <w:br/>
+          <w:b/>
+          <w:sz w:val="20"/>
+        </w:rPr>
+        <w:t>1. Install dependencies (one-time):</w:t>
+        <w:br/>
+      </w:r>
+      <w:r>
+        <w:rPr>
+          <w:sz w:val="20"/>
+        </w:rPr>
+        <w:t xml:space="preserve">   pip install pandas openpyxl scikit-learn scipy matplotlib xlrd</w:t>
+        <w:br/>
+        <w:br/>
+      </w:r>
+      <w:r>
+        <w:rPr>
+          <w:b/>
+          <w:sz w:val="20"/>
+        </w:rPr>
+        <w:t>2. Save the script as: PLSDA_SVM_5fold_V3.py</w:t>
+        <w:br/>
+      </w:r>
+      <w:r>
+        <w:rPr>
+          <w:sz w:val="20"/>
+        </w:rPr>
+        <w:t xml:space="preserve">   Place it anywhere convenient (e.g. Desktop).</w:t>
+        <w:br/>
+        <w:br/>
+      </w:r>
+      <w:r>
+        <w:rPr>
+          <w:b/>
+          <w:sz w:val="20"/>
+        </w:rPr>
+        <w:t>3. Run:</w:t>
+        <w:br/>
+      </w:r>
+      <w:r>
+        <w:rPr>
+          <w:sz w:val="20"/>
+        </w:rPr>
+        <w:t xml:space="preserve">   python PLSDA_SVM_5fold_V3.py</w:t>
+        <w:br/>
+        <w:br/>
+      </w:r>
+      <w:r>
+        <w:rPr>
+          <w:b/>
+          <w:sz w:val="20"/>
+        </w:rPr>
+        <w:t>Outputs (1 folder):</w:t>
+        <w:br/>
+      </w:r>
+      <w:r>
+        <w:rPr>
+          <w:sz w:val="20"/>
+        </w:rPr>
+        <w:t xml:space="preserve">   PLSDA_SVM_VIPgt1\</w:t>
+        <w:br/>
+        <w:t xml:space="preserve">   15 PNG figures + 1 Excel workbook (Results_5fold.xlsx)</w:t>
       </w:r>
     </w:p>
     <w:p/>
@@ -63,7 +114,7 @@
         <w:pStyle w:val="Heading2"/>
       </w:pPr>
       <w:r>
-        <w:t>Output Files (15 figures)</w:t>
+        <w:t>Output Files</w:t>
       </w:r>
     </w:p>
     <w:tbl>
@@ -83,6 +134,9 @@
           </w:tcPr>
           <w:p>
             <w:r>
+              <w:rPr>
+                <w:b/>
+              </w:rPr>
               <w:t>Filename</w:t>
             </w:r>
           </w:p>
@@ -93,6 +147,9 @@
           </w:tcPr>
           <w:p>
             <w:r>
+              <w:rPr>
+                <w:b/>
+              </w:rPr>
               <w:t>Description</w:t>
             </w:r>
           </w:p>
@@ -106,7 +163,7 @@
           <w:p>
             <w:r>
               <w:rPr>
-                <w:sz w:val="17"/>
+                <w:sz w:val="18"/>
               </w:rPr>
               <w:t>01_PLSDA_Scores_LV1_LV2.png</w:t>
             </w:r>
@@ -119,9 +176,9 @@
           <w:p>
             <w:r>
               <w:rPr>
-                <w:sz w:val="17"/>
+                <w:sz w:val="18"/>
               </w:rPr>
-              <w:t>PLS-DA score plot LV1 x LV2 (full + 5-fold CV)</w:t>
+              <w:t>PLS-DA score plot LV1 x LV2 (full model, 5-fold CV misclassifications)</w:t>
             </w:r>
           </w:p>
         </w:tc>
@@ -134,7 +191,7 @@
           <w:p>
             <w:r>
               <w:rPr>
-                <w:sz w:val="17"/>
+                <w:sz w:val="18"/>
               </w:rPr>
               <w:t>02_PLSDA_Scores_LV1_LV3.png</w:t>
             </w:r>
@@ -147,7 +204,7 @@
           <w:p>
             <w:r>
               <w:rPr>
-                <w:sz w:val="17"/>
+                <w:sz w:val="18"/>
               </w:rPr>
               <w:t>PLS-DA score plot LV1 x LV3</w:t>
             </w:r>
@@ -162,7 +219,7 @@
           <w:p>
             <w:r>
               <w:rPr>
-                <w:sz w:val="17"/>
+                <w:sz w:val="18"/>
               </w:rPr>
               <w:t>03_PLSDA_Scores_LV2_LV3.png</w:t>
             </w:r>
@@ -175,7 +232,7 @@
           <w:p>
             <w:r>
               <w:rPr>
-                <w:sz w:val="17"/>
+                <w:sz w:val="18"/>
               </w:rPr>
               <w:t>PLS-DA score plot LV2 x LV3</w:t>
             </w:r>
@@ -190,7 +247,7 @@
           <w:p>
             <w:r>
               <w:rPr>
-                <w:sz w:val="17"/>
+                <w:sz w:val="18"/>
               </w:rPr>
               <w:t>04_PLSDA_Scores_3D.png</w:t>
             </w:r>
@@ -203,9 +260,9 @@
           <w:p>
             <w:r>
               <w:rPr>
-                <w:sz w:val="17"/>
+                <w:sz w:val="18"/>
               </w:rPr>
-              <w:t>PLS-DA 3D score plot</w:t>
+              <w:t>PLS-DA 3D score plot (LV1/LV2/LV3)</w:t>
             </w:r>
           </w:p>
         </w:tc>
@@ -218,7 +275,7 @@
           <w:p>
             <w:r>
               <w:rPr>
-                <w:sz w:val="17"/>
+                <w:sz w:val="18"/>
               </w:rPr>
               <w:t>05_PLSDA_Accuracy_Matrix_5fold.png</w:t>
             </w:r>
@@ -231,9 +288,9 @@
           <w:p>
             <w:r>
               <w:rPr>
-                <w:sz w:val="17"/>
+                <w:sz w:val="18"/>
               </w:rPr>
-              <w:t>Accuracy matrix — raw counts</w:t>
+              <w:t>PLS-DA accuracy confusion matrix — 5-fold CV (raw counts)</w:t>
             </w:r>
           </w:p>
         </w:tc>
@@ -246,7 +303,7 @@
           <w:p>
             <w:r>
               <w:rPr>
-                <w:sz w:val="17"/>
+                <w:sz w:val="18"/>
               </w:rPr>
               <w:t>06_PLSDA_Recall_Matrix_5fold.png</w:t>
             </w:r>
@@ -259,9 +316,9 @@
           <w:p>
             <w:r>
               <w:rPr>
-                <w:sz w:val="17"/>
+                <w:sz w:val="18"/>
               </w:rPr>
-              <w:t>Recall matrix — row-normalised (TP/TP+FN)</w:t>
+              <w:t>PLS-DA recall matrix — 5-fold CV (row-normalised, diagonal = recall)</w:t>
             </w:r>
           </w:p>
         </w:tc>
@@ -274,7 +331,7 @@
           <w:p>
             <w:r>
               <w:rPr>
-                <w:sz w:val="17"/>
+                <w:sz w:val="18"/>
               </w:rPr>
               <w:t>07_PLSDA_VIP_Scores.png</w:t>
             </w:r>
@@ -287,9 +344,9 @@
           <w:p>
             <w:r>
               <w:rPr>
-                <w:sz w:val="17"/>
+                <w:sz w:val="18"/>
               </w:rPr>
-              <w:t>VIP scores — top-2200 highlighted</w:t>
+              <w:t>VIP scores with VIP &gt; 1 threshold and selected variables shaded</w:t>
             </w:r>
           </w:p>
         </w:tc>
@@ -302,7 +359,7 @@
           <w:p>
             <w:r>
               <w:rPr>
-                <w:sz w:val="17"/>
+                <w:sz w:val="18"/>
               </w:rPr>
               <w:t>08_PLSDA_Loadings.png</w:t>
             </w:r>
@@ -315,9 +372,9 @@
           <w:p>
             <w:r>
               <w:rPr>
-                <w:sz w:val="17"/>
+                <w:sz w:val="18"/>
               </w:rPr>
-              <w:t>PLS-DA loadings LV1/LV2/LV3</w:t>
+              <w:t>PLS-DA loadings LV1/LV2/LV3 (VIP-selected variables)</w:t>
             </w:r>
           </w:p>
         </w:tc>
@@ -330,7 +387,7 @@
           <w:p>
             <w:r>
               <w:rPr>
-                <w:sz w:val="17"/>
+                <w:sz w:val="18"/>
               </w:rPr>
               <w:t>09_PLSDA_Permutation.png</w:t>
             </w:r>
@@ -343,9 +400,9 @@
           <w:p>
             <w:r>
               <w:rPr>
-                <w:sz w:val="17"/>
+                <w:sz w:val="18"/>
               </w:rPr>
-              <w:t>Permutation test (999 perm.)</w:t>
+              <w:t>Permutation test (999 permutations)</w:t>
             </w:r>
           </w:p>
         </w:tc>
@@ -358,7 +415,7 @@
           <w:p>
             <w:r>
               <w:rPr>
-                <w:sz w:val="17"/>
+                <w:sz w:val="18"/>
               </w:rPr>
               <w:t>10_SVM_Cluster_5fold.png</w:t>
             </w:r>
@@ -371,9 +428,9 @@
           <w:p>
             <w:r>
               <w:rPr>
-                <w:sz w:val="17"/>
+                <w:sz w:val="18"/>
               </w:rPr>
-              <w:t>SVM-RBF cluster plot (PCA space, 5-fold CV)</w:t>
+              <w:t>SVM-RBF cluster plot — 5-fold CV (PCA space)</w:t>
             </w:r>
           </w:p>
         </w:tc>
@@ -386,7 +443,7 @@
           <w:p>
             <w:r>
               <w:rPr>
-                <w:sz w:val="17"/>
+                <w:sz w:val="18"/>
               </w:rPr>
               <w:t>11_SVM_Accuracy_Matrix_5fold.png</w:t>
             </w:r>
@@ -399,9 +456,9 @@
           <w:p>
             <w:r>
               <w:rPr>
-                <w:sz w:val="17"/>
+                <w:sz w:val="18"/>
               </w:rPr>
-              <w:t>SVM Accuracy matrix — raw counts</w:t>
+              <w:t>SVM-RBF accuracy confusion matrix — 5-fold CV (raw counts)</w:t>
             </w:r>
           </w:p>
         </w:tc>
@@ -414,7 +471,7 @@
           <w:p>
             <w:r>
               <w:rPr>
-                <w:sz w:val="17"/>
+                <w:sz w:val="18"/>
               </w:rPr>
               <w:t>12_SVM_Recall_Matrix_5fold.png</w:t>
             </w:r>
@@ -427,9 +484,9 @@
           <w:p>
             <w:r>
               <w:rPr>
-                <w:sz w:val="17"/>
+                <w:sz w:val="18"/>
               </w:rPr>
-              <w:t>SVM Recall matrix — row-normalised</w:t>
+              <w:t>SVM-RBF recall matrix — 5-fold CV (row-normalised, diagonal = recall)</w:t>
             </w:r>
           </w:p>
         </w:tc>
@@ -442,7 +499,7 @@
           <w:p>
             <w:r>
               <w:rPr>
-                <w:sz w:val="17"/>
+                <w:sz w:val="18"/>
               </w:rPr>
               <w:t>13_Accuracy_Comparison.png</w:t>
             </w:r>
@@ -455,7 +512,7 @@
           <w:p>
             <w:r>
               <w:rPr>
-                <w:sz w:val="17"/>
+                <w:sz w:val="18"/>
               </w:rPr>
               <w:t>Overall accuracy bar chart: PLS-DA vs SVM-RBF</w:t>
             </w:r>
@@ -470,7 +527,7 @@
           <w:p>
             <w:r>
               <w:rPr>
-                <w:sz w:val="17"/>
+                <w:sz w:val="18"/>
               </w:rPr>
               <w:t>14_Per_Class_Recall_5fold.png</w:t>
             </w:r>
@@ -483,9 +540,9 @@
           <w:p>
             <w:r>
               <w:rPr>
-                <w:sz w:val="17"/>
+                <w:sz w:val="18"/>
               </w:rPr>
-              <w:t>Per-class recall bar chart</w:t>
+              <w:t>Per-class recall bar chart (5-fold CV, both models)</w:t>
             </w:r>
           </w:p>
         </w:tc>
@@ -498,7 +555,7 @@
           <w:p>
             <w:r>
               <w:rPr>
-                <w:sz w:val="17"/>
+                <w:sz w:val="18"/>
               </w:rPr>
               <w:t>15_Mean_Spectra.png</w:t>
             </w:r>
@@ -511,9 +568,9 @@
           <w:p>
             <w:r>
               <w:rPr>
-                <w:sz w:val="17"/>
+                <w:sz w:val="18"/>
               </w:rPr>
-              <w:t>Mean Raman spectra +/- 1 SD</w:t>
+              <w:t>Mean Raman spectra ± 1 SD (all 80 spectra)</w:t>
             </w:r>
           </w:p>
         </w:tc>
@@ -526,7 +583,7 @@
           <w:p>
             <w:r>
               <w:rPr>
-                <w:sz w:val="17"/>
+                <w:sz w:val="18"/>
               </w:rPr>
               <w:t>Results_5fold.xlsx</w:t>
             </w:r>
@@ -539,9 +596,9 @@
           <w:p>
             <w:r>
               <w:rPr>
-                <w:sz w:val="17"/>
+                <w:sz w:val="18"/>
               </w:rPr>
-              <w:t>Excel: Summary + 8 sheets (CM, VIP, loadings, perm.)</w:t>
+              <w:t>Excel workbook — Summary, CMs, VIP scores, Loadings, Permutation</w:t>
             </w:r>
           </w:p>
         </w:tc>
@@ -553,14 +610,17 @@
         <w:pStyle w:val="Heading1"/>
       </w:pPr>
       <w:r>
-        <w:t>Python Script</w:t>
+        <w:t>Python Script: PLSDA_SVM_5fold_V3.py</w:t>
       </w:r>
     </w:p>
     <w:p>
-      <w:r>
-        <w:rPr>
-          <w:rFonts w:ascii="Courier New" w:hAnsi="Courier New"/>
-          <w:sz w:val="15"/>
+      <w:pPr>
+        <w:spacing w:before="0" w:after="0"/>
+      </w:pPr>
+      <w:r>
+        <w:rPr>
+          <w:rFonts w:ascii="Courier New" w:hAnsi="Courier New"/>
+          <w:sz w:val="16"/>
         </w:rPr>
         <w:t>"""</w:t>
         <w:br/>
@@ -568,7 +628,7 @@
       <w:r>
         <w:rPr>
           <w:rFonts w:ascii="Courier New" w:hAnsi="Courier New"/>
-          <w:sz w:val="15"/>
+          <w:sz w:val="16"/>
         </w:rPr>
         <w:t>=============================================================================</w:t>
         <w:br/>
@@ -576,7 +636,7 @@
       <w:r>
         <w:rPr>
           <w:rFonts w:ascii="Courier New" w:hAnsi="Courier New"/>
-          <w:sz w:val="15"/>
+          <w:sz w:val="16"/>
         </w:rPr>
         <w:t>PLS-DA + SVM-RBF  |  NO TRAIN/TEST SPLIT  |  ALL 80 SPECTRA</w:t>
         <w:br/>
@@ -584,7 +644,7 @@
       <w:r>
         <w:rPr>
           <w:rFonts w:ascii="Courier New" w:hAnsi="Courier New"/>
-          <w:sz w:val="15"/>
+          <w:sz w:val="16"/>
         </w:rPr>
         <w:t>SSY Raman Spectroscopy  |  Four Substrate Classes</w:t>
         <w:br/>
@@ -592,7 +652,7 @@
       <w:r>
         <w:rPr>
           <w:rFonts w:ascii="Courier New" w:hAnsi="Courier New"/>
-          <w:sz w:val="15"/>
+          <w:sz w:val="16"/>
         </w:rPr>
         <w:t>SPECTRAL WINDOW : 450 - 1800 cm-1</w:t>
         <w:br/>
@@ -600,14 +660,14 @@
       <w:r>
         <w:rPr>
           <w:rFonts w:ascii="Courier New" w:hAnsi="Courier New"/>
-          <w:sz w:val="15"/>
-        </w:rPr>
-        <w:br/>
-      </w:r>
-      <w:r>
-        <w:rPr>
-          <w:rFonts w:ascii="Courier New" w:hAnsi="Courier New"/>
-          <w:sz w:val="15"/>
+          <w:sz w:val="16"/>
+        </w:rPr>
+        <w:br/>
+      </w:r>
+      <w:r>
+        <w:rPr>
+          <w:rFonts w:ascii="Courier New" w:hAnsi="Courier New"/>
+          <w:sz w:val="16"/>
         </w:rPr>
         <w:t>MODELS    : PLS-DA  (5 LVs, 5-fold CV only)</w:t>
         <w:br/>
@@ -615,7 +675,7 @@
       <w:r>
         <w:rPr>
           <w:rFonts w:ascii="Courier New" w:hAnsi="Courier New"/>
-          <w:sz w:val="15"/>
+          <w:sz w:val="16"/>
         </w:rPr>
         <w:t xml:space="preserve">            SVM-RBF (C=10, gamma=scale, 5-fold CV only)</w:t>
         <w:br/>
@@ -623,30 +683,30 @@
       <w:r>
         <w:rPr>
           <w:rFonts w:ascii="Courier New" w:hAnsi="Courier New"/>
-          <w:sz w:val="15"/>
-        </w:rPr>
-        <w:t>VIP       : top-2200  (3-LV PLS-DA on all 80 spectra)</w:t>
-        <w:br/>
-      </w:r>
-      <w:r>
-        <w:rPr>
-          <w:rFonts w:ascii="Courier New" w:hAnsi="Courier New"/>
-          <w:sz w:val="15"/>
-        </w:rPr>
-        <w:t>OUTPUTS   -&gt; C:/Users/Hira Aman/Desktop/PROF_DOMENICOS/PLSDA_SVM_5fold/</w:t>
-        <w:br/>
-      </w:r>
-      <w:r>
-        <w:rPr>
-          <w:rFonts w:ascii="Courier New" w:hAnsi="Courier New"/>
-          <w:sz w:val="15"/>
-        </w:rPr>
-        <w:br/>
-      </w:r>
-      <w:r>
-        <w:rPr>
-          <w:rFonts w:ascii="Courier New" w:hAnsi="Courier New"/>
-          <w:sz w:val="15"/>
+          <w:sz w:val="16"/>
+        </w:rPr>
+        <w:t>VIP       : ALL variables with VIP &gt; 1  (3-LV PLS-DA on all 80 spectra)</w:t>
+        <w:br/>
+      </w:r>
+      <w:r>
+        <w:rPr>
+          <w:rFonts w:ascii="Courier New" w:hAnsi="Courier New"/>
+          <w:sz w:val="16"/>
+        </w:rPr>
+        <w:t>OUTPUTS   -&gt; C:/Users/Hira Aman/Desktop/PROF_DOMENICOS/PLSDA_SVM_VIPgt1/</w:t>
+        <w:br/>
+      </w:r>
+      <w:r>
+        <w:rPr>
+          <w:rFonts w:ascii="Courier New" w:hAnsi="Courier New"/>
+          <w:sz w:val="16"/>
+        </w:rPr>
+        <w:br/>
+      </w:r>
+      <w:r>
+        <w:rPr>
+          <w:rFonts w:ascii="Courier New" w:hAnsi="Courier New"/>
+          <w:sz w:val="16"/>
         </w:rPr>
         <w:t xml:space="preserve">  01_PLSDA_Scores_LV1_LV2.png</w:t>
         <w:br/>
@@ -654,7 +714,7 @@
       <w:r>
         <w:rPr>
           <w:rFonts w:ascii="Courier New" w:hAnsi="Courier New"/>
-          <w:sz w:val="15"/>
+          <w:sz w:val="16"/>
         </w:rPr>
         <w:t xml:space="preserve">  02_PLSDA_Scores_LV1_LV3.png</w:t>
         <w:br/>
@@ -662,7 +722,7 @@
       <w:r>
         <w:rPr>
           <w:rFonts w:ascii="Courier New" w:hAnsi="Courier New"/>
-          <w:sz w:val="15"/>
+          <w:sz w:val="16"/>
         </w:rPr>
         <w:t xml:space="preserve">  03_PLSDA_Scores_LV2_LV3.png</w:t>
         <w:br/>
@@ -670,7 +730,7 @@
       <w:r>
         <w:rPr>
           <w:rFonts w:ascii="Courier New" w:hAnsi="Courier New"/>
-          <w:sz w:val="15"/>
+          <w:sz w:val="16"/>
         </w:rPr>
         <w:t xml:space="preserve">  04_PLSDA_Scores_3D.png</w:t>
         <w:br/>
@@ -678,7 +738,7 @@
       <w:r>
         <w:rPr>
           <w:rFonts w:ascii="Courier New" w:hAnsi="Courier New"/>
-          <w:sz w:val="15"/>
+          <w:sz w:val="16"/>
         </w:rPr>
         <w:t xml:space="preserve">  05_PLSDA_Accuracy_Matrix_5fold.png</w:t>
         <w:br/>
@@ -686,7 +746,7 @@
       <w:r>
         <w:rPr>
           <w:rFonts w:ascii="Courier New" w:hAnsi="Courier New"/>
-          <w:sz w:val="15"/>
+          <w:sz w:val="16"/>
         </w:rPr>
         <w:t xml:space="preserve">  06_PLSDA_Recall_Matrix_5fold.png</w:t>
         <w:br/>
@@ -694,7 +754,7 @@
       <w:r>
         <w:rPr>
           <w:rFonts w:ascii="Courier New" w:hAnsi="Courier New"/>
-          <w:sz w:val="15"/>
+          <w:sz w:val="16"/>
         </w:rPr>
         <w:t xml:space="preserve">  07_PLSDA_VIP_Scores.png</w:t>
         <w:br/>
@@ -702,7 +762,7 @@
       <w:r>
         <w:rPr>
           <w:rFonts w:ascii="Courier New" w:hAnsi="Courier New"/>
-          <w:sz w:val="15"/>
+          <w:sz w:val="16"/>
         </w:rPr>
         <w:t xml:space="preserve">  08_PLSDA_Loadings.png</w:t>
         <w:br/>
@@ -710,7 +770,7 @@
       <w:r>
         <w:rPr>
           <w:rFonts w:ascii="Courier New" w:hAnsi="Courier New"/>
-          <w:sz w:val="15"/>
+          <w:sz w:val="16"/>
         </w:rPr>
         <w:t xml:space="preserve">  09_PLSDA_Permutation.png</w:t>
         <w:br/>
@@ -718,7 +778,7 @@
       <w:r>
         <w:rPr>
           <w:rFonts w:ascii="Courier New" w:hAnsi="Courier New"/>
-          <w:sz w:val="15"/>
+          <w:sz w:val="16"/>
         </w:rPr>
         <w:t xml:space="preserve">  10_SVM_Cluster_5fold.png</w:t>
         <w:br/>
@@ -726,7 +786,7 @@
       <w:r>
         <w:rPr>
           <w:rFonts w:ascii="Courier New" w:hAnsi="Courier New"/>
-          <w:sz w:val="15"/>
+          <w:sz w:val="16"/>
         </w:rPr>
         <w:t xml:space="preserve">  11_SVM_Accuracy_Matrix_5fold.png</w:t>
         <w:br/>
@@ -734,7 +794,7 @@
       <w:r>
         <w:rPr>
           <w:rFonts w:ascii="Courier New" w:hAnsi="Courier New"/>
-          <w:sz w:val="15"/>
+          <w:sz w:val="16"/>
         </w:rPr>
         <w:t xml:space="preserve">  12_SVM_Recall_Matrix_5fold.png</w:t>
         <w:br/>
@@ -742,7 +802,7 @@
       <w:r>
         <w:rPr>
           <w:rFonts w:ascii="Courier New" w:hAnsi="Courier New"/>
-          <w:sz w:val="15"/>
+          <w:sz w:val="16"/>
         </w:rPr>
         <w:t xml:space="preserve">  13_Accuracy_Comparison.png</w:t>
         <w:br/>
@@ -750,7 +810,7 @@
       <w:r>
         <w:rPr>
           <w:rFonts w:ascii="Courier New" w:hAnsi="Courier New"/>
-          <w:sz w:val="15"/>
+          <w:sz w:val="16"/>
         </w:rPr>
         <w:t xml:space="preserve">  14_Per_Class_Recall_5fold.png</w:t>
         <w:br/>
@@ -758,7 +818,7 @@
       <w:r>
         <w:rPr>
           <w:rFonts w:ascii="Courier New" w:hAnsi="Courier New"/>
-          <w:sz w:val="15"/>
+          <w:sz w:val="16"/>
         </w:rPr>
         <w:t xml:space="preserve">  15_Mean_Spectra.png</w:t>
         <w:br/>
@@ -766,7 +826,7 @@
       <w:r>
         <w:rPr>
           <w:rFonts w:ascii="Courier New" w:hAnsi="Courier New"/>
-          <w:sz w:val="15"/>
+          <w:sz w:val="16"/>
         </w:rPr>
         <w:t xml:space="preserve">  Results_5fold.xlsx</w:t>
         <w:br/>
@@ -774,14 +834,14 @@
       <w:r>
         <w:rPr>
           <w:rFonts w:ascii="Courier New" w:hAnsi="Courier New"/>
-          <w:sz w:val="15"/>
-        </w:rPr>
-        <w:br/>
-      </w:r>
-      <w:r>
-        <w:rPr>
-          <w:rFonts w:ascii="Courier New" w:hAnsi="Courier New"/>
-          <w:sz w:val="15"/>
+          <w:sz w:val="16"/>
+        </w:rPr>
+        <w:br/>
+      </w:r>
+      <w:r>
+        <w:rPr>
+          <w:rFonts w:ascii="Courier New" w:hAnsi="Courier New"/>
+          <w:sz w:val="16"/>
         </w:rPr>
         <w:t>HOW TO RUN (PyCharm Terminal):</w:t>
         <w:br/>
@@ -789,7 +849,7 @@
       <w:r>
         <w:rPr>
           <w:rFonts w:ascii="Courier New" w:hAnsi="Courier New"/>
-          <w:sz w:val="15"/>
+          <w:sz w:val="16"/>
         </w:rPr>
         <w:t xml:space="preserve">  pip install pandas openpyxl scikit-learn scipy matplotlib xlrd</w:t>
         <w:br/>
@@ -797,7 +857,7 @@
       <w:r>
         <w:rPr>
           <w:rFonts w:ascii="Courier New" w:hAnsi="Courier New"/>
-          <w:sz w:val="15"/>
+          <w:sz w:val="16"/>
         </w:rPr>
         <w:t>=============================================================================</w:t>
         <w:br/>
@@ -805,7 +865,7 @@
       <w:r>
         <w:rPr>
           <w:rFonts w:ascii="Courier New" w:hAnsi="Courier New"/>
-          <w:sz w:val="15"/>
+          <w:sz w:val="16"/>
         </w:rPr>
         <w:t>"""</w:t>
         <w:br/>
@@ -813,14 +873,14 @@
       <w:r>
         <w:rPr>
           <w:rFonts w:ascii="Courier New" w:hAnsi="Courier New"/>
-          <w:sz w:val="15"/>
-        </w:rPr>
-        <w:br/>
-      </w:r>
-      <w:r>
-        <w:rPr>
-          <w:rFonts w:ascii="Courier New" w:hAnsi="Courier New"/>
-          <w:sz w:val="15"/>
+          <w:sz w:val="16"/>
+        </w:rPr>
+        <w:br/>
+      </w:r>
+      <w:r>
+        <w:rPr>
+          <w:rFonts w:ascii="Courier New" w:hAnsi="Courier New"/>
+          <w:sz w:val="16"/>
         </w:rPr>
         <w:t>import os</w:t>
         <w:br/>
@@ -828,7 +888,7 @@
       <w:r>
         <w:rPr>
           <w:rFonts w:ascii="Courier New" w:hAnsi="Courier New"/>
-          <w:sz w:val="15"/>
+          <w:sz w:val="16"/>
         </w:rPr>
         <w:t>import re</w:t>
         <w:br/>
@@ -836,7 +896,7 @@
       <w:r>
         <w:rPr>
           <w:rFonts w:ascii="Courier New" w:hAnsi="Courier New"/>
-          <w:sz w:val="15"/>
+          <w:sz w:val="16"/>
         </w:rPr>
         <w:t>import subprocess</w:t>
         <w:br/>
@@ -844,7 +904,7 @@
       <w:r>
         <w:rPr>
           <w:rFonts w:ascii="Courier New" w:hAnsi="Courier New"/>
-          <w:sz w:val="15"/>
+          <w:sz w:val="16"/>
         </w:rPr>
         <w:t>import tempfile</w:t>
         <w:br/>
@@ -852,7 +912,7 @@
       <w:r>
         <w:rPr>
           <w:rFonts w:ascii="Courier New" w:hAnsi="Courier New"/>
-          <w:sz w:val="15"/>
+          <w:sz w:val="16"/>
         </w:rPr>
         <w:t>import warnings</w:t>
         <w:br/>
@@ -860,14 +920,14 @@
       <w:r>
         <w:rPr>
           <w:rFonts w:ascii="Courier New" w:hAnsi="Courier New"/>
-          <w:sz w:val="15"/>
-        </w:rPr>
-        <w:br/>
-      </w:r>
-      <w:r>
-        <w:rPr>
-          <w:rFonts w:ascii="Courier New" w:hAnsi="Courier New"/>
-          <w:sz w:val="15"/>
+          <w:sz w:val="16"/>
+        </w:rPr>
+        <w:br/>
+      </w:r>
+      <w:r>
+        <w:rPr>
+          <w:rFonts w:ascii="Courier New" w:hAnsi="Courier New"/>
+          <w:sz w:val="16"/>
         </w:rPr>
         <w:t>import numpy as np</w:t>
         <w:br/>
@@ -875,7 +935,7 @@
       <w:r>
         <w:rPr>
           <w:rFonts w:ascii="Courier New" w:hAnsi="Courier New"/>
-          <w:sz w:val="15"/>
+          <w:sz w:val="16"/>
         </w:rPr>
         <w:t>import pandas as pd</w:t>
         <w:br/>
@@ -883,7 +943,7 @@
       <w:r>
         <w:rPr>
           <w:rFonts w:ascii="Courier New" w:hAnsi="Courier New"/>
-          <w:sz w:val="15"/>
+          <w:sz w:val="16"/>
         </w:rPr>
         <w:t>import matplotlib</w:t>
         <w:br/>
@@ -891,7 +951,7 @@
       <w:r>
         <w:rPr>
           <w:rFonts w:ascii="Courier New" w:hAnsi="Courier New"/>
-          <w:sz w:val="15"/>
+          <w:sz w:val="16"/>
         </w:rPr>
         <w:t>matplotlib.use('Agg')</w:t>
         <w:br/>
@@ -899,7 +959,7 @@
       <w:r>
         <w:rPr>
           <w:rFonts w:ascii="Courier New" w:hAnsi="Courier New"/>
-          <w:sz w:val="15"/>
+          <w:sz w:val="16"/>
         </w:rPr>
         <w:t>import matplotlib.pyplot as plt</w:t>
         <w:br/>
@@ -907,7 +967,7 @@
       <w:r>
         <w:rPr>
           <w:rFonts w:ascii="Courier New" w:hAnsi="Courier New"/>
-          <w:sz w:val="15"/>
+          <w:sz w:val="16"/>
         </w:rPr>
         <w:t>from mpl_toolkits.mplot3d import Axes3D          # noqa: F401</w:t>
         <w:br/>
@@ -915,14 +975,14 @@
       <w:r>
         <w:rPr>
           <w:rFonts w:ascii="Courier New" w:hAnsi="Courier New"/>
-          <w:sz w:val="15"/>
-        </w:rPr>
-        <w:br/>
-      </w:r>
-      <w:r>
-        <w:rPr>
-          <w:rFonts w:ascii="Courier New" w:hAnsi="Courier New"/>
-          <w:sz w:val="15"/>
+          <w:sz w:val="16"/>
+        </w:rPr>
+        <w:br/>
+      </w:r>
+      <w:r>
+        <w:rPr>
+          <w:rFonts w:ascii="Courier New" w:hAnsi="Courier New"/>
+          <w:sz w:val="16"/>
         </w:rPr>
         <w:t>from sklearn.cross_decomposition import PLSRegression</w:t>
         <w:br/>
@@ -930,7 +990,7 @@
       <w:r>
         <w:rPr>
           <w:rFonts w:ascii="Courier New" w:hAnsi="Courier New"/>
-          <w:sz w:val="15"/>
+          <w:sz w:val="16"/>
         </w:rPr>
         <w:t>from sklearn.preprocessing import LabelEncoder, StandardScaler</w:t>
         <w:br/>
@@ -938,7 +998,7 @@
       <w:r>
         <w:rPr>
           <w:rFonts w:ascii="Courier New" w:hAnsi="Courier New"/>
-          <w:sz w:val="15"/>
+          <w:sz w:val="16"/>
         </w:rPr>
         <w:t>from sklearn.model_selection import StratifiedKFold, cross_val_predict, permutation_test_score</w:t>
         <w:br/>
@@ -946,7 +1006,7 @@
       <w:r>
         <w:rPr>
           <w:rFonts w:ascii="Courier New" w:hAnsi="Courier New"/>
-          <w:sz w:val="15"/>
+          <w:sz w:val="16"/>
         </w:rPr>
         <w:t>from sklearn.metrics import confusion_matrix, accuracy_score, ConfusionMatrixDisplay</w:t>
         <w:br/>
@@ -954,7 +1014,7 @@
       <w:r>
         <w:rPr>
           <w:rFonts w:ascii="Courier New" w:hAnsi="Courier New"/>
-          <w:sz w:val="15"/>
+          <w:sz w:val="16"/>
         </w:rPr>
         <w:t>from sklearn.pipeline import Pipeline</w:t>
         <w:br/>
@@ -962,7 +1022,7 @@
       <w:r>
         <w:rPr>
           <w:rFonts w:ascii="Courier New" w:hAnsi="Courier New"/>
-          <w:sz w:val="15"/>
+          <w:sz w:val="16"/>
         </w:rPr>
         <w:t>from sklearn.base import BaseEstimator, ClassifierMixin</w:t>
         <w:br/>
@@ -970,7 +1030,7 @@
       <w:r>
         <w:rPr>
           <w:rFonts w:ascii="Courier New" w:hAnsi="Courier New"/>
-          <w:sz w:val="15"/>
+          <w:sz w:val="16"/>
         </w:rPr>
         <w:t>from sklearn.svm import SVC</w:t>
         <w:br/>
@@ -978,7 +1038,7 @@
       <w:r>
         <w:rPr>
           <w:rFonts w:ascii="Courier New" w:hAnsi="Courier New"/>
-          <w:sz w:val="15"/>
+          <w:sz w:val="16"/>
         </w:rPr>
         <w:t>from sklearn.decomposition import PCA</w:t>
         <w:br/>
@@ -986,7 +1046,7 @@
       <w:r>
         <w:rPr>
           <w:rFonts w:ascii="Courier New" w:hAnsi="Courier New"/>
-          <w:sz w:val="15"/>
+          <w:sz w:val="16"/>
         </w:rPr>
         <w:t>from scipy.signal import savgol_filter</w:t>
         <w:br/>
@@ -994,14 +1054,14 @@
       <w:r>
         <w:rPr>
           <w:rFonts w:ascii="Courier New" w:hAnsi="Courier New"/>
-          <w:sz w:val="15"/>
-        </w:rPr>
-        <w:br/>
-      </w:r>
-      <w:r>
-        <w:rPr>
-          <w:rFonts w:ascii="Courier New" w:hAnsi="Courier New"/>
-          <w:sz w:val="15"/>
+          <w:sz w:val="16"/>
+        </w:rPr>
+        <w:br/>
+      </w:r>
+      <w:r>
+        <w:rPr>
+          <w:rFonts w:ascii="Courier New" w:hAnsi="Courier New"/>
+          <w:sz w:val="16"/>
         </w:rPr>
         <w:t>warnings.filterwarnings('ignore')</w:t>
         <w:br/>
@@ -1009,14 +1069,14 @@
       <w:r>
         <w:rPr>
           <w:rFonts w:ascii="Courier New" w:hAnsi="Courier New"/>
-          <w:sz w:val="15"/>
-        </w:rPr>
-        <w:br/>
-      </w:r>
-      <w:r>
-        <w:rPr>
-          <w:rFonts w:ascii="Courier New" w:hAnsi="Courier New"/>
-          <w:sz w:val="15"/>
+          <w:sz w:val="16"/>
+        </w:rPr>
+        <w:br/>
+      </w:r>
+      <w:r>
+        <w:rPr>
+          <w:rFonts w:ascii="Courier New" w:hAnsi="Courier New"/>
+          <w:sz w:val="16"/>
         </w:rPr>
         <w:t># =============================================================================</w:t>
         <w:br/>
@@ -1024,7 +1084,7 @@
       <w:r>
         <w:rPr>
           <w:rFonts w:ascii="Courier New" w:hAnsi="Courier New"/>
-          <w:sz w:val="15"/>
+          <w:sz w:val="16"/>
         </w:rPr>
         <w:t># 0.  SETTINGS</w:t>
         <w:br/>
@@ -1032,7 +1092,7 @@
       <w:r>
         <w:rPr>
           <w:rFonts w:ascii="Courier New" w:hAnsi="Courier New"/>
-          <w:sz w:val="15"/>
+          <w:sz w:val="16"/>
         </w:rPr>
         <w:t># =============================================================================</w:t>
         <w:br/>
@@ -1040,7 +1100,7 @@
       <w:r>
         <w:rPr>
           <w:rFonts w:ascii="Courier New" w:hAnsi="Courier New"/>
-          <w:sz w:val="15"/>
+          <w:sz w:val="16"/>
         </w:rPr>
         <w:t>DATA_PATH      = r"C:\Users\Hira Aman\Desktop\PROF_DOMENICO'S"</w:t>
         <w:br/>
@@ -1048,7 +1108,7 @@
       <w:r>
         <w:rPr>
           <w:rFonts w:ascii="Courier New" w:hAnsi="Courier New"/>
-          <w:sz w:val="15"/>
+          <w:sz w:val="16"/>
         </w:rPr>
         <w:t>FILE_NAME      = "Book1.xls"</w:t>
         <w:br/>
@@ -1056,7 +1116,7 @@
       <w:r>
         <w:rPr>
           <w:rFonts w:ascii="Courier New" w:hAnsi="Courier New"/>
-          <w:sz w:val="15"/>
+          <w:sz w:val="16"/>
         </w:rPr>
         <w:t>SHEET_NAME     = "Sheet1"</w:t>
         <w:br/>
@@ -1064,14 +1124,14 @@
       <w:r>
         <w:rPr>
           <w:rFonts w:ascii="Courier New" w:hAnsi="Courier New"/>
-          <w:sz w:val="15"/>
-        </w:rPr>
-        <w:br/>
-      </w:r>
-      <w:r>
-        <w:rPr>
-          <w:rFonts w:ascii="Courier New" w:hAnsi="Courier New"/>
-          <w:sz w:val="15"/>
+          <w:sz w:val="16"/>
+        </w:rPr>
+        <w:br/>
+      </w:r>
+      <w:r>
+        <w:rPr>
+          <w:rFonts w:ascii="Courier New" w:hAnsi="Courier New"/>
+          <w:sz w:val="16"/>
         </w:rPr>
         <w:t>WAVENUMBER_MIN = 450</w:t>
         <w:br/>
@@ -1079,7 +1139,7 @@
       <w:r>
         <w:rPr>
           <w:rFonts w:ascii="Courier New" w:hAnsi="Courier New"/>
-          <w:sz w:val="15"/>
+          <w:sz w:val="16"/>
         </w:rPr>
         <w:t>WAVENUMBER_MAX = 1800</w:t>
         <w:br/>
@@ -1087,7 +1147,7 @@
       <w:r>
         <w:rPr>
           <w:rFonts w:ascii="Courier New" w:hAnsi="Courier New"/>
-          <w:sz w:val="15"/>
+          <w:sz w:val="16"/>
         </w:rPr>
         <w:t>SG_WINDOW      = 7</w:t>
         <w:br/>
@@ -1095,7 +1155,7 @@
       <w:r>
         <w:rPr>
           <w:rFonts w:ascii="Courier New" w:hAnsi="Courier New"/>
-          <w:sz w:val="15"/>
+          <w:sz w:val="16"/>
         </w:rPr>
         <w:t>SG_POLY        = 2</w:t>
         <w:br/>
@@ -1103,15 +1163,7 @@
       <w:r>
         <w:rPr>
           <w:rFonts w:ascii="Courier New" w:hAnsi="Courier New"/>
-          <w:sz w:val="15"/>
-        </w:rPr>
-        <w:t>VIP_TOP_N      = 2200</w:t>
-        <w:br/>
-      </w:r>
-      <w:r>
-        <w:rPr>
-          <w:rFonts w:ascii="Courier New" w:hAnsi="Courier New"/>
-          <w:sz w:val="15"/>
+          <w:sz w:val="16"/>
         </w:rPr>
         <w:t>N_COMPONENTS   = 5</w:t>
         <w:br/>
@@ -1119,7 +1171,7 @@
       <w:r>
         <w:rPr>
           <w:rFonts w:ascii="Courier New" w:hAnsi="Courier New"/>
-          <w:sz w:val="15"/>
+          <w:sz w:val="16"/>
         </w:rPr>
         <w:t>CV_FOLDS       = 5</w:t>
         <w:br/>
@@ -1127,7 +1179,7 @@
       <w:r>
         <w:rPr>
           <w:rFonts w:ascii="Courier New" w:hAnsi="Courier New"/>
-          <w:sz w:val="15"/>
+          <w:sz w:val="16"/>
         </w:rPr>
         <w:t>N_PERM         = 999</w:t>
         <w:br/>
@@ -1135,7 +1187,7 @@
       <w:r>
         <w:rPr>
           <w:rFonts w:ascii="Courier New" w:hAnsi="Courier New"/>
-          <w:sz w:val="15"/>
+          <w:sz w:val="16"/>
         </w:rPr>
         <w:t>RANDOM_STATE   = 42</w:t>
         <w:br/>
@@ -1143,29 +1195,29 @@
       <w:r>
         <w:rPr>
           <w:rFonts w:ascii="Courier New" w:hAnsi="Courier New"/>
-          <w:sz w:val="15"/>
-        </w:rPr>
-        <w:br/>
-      </w:r>
-      <w:r>
-        <w:rPr>
-          <w:rFonts w:ascii="Courier New" w:hAnsi="Courier New"/>
-          <w:sz w:val="15"/>
-        </w:rPr>
-        <w:t>OUTPUT_DIR = os.path.join(DATA_PATH, "PLSDA_SVM_5fold")</w:t>
-        <w:br/>
-      </w:r>
-      <w:r>
-        <w:rPr>
-          <w:rFonts w:ascii="Courier New" w:hAnsi="Courier New"/>
-          <w:sz w:val="15"/>
-        </w:rPr>
-        <w:br/>
-      </w:r>
-      <w:r>
-        <w:rPr>
-          <w:rFonts w:ascii="Courier New" w:hAnsi="Courier New"/>
-          <w:sz w:val="15"/>
+          <w:sz w:val="16"/>
+        </w:rPr>
+        <w:br/>
+      </w:r>
+      <w:r>
+        <w:rPr>
+          <w:rFonts w:ascii="Courier New" w:hAnsi="Courier New"/>
+          <w:sz w:val="16"/>
+        </w:rPr>
+        <w:t>OUTPUT_DIR = os.path.join(DATA_PATH, "PLSDA_SVM_VIPgt1")</w:t>
+        <w:br/>
+      </w:r>
+      <w:r>
+        <w:rPr>
+          <w:rFonts w:ascii="Courier New" w:hAnsi="Courier New"/>
+          <w:sz w:val="16"/>
+        </w:rPr>
+        <w:br/>
+      </w:r>
+      <w:r>
+        <w:rPr>
+          <w:rFonts w:ascii="Courier New" w:hAnsi="Courier New"/>
+          <w:sz w:val="16"/>
         </w:rPr>
         <w:t>try:</w:t>
         <w:br/>
@@ -1173,7 +1225,7 @@
       <w:r>
         <w:rPr>
           <w:rFonts w:ascii="Courier New" w:hAnsi="Courier New"/>
-          <w:sz w:val="15"/>
+          <w:sz w:val="16"/>
         </w:rPr>
         <w:t xml:space="preserve">    os.makedirs(OUTPUT_DIR, exist_ok=True)</w:t>
         <w:br/>
@@ -1181,7 +1233,7 @@
       <w:r>
         <w:rPr>
           <w:rFonts w:ascii="Courier New" w:hAnsi="Courier New"/>
-          <w:sz w:val="15"/>
+          <w:sz w:val="16"/>
         </w:rPr>
         <w:t>except Exception:</w:t>
         <w:br/>
@@ -1189,7 +1241,7 @@
       <w:r>
         <w:rPr>
           <w:rFonts w:ascii="Courier New" w:hAnsi="Courier New"/>
-          <w:sz w:val="15"/>
+          <w:sz w:val="16"/>
         </w:rPr>
         <w:t xml:space="preserve">    pass</w:t>
         <w:br/>
@@ -1197,7 +1249,7 @@
       <w:r>
         <w:rPr>
           <w:rFonts w:ascii="Courier New" w:hAnsi="Courier New"/>
-          <w:sz w:val="15"/>
+          <w:sz w:val="16"/>
         </w:rPr>
         <w:t>if not os.path.isdir(OUTPUT_DIR):</w:t>
         <w:br/>
@@ -1205,7 +1257,7 @@
       <w:r>
         <w:rPr>
           <w:rFonts w:ascii="Courier New" w:hAnsi="Courier New"/>
-          <w:sz w:val="15"/>
+          <w:sz w:val="16"/>
         </w:rPr>
         <w:t xml:space="preserve">    try:</w:t>
         <w:br/>
@@ -1213,7 +1265,7 @@
       <w:r>
         <w:rPr>
           <w:rFonts w:ascii="Courier New" w:hAnsi="Courier New"/>
-          <w:sz w:val="15"/>
+          <w:sz w:val="16"/>
         </w:rPr>
         <w:t xml:space="preserve">        subprocess.run('cmd /c mkdir "%s"' % OUTPUT_DIR,</w:t>
         <w:br/>
@@ -1221,7 +1273,7 @@
       <w:r>
         <w:rPr>
           <w:rFonts w:ascii="Courier New" w:hAnsi="Courier New"/>
-          <w:sz w:val="15"/>
+          <w:sz w:val="16"/>
         </w:rPr>
         <w:t xml:space="preserve">                       shell=True, check=True, capture_output=True)</w:t>
         <w:br/>
@@ -1229,7 +1281,7 @@
       <w:r>
         <w:rPr>
           <w:rFonts w:ascii="Courier New" w:hAnsi="Courier New"/>
-          <w:sz w:val="15"/>
+          <w:sz w:val="16"/>
         </w:rPr>
         <w:t xml:space="preserve">    except Exception as _e:</w:t>
         <w:br/>
@@ -1237,7 +1289,7 @@
       <w:r>
         <w:rPr>
           <w:rFonts w:ascii="Courier New" w:hAnsi="Courier New"/>
-          <w:sz w:val="15"/>
+          <w:sz w:val="16"/>
         </w:rPr>
         <w:t xml:space="preserve">        raise RuntimeError("Cannot create folder: %s\n%s" % (OUTPUT_DIR, _e))</w:t>
         <w:br/>
@@ -1245,7 +1297,7 @@
       <w:r>
         <w:rPr>
           <w:rFonts w:ascii="Courier New" w:hAnsi="Courier New"/>
-          <w:sz w:val="15"/>
+          <w:sz w:val="16"/>
         </w:rPr>
         <w:t>print("[INFO] Output folder : %s" % OUTPUT_DIR)</w:t>
         <w:br/>
@@ -1253,14 +1305,14 @@
       <w:r>
         <w:rPr>
           <w:rFonts w:ascii="Courier New" w:hAnsi="Courier New"/>
-          <w:sz w:val="15"/>
-        </w:rPr>
-        <w:br/>
-      </w:r>
-      <w:r>
-        <w:rPr>
-          <w:rFonts w:ascii="Courier New" w:hAnsi="Courier New"/>
-          <w:sz w:val="15"/>
+          <w:sz w:val="16"/>
+        </w:rPr>
+        <w:br/>
+      </w:r>
+      <w:r>
+        <w:rPr>
+          <w:rFonts w:ascii="Courier New" w:hAnsi="Courier New"/>
+          <w:sz w:val="16"/>
         </w:rPr>
         <w:t># =============================================================================</w:t>
         <w:br/>
@@ -1268,7 +1320,7 @@
       <w:r>
         <w:rPr>
           <w:rFonts w:ascii="Courier New" w:hAnsi="Courier New"/>
-          <w:sz w:val="15"/>
+          <w:sz w:val="16"/>
         </w:rPr>
         <w:t># 1.  FILE LOADER</w:t>
         <w:br/>
@@ -1276,7 +1328,7 @@
       <w:r>
         <w:rPr>
           <w:rFonts w:ascii="Courier New" w:hAnsi="Courier New"/>
-          <w:sz w:val="15"/>
+          <w:sz w:val="16"/>
         </w:rPr>
         <w:t># =============================================================================</w:t>
         <w:br/>
@@ -1284,7 +1336,7 @@
       <w:r>
         <w:rPr>
           <w:rFonts w:ascii="Courier New" w:hAnsi="Courier New"/>
-          <w:sz w:val="15"/>
+          <w:sz w:val="16"/>
         </w:rPr>
         <w:t>def load_xls(file_path, sheet):</w:t>
         <w:br/>
@@ -1292,7 +1344,7 @@
       <w:r>
         <w:rPr>
           <w:rFonts w:ascii="Courier New" w:hAnsi="Courier New"/>
-          <w:sz w:val="15"/>
+          <w:sz w:val="16"/>
         </w:rPr>
         <w:t xml:space="preserve">    try:</w:t>
         <w:br/>
@@ -1300,7 +1352,7 @@
       <w:r>
         <w:rPr>
           <w:rFonts w:ascii="Courier New" w:hAnsi="Courier New"/>
-          <w:sz w:val="15"/>
+          <w:sz w:val="16"/>
         </w:rPr>
         <w:t xml:space="preserve">        df = pd.read_excel(file_path, sheet_name=sheet,</w:t>
         <w:br/>
@@ -1308,7 +1360,7 @@
       <w:r>
         <w:rPr>
           <w:rFonts w:ascii="Courier New" w:hAnsi="Courier New"/>
-          <w:sz w:val="15"/>
+          <w:sz w:val="16"/>
         </w:rPr>
         <w:t xml:space="preserve">                           header=0, index_col=0, engine='xlrd')</w:t>
         <w:br/>
@@ -1316,7 +1368,7 @@
       <w:r>
         <w:rPr>
           <w:rFonts w:ascii="Courier New" w:hAnsi="Courier New"/>
-          <w:sz w:val="15"/>
+          <w:sz w:val="16"/>
         </w:rPr>
         <w:t xml:space="preserve">        print("[INFO] Engine: xlrd"); return df</w:t>
         <w:br/>
@@ -1324,7 +1376,7 @@
       <w:r>
         <w:rPr>
           <w:rFonts w:ascii="Courier New" w:hAnsi="Courier New"/>
-          <w:sz w:val="15"/>
+          <w:sz w:val="16"/>
         </w:rPr>
         <w:t xml:space="preserve">    except Exception as e1:</w:t>
         <w:br/>
@@ -1332,7 +1384,7 @@
       <w:r>
         <w:rPr>
           <w:rFonts w:ascii="Courier New" w:hAnsi="Courier New"/>
-          <w:sz w:val="15"/>
+          <w:sz w:val="16"/>
         </w:rPr>
         <w:t xml:space="preserve">        print("[INFO] xlrd failed (%s)" % e1.__class__.__name__)</w:t>
         <w:br/>
@@ -1340,7 +1392,7 @@
       <w:r>
         <w:rPr>
           <w:rFonts w:ascii="Courier New" w:hAnsi="Courier New"/>
-          <w:sz w:val="15"/>
+          <w:sz w:val="16"/>
         </w:rPr>
         <w:t xml:space="preserve">    try:</w:t>
         <w:br/>
@@ -1348,7 +1400,7 @@
       <w:r>
         <w:rPr>
           <w:rFonts w:ascii="Courier New" w:hAnsi="Courier New"/>
-          <w:sz w:val="15"/>
+          <w:sz w:val="16"/>
         </w:rPr>
         <w:t xml:space="preserve">        import win32com.client</w:t>
         <w:br/>
@@ -1356,7 +1408,7 @@
       <w:r>
         <w:rPr>
           <w:rFonts w:ascii="Courier New" w:hAnsi="Courier New"/>
-          <w:sz w:val="15"/>
+          <w:sz w:val="16"/>
         </w:rPr>
         <w:t xml:space="preserve">        tmp = file_path.replace('.xls', '_tmp.xlsx')</w:t>
         <w:br/>
@@ -1364,7 +1416,7 @@
       <w:r>
         <w:rPr>
           <w:rFonts w:ascii="Courier New" w:hAnsi="Courier New"/>
-          <w:sz w:val="15"/>
+          <w:sz w:val="16"/>
         </w:rPr>
         <w:t xml:space="preserve">        xl  = win32com.client.Dispatch("Excel.Application")</w:t>
         <w:br/>
@@ -1372,7 +1424,7 @@
       <w:r>
         <w:rPr>
           <w:rFonts w:ascii="Courier New" w:hAnsi="Courier New"/>
-          <w:sz w:val="15"/>
+          <w:sz w:val="16"/>
         </w:rPr>
         <w:t xml:space="preserve">        xl.Visible = False</w:t>
         <w:br/>
@@ -1380,7 +1432,7 @@
       <w:r>
         <w:rPr>
           <w:rFonts w:ascii="Courier New" w:hAnsi="Courier New"/>
-          <w:sz w:val="15"/>
+          <w:sz w:val="16"/>
         </w:rPr>
         <w:t xml:space="preserve">        wb  = xl.Workbooks.Open(file_path)</w:t>
         <w:br/>
@@ -1388,7 +1440,7 @@
       <w:r>
         <w:rPr>
           <w:rFonts w:ascii="Courier New" w:hAnsi="Courier New"/>
-          <w:sz w:val="15"/>
+          <w:sz w:val="16"/>
         </w:rPr>
         <w:t xml:space="preserve">        wb.SaveAs(tmp, FileFormat=51); wb.Close(); xl.Quit()</w:t>
         <w:br/>
@@ -1396,7 +1448,7 @@
       <w:r>
         <w:rPr>
           <w:rFonts w:ascii="Courier New" w:hAnsi="Courier New"/>
-          <w:sz w:val="15"/>
+          <w:sz w:val="16"/>
         </w:rPr>
         <w:t xml:space="preserve">        df = pd.read_excel(tmp, sheet_name=sheet,</w:t>
         <w:br/>
@@ -1404,7 +1456,7 @@
       <w:r>
         <w:rPr>
           <w:rFonts w:ascii="Courier New" w:hAnsi="Courier New"/>
-          <w:sz w:val="15"/>
+          <w:sz w:val="16"/>
         </w:rPr>
         <w:t xml:space="preserve">                           header=0, index_col=0, engine='openpyxl')</w:t>
         <w:br/>
@@ -1412,7 +1464,7 @@
       <w:r>
         <w:rPr>
           <w:rFonts w:ascii="Courier New" w:hAnsi="Courier New"/>
-          <w:sz w:val="15"/>
+          <w:sz w:val="16"/>
         </w:rPr>
         <w:t xml:space="preserve">        os.remove(tmp)</w:t>
         <w:br/>
@@ -1420,7 +1472,7 @@
       <w:r>
         <w:rPr>
           <w:rFonts w:ascii="Courier New" w:hAnsi="Courier New"/>
-          <w:sz w:val="15"/>
+          <w:sz w:val="16"/>
         </w:rPr>
         <w:t xml:space="preserve">        print("[INFO] Engine: Excel COM"); return df</w:t>
         <w:br/>
@@ -1428,7 +1480,7 @@
       <w:r>
         <w:rPr>
           <w:rFonts w:ascii="Courier New" w:hAnsi="Courier New"/>
-          <w:sz w:val="15"/>
+          <w:sz w:val="16"/>
         </w:rPr>
         <w:t xml:space="preserve">    except Exception as e2:</w:t>
         <w:br/>
@@ -1436,7 +1488,7 @@
       <w:r>
         <w:rPr>
           <w:rFonts w:ascii="Courier New" w:hAnsi="Courier New"/>
-          <w:sz w:val="15"/>
+          <w:sz w:val="16"/>
         </w:rPr>
         <w:t xml:space="preserve">        print("[INFO] Excel COM failed (%s)" % e2.__class__.__name__)</w:t>
         <w:br/>
@@ -1444,7 +1496,7 @@
       <w:r>
         <w:rPr>
           <w:rFonts w:ascii="Courier New" w:hAnsi="Courier New"/>
-          <w:sz w:val="15"/>
+          <w:sz w:val="16"/>
         </w:rPr>
         <w:t xml:space="preserve">    try:</w:t>
         <w:br/>
@@ -1452,7 +1504,7 @@
       <w:r>
         <w:rPr>
           <w:rFonts w:ascii="Courier New" w:hAnsi="Courier New"/>
-          <w:sz w:val="15"/>
+          <w:sz w:val="16"/>
         </w:rPr>
         <w:t xml:space="preserve">        import shutil</w:t>
         <w:br/>
@@ -1460,7 +1512,7 @@
       <w:r>
         <w:rPr>
           <w:rFonts w:ascii="Courier New" w:hAnsi="Courier New"/>
-          <w:sz w:val="15"/>
+          <w:sz w:val="16"/>
         </w:rPr>
         <w:t xml:space="preserve">        lo = shutil.which("soffice") or shutil.which("libreoffice")</w:t>
         <w:br/>
@@ -1468,7 +1520,7 @@
       <w:r>
         <w:rPr>
           <w:rFonts w:ascii="Courier New" w:hAnsi="Courier New"/>
-          <w:sz w:val="15"/>
+          <w:sz w:val="16"/>
         </w:rPr>
         <w:t xml:space="preserve">        if lo:</w:t>
         <w:br/>
@@ -1476,7 +1528,7 @@
       <w:r>
         <w:rPr>
           <w:rFonts w:ascii="Courier New" w:hAnsi="Courier New"/>
-          <w:sz w:val="15"/>
+          <w:sz w:val="16"/>
         </w:rPr>
         <w:t xml:space="preserve">            tmp_dir = tempfile.mkdtemp()</w:t>
         <w:br/>
@@ -1484,7 +1536,7 @@
       <w:r>
         <w:rPr>
           <w:rFonts w:ascii="Courier New" w:hAnsi="Courier New"/>
-          <w:sz w:val="15"/>
+          <w:sz w:val="16"/>
         </w:rPr>
         <w:t xml:space="preserve">            subprocess.run([lo, "--headless", "--convert-to", "xlsx",</w:t>
         <w:br/>
@@ -1492,7 +1544,7 @@
       <w:r>
         <w:rPr>
           <w:rFonts w:ascii="Courier New" w:hAnsi="Courier New"/>
-          <w:sz w:val="15"/>
+          <w:sz w:val="16"/>
         </w:rPr>
         <w:t xml:space="preserve">                            "--outdir", tmp_dir, file_path],</w:t>
         <w:br/>
@@ -1500,7 +1552,7 @@
       <w:r>
         <w:rPr>
           <w:rFonts w:ascii="Courier New" w:hAnsi="Courier New"/>
-          <w:sz w:val="15"/>
+          <w:sz w:val="16"/>
         </w:rPr>
         <w:t xml:space="preserve">                           check=True, capture_output=True, timeout=60)</w:t>
         <w:br/>
@@ -1508,7 +1560,7 @@
       <w:r>
         <w:rPr>
           <w:rFonts w:ascii="Courier New" w:hAnsi="Courier New"/>
-          <w:sz w:val="15"/>
+          <w:sz w:val="16"/>
         </w:rPr>
         <w:t xml:space="preserve">            xlsx = os.path.join(tmp_dir,</w:t>
         <w:br/>
@@ -1516,7 +1568,7 @@
       <w:r>
         <w:rPr>
           <w:rFonts w:ascii="Courier New" w:hAnsi="Courier New"/>
-          <w:sz w:val="15"/>
+          <w:sz w:val="16"/>
         </w:rPr>
         <w:t xml:space="preserve">                os.path.basename(file_path).replace('.xls', '.xlsx'))</w:t>
         <w:br/>
@@ -1524,7 +1576,7 @@
       <w:r>
         <w:rPr>
           <w:rFonts w:ascii="Courier New" w:hAnsi="Courier New"/>
-          <w:sz w:val="15"/>
+          <w:sz w:val="16"/>
         </w:rPr>
         <w:t xml:space="preserve">            df = pd.read_excel(xlsx, sheet_name=sheet,</w:t>
         <w:br/>
@@ -1532,7 +1584,7 @@
       <w:r>
         <w:rPr>
           <w:rFonts w:ascii="Courier New" w:hAnsi="Courier New"/>
-          <w:sz w:val="15"/>
+          <w:sz w:val="16"/>
         </w:rPr>
         <w:t xml:space="preserve">                               header=0, index_col=0, engine='openpyxl')</w:t>
         <w:br/>
@@ -1540,7 +1592,7 @@
       <w:r>
         <w:rPr>
           <w:rFonts w:ascii="Courier New" w:hAnsi="Courier New"/>
-          <w:sz w:val="15"/>
+          <w:sz w:val="16"/>
         </w:rPr>
         <w:t xml:space="preserve">            print("[INFO] Engine: LibreOffice"); return df</w:t>
         <w:br/>
@@ -1548,7 +1600,7 @@
       <w:r>
         <w:rPr>
           <w:rFonts w:ascii="Courier New" w:hAnsi="Courier New"/>
-          <w:sz w:val="15"/>
+          <w:sz w:val="16"/>
         </w:rPr>
         <w:t xml:space="preserve">    except Exception as e3:</w:t>
         <w:br/>
@@ -1556,7 +1608,7 @@
       <w:r>
         <w:rPr>
           <w:rFonts w:ascii="Courier New" w:hAnsi="Courier New"/>
-          <w:sz w:val="15"/>
+          <w:sz w:val="16"/>
         </w:rPr>
         <w:t xml:space="preserve">        print("[INFO] LibreOffice failed (%s)" % e3.__class__.__name__)</w:t>
         <w:br/>
@@ -1564,7 +1616,7 @@
       <w:r>
         <w:rPr>
           <w:rFonts w:ascii="Courier New" w:hAnsi="Courier New"/>
-          <w:sz w:val="15"/>
+          <w:sz w:val="16"/>
         </w:rPr>
         <w:t xml:space="preserve">    raise RuntimeError("Cannot read .xls — run: pip install xlrd")</w:t>
         <w:br/>
@@ -1572,14 +1624,14 @@
       <w:r>
         <w:rPr>
           <w:rFonts w:ascii="Courier New" w:hAnsi="Courier New"/>
-          <w:sz w:val="15"/>
-        </w:rPr>
-        <w:br/>
-      </w:r>
-      <w:r>
-        <w:rPr>
-          <w:rFonts w:ascii="Courier New" w:hAnsi="Courier New"/>
-          <w:sz w:val="15"/>
+          <w:sz w:val="16"/>
+        </w:rPr>
+        <w:br/>
+      </w:r>
+      <w:r>
+        <w:rPr>
+          <w:rFonts w:ascii="Courier New" w:hAnsi="Courier New"/>
+          <w:sz w:val="16"/>
         </w:rPr>
         <w:t># =============================================================================</w:t>
         <w:br/>
@@ -1587,7 +1639,7 @@
       <w:r>
         <w:rPr>
           <w:rFonts w:ascii="Courier New" w:hAnsi="Courier New"/>
-          <w:sz w:val="15"/>
+          <w:sz w:val="16"/>
         </w:rPr>
         <w:t># 2.  CLASS MAPPING</w:t>
         <w:br/>
@@ -1595,7 +1647,7 @@
       <w:r>
         <w:rPr>
           <w:rFonts w:ascii="Courier New" w:hAnsi="Courier New"/>
-          <w:sz w:val="15"/>
+          <w:sz w:val="16"/>
         </w:rPr>
         <w:t># =============================================================================</w:t>
         <w:br/>
@@ -1603,7 +1655,7 @@
       <w:r>
         <w:rPr>
           <w:rFonts w:ascii="Courier New" w:hAnsi="Courier New"/>
-          <w:sz w:val="15"/>
+          <w:sz w:val="16"/>
         </w:rPr>
         <w:t>def assign_class(col_name):</w:t>
         <w:br/>
@@ -1611,7 +1663,7 @@
       <w:r>
         <w:rPr>
           <w:rFonts w:ascii="Courier New" w:hAnsi="Courier New"/>
-          <w:sz w:val="15"/>
+          <w:sz w:val="16"/>
         </w:rPr>
         <w:t xml:space="preserve">    s = col_name.lower()</w:t>
         <w:br/>
@@ -1619,7 +1671,7 @@
       <w:r>
         <w:rPr>
           <w:rFonts w:ascii="Courier New" w:hAnsi="Courier New"/>
-          <w:sz w:val="15"/>
+          <w:sz w:val="16"/>
         </w:rPr>
         <w:t xml:space="preserve">    s = re.sub(r'^s\d+[-_]', '', s)</w:t>
         <w:br/>
@@ -1627,7 +1679,7 @@
       <w:r>
         <w:rPr>
           <w:rFonts w:ascii="Courier New" w:hAnsi="Courier New"/>
-          <w:sz w:val="15"/>
+          <w:sz w:val="16"/>
         </w:rPr>
         <w:t xml:space="preserve">    s = s.replace('grsl', 'gr')</w:t>
         <w:br/>
@@ -1635,7 +1687,7 @@
       <w:r>
         <w:rPr>
           <w:rFonts w:ascii="Courier New" w:hAnsi="Courier New"/>
-          <w:sz w:val="15"/>
+          <w:sz w:val="16"/>
         </w:rPr>
         <w:t xml:space="preserve">    s = re.sub(r'^(lugl|marzo\d*)[-_](ssy[-_]?)?', '', s)</w:t>
         <w:br/>
@@ -1643,7 +1695,7 @@
       <w:r>
         <w:rPr>
           <w:rFonts w:ascii="Courier New" w:hAnsi="Courier New"/>
-          <w:sz w:val="15"/>
+          <w:sz w:val="16"/>
         </w:rPr>
         <w:t xml:space="preserve">    s = s.replace('_', '-').replace(' ', '-')</w:t>
         <w:br/>
@@ -1651,7 +1703,7 @@
       <w:r>
         <w:rPr>
           <w:rFonts w:ascii="Courier New" w:hAnsi="Courier New"/>
-          <w:sz w:val="15"/>
+          <w:sz w:val="16"/>
         </w:rPr>
         <w:t xml:space="preserve">    if   re.search(r'gr[-_]?sio2', s): return 'SSY-Gr-SiO2/Si'</w:t>
         <w:br/>
@@ -1659,7 +1711,7 @@
       <w:r>
         <w:rPr>
           <w:rFonts w:ascii="Courier New" w:hAnsi="Courier New"/>
-          <w:sz w:val="15"/>
+          <w:sz w:val="16"/>
         </w:rPr>
         <w:t xml:space="preserve">    elif re.search(r'gr[-_]?pdms', s): return 'SSY-Gr-PDMS'</w:t>
         <w:br/>
@@ -1667,7 +1719,7 @@
       <w:r>
         <w:rPr>
           <w:rFonts w:ascii="Courier New" w:hAnsi="Courier New"/>
-          <w:sz w:val="15"/>
+          <w:sz w:val="16"/>
         </w:rPr>
         <w:t xml:space="preserve">    elif re.search(r'sio2',        s): return 'SSY-SiO2/Si'</w:t>
         <w:br/>
@@ -1675,7 +1727,7 @@
       <w:r>
         <w:rPr>
           <w:rFonts w:ascii="Courier New" w:hAnsi="Courier New"/>
-          <w:sz w:val="15"/>
+          <w:sz w:val="16"/>
         </w:rPr>
         <w:t xml:space="preserve">    elif re.search(r'pdms',        s): return 'SSY-PDMS'</w:t>
         <w:br/>
@@ -1683,7 +1735,7 @@
       <w:r>
         <w:rPr>
           <w:rFonts w:ascii="Courier New" w:hAnsi="Courier New"/>
-          <w:sz w:val="15"/>
+          <w:sz w:val="16"/>
         </w:rPr>
         <w:t xml:space="preserve">    else:                               return None</w:t>
         <w:br/>
@@ -1691,14 +1743,14 @@
       <w:r>
         <w:rPr>
           <w:rFonts w:ascii="Courier New" w:hAnsi="Courier New"/>
-          <w:sz w:val="15"/>
-        </w:rPr>
-        <w:br/>
-      </w:r>
-      <w:r>
-        <w:rPr>
-          <w:rFonts w:ascii="Courier New" w:hAnsi="Courier New"/>
-          <w:sz w:val="15"/>
+          <w:sz w:val="16"/>
+        </w:rPr>
+        <w:br/>
+      </w:r>
+      <w:r>
+        <w:rPr>
+          <w:rFonts w:ascii="Courier New" w:hAnsi="Courier New"/>
+          <w:sz w:val="16"/>
         </w:rPr>
         <w:t># =============================================================================</w:t>
         <w:br/>
@@ -1706,7 +1758,7 @@
       <w:r>
         <w:rPr>
           <w:rFonts w:ascii="Courier New" w:hAnsi="Courier New"/>
-          <w:sz w:val="15"/>
+          <w:sz w:val="16"/>
         </w:rPr>
         <w:t># 3.  LOAD &amp; CROP DATA</w:t>
         <w:br/>
@@ -1714,7 +1766,7 @@
       <w:r>
         <w:rPr>
           <w:rFonts w:ascii="Courier New" w:hAnsi="Courier New"/>
-          <w:sz w:val="15"/>
+          <w:sz w:val="16"/>
         </w:rPr>
         <w:t># =============================================================================</w:t>
         <w:br/>
@@ -1722,7 +1774,7 @@
       <w:r>
         <w:rPr>
           <w:rFonts w:ascii="Courier New" w:hAnsi="Courier New"/>
-          <w:sz w:val="15"/>
+          <w:sz w:val="16"/>
         </w:rPr>
         <w:t>print("\n" + "=" * 65)</w:t>
         <w:br/>
@@ -1730,7 +1782,7 @@
       <w:r>
         <w:rPr>
           <w:rFonts w:ascii="Courier New" w:hAnsi="Courier New"/>
-          <w:sz w:val="15"/>
+          <w:sz w:val="16"/>
         </w:rPr>
         <w:t>print("  PLS-DA + SVM-RBF  |  5-FOLD CV ONLY  |  80 SPECTRA")</w:t>
         <w:br/>
@@ -1738,7 +1790,7 @@
       <w:r>
         <w:rPr>
           <w:rFonts w:ascii="Courier New" w:hAnsi="Courier New"/>
-          <w:sz w:val="15"/>
+          <w:sz w:val="16"/>
         </w:rPr>
         <w:t>print("=" * 65)</w:t>
         <w:br/>
@@ -1746,14 +1798,14 @@
       <w:r>
         <w:rPr>
           <w:rFonts w:ascii="Courier New" w:hAnsi="Courier New"/>
-          <w:sz w:val="15"/>
-        </w:rPr>
-        <w:br/>
-      </w:r>
-      <w:r>
-        <w:rPr>
-          <w:rFonts w:ascii="Courier New" w:hAnsi="Courier New"/>
-          <w:sz w:val="15"/>
+          <w:sz w:val="16"/>
+        </w:rPr>
+        <w:br/>
+      </w:r>
+      <w:r>
+        <w:rPr>
+          <w:rFonts w:ascii="Courier New" w:hAnsi="Courier New"/>
+          <w:sz w:val="16"/>
         </w:rPr>
         <w:t>raw             = load_xls(os.path.join(DATA_PATH, FILE_NAME), SHEET_NAME)</w:t>
         <w:br/>
@@ -1761,7 +1813,7 @@
       <w:r>
         <w:rPr>
           <w:rFonts w:ascii="Courier New" w:hAnsi="Courier New"/>
-          <w:sz w:val="15"/>
+          <w:sz w:val="16"/>
         </w:rPr>
         <w:t>wavenumbers_all = raw.index.astype(float).values</w:t>
         <w:br/>
@@ -1769,7 +1821,7 @@
       <w:r>
         <w:rPr>
           <w:rFonts w:ascii="Courier New" w:hAnsi="Courier New"/>
-          <w:sz w:val="15"/>
+          <w:sz w:val="16"/>
         </w:rPr>
         <w:t>col_names_all   = raw.columns.tolist()</w:t>
         <w:br/>
@@ -1777,7 +1829,7 @@
       <w:r>
         <w:rPr>
           <w:rFonts w:ascii="Courier New" w:hAnsi="Courier New"/>
-          <w:sz w:val="15"/>
+          <w:sz w:val="16"/>
         </w:rPr>
         <w:t>X_all           = raw.values.T.astype(float)</w:t>
         <w:br/>
@@ -1785,14 +1837,14 @@
       <w:r>
         <w:rPr>
           <w:rFonts w:ascii="Courier New" w:hAnsi="Courier New"/>
-          <w:sz w:val="15"/>
-        </w:rPr>
-        <w:br/>
-      </w:r>
-      <w:r>
-        <w:rPr>
-          <w:rFonts w:ascii="Courier New" w:hAnsi="Courier New"/>
-          <w:sz w:val="15"/>
+          <w:sz w:val="16"/>
+        </w:rPr>
+        <w:br/>
+      </w:r>
+      <w:r>
+        <w:rPr>
+          <w:rFonts w:ascii="Courier New" w:hAnsi="Courier New"/>
+          <w:sz w:val="16"/>
         </w:rPr>
         <w:t>crop_mask   = (wavenumbers_all &gt;= WAVENUMBER_MIN) &amp; (wavenumbers_all &lt;= WAVENUMBER_MAX)</w:t>
         <w:br/>
@@ -1800,7 +1852,7 @@
       <w:r>
         <w:rPr>
           <w:rFonts w:ascii="Courier New" w:hAnsi="Courier New"/>
-          <w:sz w:val="15"/>
+          <w:sz w:val="16"/>
         </w:rPr>
         <w:t>wavenumbers = wavenumbers_all[crop_mask]</w:t>
         <w:br/>
@@ -1808,7 +1860,7 @@
       <w:r>
         <w:rPr>
           <w:rFonts w:ascii="Courier New" w:hAnsi="Courier New"/>
-          <w:sz w:val="15"/>
+          <w:sz w:val="16"/>
         </w:rPr>
         <w:t>X_crop      = X_all[:, crop_mask]</w:t>
         <w:br/>
@@ -1816,7 +1868,7 @@
       <w:r>
         <w:rPr>
           <w:rFonts w:ascii="Courier New" w:hAnsi="Courier New"/>
-          <w:sz w:val="15"/>
+          <w:sz w:val="16"/>
         </w:rPr>
         <w:t>print("[INFO] Window: %d-%d cm-1  (%d points)" % (WAVENUMBER_MIN, WAVENUMBER_MAX, X_crop.shape[1]))</w:t>
         <w:br/>
@@ -1824,14 +1876,14 @@
       <w:r>
         <w:rPr>
           <w:rFonts w:ascii="Courier New" w:hAnsi="Courier New"/>
-          <w:sz w:val="15"/>
-        </w:rPr>
-        <w:br/>
-      </w:r>
-      <w:r>
-        <w:rPr>
-          <w:rFonts w:ascii="Courier New" w:hAnsi="Courier New"/>
-          <w:sz w:val="15"/>
+          <w:sz w:val="16"/>
+        </w:rPr>
+        <w:br/>
+      </w:r>
+      <w:r>
+        <w:rPr>
+          <w:rFonts w:ascii="Courier New" w:hAnsi="Courier New"/>
+          <w:sz w:val="16"/>
         </w:rPr>
         <w:t>classes_raw = np.array([assign_class(c) for c in col_names_all])</w:t>
         <w:br/>
@@ -1839,7 +1891,7 @@
       <w:r>
         <w:rPr>
           <w:rFonts w:ascii="Courier New" w:hAnsi="Courier New"/>
-          <w:sz w:val="15"/>
+          <w:sz w:val="16"/>
         </w:rPr>
         <w:t>valid_mask  = classes_raw != None</w:t>
         <w:br/>
@@ -1847,7 +1899,7 @@
       <w:r>
         <w:rPr>
           <w:rFonts w:ascii="Courier New" w:hAnsi="Courier New"/>
-          <w:sz w:val="15"/>
+          <w:sz w:val="16"/>
         </w:rPr>
         <w:t>X_crop      = X_crop[valid_mask]</w:t>
         <w:br/>
@@ -1855,7 +1907,7 @@
       <w:r>
         <w:rPr>
           <w:rFonts w:ascii="Courier New" w:hAnsi="Courier New"/>
-          <w:sz w:val="15"/>
+          <w:sz w:val="16"/>
         </w:rPr>
         <w:t>classes     = classes_raw[valid_mask]</w:t>
         <w:br/>
@@ -1863,7 +1915,7 @@
       <w:r>
         <w:rPr>
           <w:rFonts w:ascii="Courier New" w:hAnsi="Courier New"/>
-          <w:sz w:val="15"/>
+          <w:sz w:val="16"/>
         </w:rPr>
         <w:t>col_names   = [col_names_all[i] for i in range(len(col_names_all)) if valid_mask[i]]</w:t>
         <w:br/>
@@ -1871,14 +1923,14 @@
       <w:r>
         <w:rPr>
           <w:rFonts w:ascii="Courier New" w:hAnsi="Courier New"/>
-          <w:sz w:val="15"/>
-        </w:rPr>
-        <w:br/>
-      </w:r>
-      <w:r>
-        <w:rPr>
-          <w:rFonts w:ascii="Courier New" w:hAnsi="Courier New"/>
-          <w:sz w:val="15"/>
+          <w:sz w:val="16"/>
+        </w:rPr>
+        <w:br/>
+      </w:r>
+      <w:r>
+        <w:rPr>
+          <w:rFonts w:ascii="Courier New" w:hAnsi="Courier New"/>
+          <w:sz w:val="16"/>
         </w:rPr>
         <w:t>le = LabelEncoder()</w:t>
         <w:br/>
@@ -1886,7 +1938,7 @@
       <w:r>
         <w:rPr>
           <w:rFonts w:ascii="Courier New" w:hAnsi="Courier New"/>
-          <w:sz w:val="15"/>
+          <w:sz w:val="16"/>
         </w:rPr>
         <w:t>y  = le.fit_transform(classes)</w:t>
         <w:br/>
@@ -1894,14 +1946,14 @@
       <w:r>
         <w:rPr>
           <w:rFonts w:ascii="Courier New" w:hAnsi="Courier New"/>
-          <w:sz w:val="15"/>
-        </w:rPr>
-        <w:br/>
-      </w:r>
-      <w:r>
-        <w:rPr>
-          <w:rFonts w:ascii="Courier New" w:hAnsi="Courier New"/>
-          <w:sz w:val="15"/>
+          <w:sz w:val="16"/>
+        </w:rPr>
+        <w:br/>
+      </w:r>
+      <w:r>
+        <w:rPr>
+          <w:rFonts w:ascii="Courier New" w:hAnsi="Courier New"/>
+          <w:sz w:val="16"/>
         </w:rPr>
         <w:t>print("[INFO] Samples: %d" % len(classes))</w:t>
         <w:br/>
@@ -1909,7 +1961,7 @@
       <w:r>
         <w:rPr>
           <w:rFonts w:ascii="Courier New" w:hAnsi="Courier New"/>
-          <w:sz w:val="15"/>
+          <w:sz w:val="16"/>
         </w:rPr>
         <w:t>for cls, cnt in zip(*np.unique(classes, return_counts=True)):</w:t>
         <w:br/>
@@ -1917,7 +1969,7 @@
       <w:r>
         <w:rPr>
           <w:rFonts w:ascii="Courier New" w:hAnsi="Courier New"/>
-          <w:sz w:val="15"/>
+          <w:sz w:val="16"/>
         </w:rPr>
         <w:t xml:space="preserve">    print("  %-25s : %d" % (cls, cnt))</w:t>
         <w:br/>
@@ -1925,14 +1977,14 @@
       <w:r>
         <w:rPr>
           <w:rFonts w:ascii="Courier New" w:hAnsi="Courier New"/>
-          <w:sz w:val="15"/>
-        </w:rPr>
-        <w:br/>
-      </w:r>
-      <w:r>
-        <w:rPr>
-          <w:rFonts w:ascii="Courier New" w:hAnsi="Courier New"/>
-          <w:sz w:val="15"/>
+          <w:sz w:val="16"/>
+        </w:rPr>
+        <w:br/>
+      </w:r>
+      <w:r>
+        <w:rPr>
+          <w:rFonts w:ascii="Courier New" w:hAnsi="Courier New"/>
+          <w:sz w:val="16"/>
         </w:rPr>
         <w:t># =============================================================================</w:t>
         <w:br/>
@@ -1940,7 +1992,7 @@
       <w:r>
         <w:rPr>
           <w:rFonts w:ascii="Courier New" w:hAnsi="Courier New"/>
-          <w:sz w:val="15"/>
+          <w:sz w:val="16"/>
         </w:rPr>
         <w:t># 4.  PRE-PROCESSING</w:t>
         <w:br/>
@@ -1948,7 +2000,7 @@
       <w:r>
         <w:rPr>
           <w:rFonts w:ascii="Courier New" w:hAnsi="Courier New"/>
-          <w:sz w:val="15"/>
+          <w:sz w:val="16"/>
         </w:rPr>
         <w:t># =============================================================================</w:t>
         <w:br/>
@@ -1956,7 +2008,7 @@
       <w:r>
         <w:rPr>
           <w:rFonts w:ascii="Courier New" w:hAnsi="Courier New"/>
-          <w:sz w:val="15"/>
+          <w:sz w:val="16"/>
         </w:rPr>
         <w:t>X_sm = savgol_filter(X_crop, window_length=SG_WINDOW, polyorder=SG_POLY, axis=1)</w:t>
         <w:br/>
@@ -1964,7 +2016,7 @@
       <w:r>
         <w:rPr>
           <w:rFonts w:ascii="Courier New" w:hAnsi="Courier New"/>
-          <w:sz w:val="15"/>
+          <w:sz w:val="16"/>
         </w:rPr>
         <w:t>print("[INFO] SG smoothing (window=%d, poly=%d)" % (SG_WINDOW, SG_POLY))</w:t>
         <w:br/>
@@ -1972,14 +2024,14 @@
       <w:r>
         <w:rPr>
           <w:rFonts w:ascii="Courier New" w:hAnsi="Courier New"/>
-          <w:sz w:val="15"/>
-        </w:rPr>
-        <w:br/>
-      </w:r>
-      <w:r>
-        <w:rPr>
-          <w:rFonts w:ascii="Courier New" w:hAnsi="Courier New"/>
-          <w:sz w:val="15"/>
+          <w:sz w:val="16"/>
+        </w:rPr>
+        <w:br/>
+      </w:r>
+      <w:r>
+        <w:rPr>
+          <w:rFonts w:ascii="Courier New" w:hAnsi="Courier New"/>
+          <w:sz w:val="16"/>
         </w:rPr>
         <w:t># =============================================================================</w:t>
         <w:br/>
@@ -1987,7 +2039,7 @@
       <w:r>
         <w:rPr>
           <w:rFonts w:ascii="Courier New" w:hAnsi="Courier New"/>
-          <w:sz w:val="15"/>
+          <w:sz w:val="16"/>
         </w:rPr>
         <w:t># 5.  VIP HELPER</w:t>
         <w:br/>
@@ -1995,7 +2047,7 @@
       <w:r>
         <w:rPr>
           <w:rFonts w:ascii="Courier New" w:hAnsi="Courier New"/>
-          <w:sz w:val="15"/>
+          <w:sz w:val="16"/>
         </w:rPr>
         <w:t># =============================================================================</w:t>
         <w:br/>
@@ -2003,7 +2055,7 @@
       <w:r>
         <w:rPr>
           <w:rFonts w:ascii="Courier New" w:hAnsi="Courier New"/>
-          <w:sz w:val="15"/>
+          <w:sz w:val="16"/>
         </w:rPr>
         <w:t>def compute_vip(fitted_pls):</w:t>
         <w:br/>
@@ -2011,7 +2063,7 @@
       <w:r>
         <w:rPr>
           <w:rFonts w:ascii="Courier New" w:hAnsi="Courier New"/>
-          <w:sz w:val="15"/>
+          <w:sz w:val="16"/>
         </w:rPr>
         <w:t xml:space="preserve">    T_ = fitted_pls.x_scores_</w:t>
         <w:br/>
@@ -2019,7 +2071,7 @@
       <w:r>
         <w:rPr>
           <w:rFonts w:ascii="Courier New" w:hAnsi="Courier New"/>
-          <w:sz w:val="15"/>
+          <w:sz w:val="16"/>
         </w:rPr>
         <w:t xml:space="preserve">    W_ = fitted_pls.x_weights_</w:t>
         <w:br/>
@@ -2027,7 +2079,7 @@
       <w:r>
         <w:rPr>
           <w:rFonts w:ascii="Courier New" w:hAnsi="Courier New"/>
-          <w:sz w:val="15"/>
+          <w:sz w:val="16"/>
         </w:rPr>
         <w:t xml:space="preserve">    Q_ = fitted_pls.y_loadings_</w:t>
         <w:br/>
@@ -2035,7 +2087,7 @@
       <w:r>
         <w:rPr>
           <w:rFonts w:ascii="Courier New" w:hAnsi="Courier New"/>
-          <w:sz w:val="15"/>
+          <w:sz w:val="16"/>
         </w:rPr>
         <w:t xml:space="preserve">    p  = W_.shape[0]</w:t>
         <w:br/>
@@ -2043,7 +2095,7 @@
       <w:r>
         <w:rPr>
           <w:rFonts w:ascii="Courier New" w:hAnsi="Courier New"/>
-          <w:sz w:val="15"/>
+          <w:sz w:val="16"/>
         </w:rPr>
         <w:t xml:space="preserve">    SS = np.sum(T_**2, axis=0) * np.sum(Q_**2, axis=0)</w:t>
         <w:br/>
@@ -2051,7 +2103,7 @@
       <w:r>
         <w:rPr>
           <w:rFonts w:ascii="Courier New" w:hAnsi="Courier New"/>
-          <w:sz w:val="15"/>
+          <w:sz w:val="16"/>
         </w:rPr>
         <w:t xml:space="preserve">    Wn = W_ / np.linalg.norm(W_, axis=0)</w:t>
         <w:br/>
@@ -2059,7 +2111,7 @@
       <w:r>
         <w:rPr>
           <w:rFonts w:ascii="Courier New" w:hAnsi="Courier New"/>
-          <w:sz w:val="15"/>
+          <w:sz w:val="16"/>
         </w:rPr>
         <w:t xml:space="preserve">    return np.sqrt(p * np.sum(SS * Wn**2, axis=1) / np.sum(SS))</w:t>
         <w:br/>
@@ -2067,14 +2119,14 @@
       <w:r>
         <w:rPr>
           <w:rFonts w:ascii="Courier New" w:hAnsi="Courier New"/>
-          <w:sz w:val="15"/>
-        </w:rPr>
-        <w:br/>
-      </w:r>
-      <w:r>
-        <w:rPr>
-          <w:rFonts w:ascii="Courier New" w:hAnsi="Courier New"/>
-          <w:sz w:val="15"/>
+          <w:sz w:val="16"/>
+        </w:rPr>
+        <w:br/>
+      </w:r>
+      <w:r>
+        <w:rPr>
+          <w:rFonts w:ascii="Courier New" w:hAnsi="Courier New"/>
+          <w:sz w:val="16"/>
         </w:rPr>
         <w:t># =============================================================================</w:t>
         <w:br/>
@@ -2082,7 +2134,7 @@
       <w:r>
         <w:rPr>
           <w:rFonts w:ascii="Courier New" w:hAnsi="Courier New"/>
-          <w:sz w:val="15"/>
+          <w:sz w:val="16"/>
         </w:rPr>
         <w:t># 6.  VIP SELECTION</w:t>
         <w:br/>
@@ -2090,7 +2142,7 @@
       <w:r>
         <w:rPr>
           <w:rFonts w:ascii="Courier New" w:hAnsi="Courier New"/>
-          <w:sz w:val="15"/>
+          <w:sz w:val="16"/>
         </w:rPr>
         <w:t># =============================================================================</w:t>
         <w:br/>
@@ -2098,15 +2150,15 @@
       <w:r>
         <w:rPr>
           <w:rFonts w:ascii="Courier New" w:hAnsi="Courier New"/>
-          <w:sz w:val="15"/>
-        </w:rPr>
-        <w:t>print("\n[VIP] 3-LV PLS-DA -&gt; top-%d VIP ..." % VIP_TOP_N)</w:t>
-        <w:br/>
-      </w:r>
-      <w:r>
-        <w:rPr>
-          <w:rFonts w:ascii="Courier New" w:hAnsi="Courier New"/>
-          <w:sz w:val="15"/>
+          <w:sz w:val="16"/>
+        </w:rPr>
+        <w:t>print("\n[VIP] 3-LV PLS-DA -&gt; all variables with VIP &gt; 1 ...")</w:t>
+        <w:br/>
+      </w:r>
+      <w:r>
+        <w:rPr>
+          <w:rFonts w:ascii="Courier New" w:hAnsi="Courier New"/>
+          <w:sz w:val="16"/>
         </w:rPr>
         <w:t>sc_init  = StandardScaler().fit(X_sm)</w:t>
         <w:br/>
@@ -2114,7 +2166,7 @@
       <w:r>
         <w:rPr>
           <w:rFonts w:ascii="Courier New" w:hAnsi="Courier New"/>
-          <w:sz w:val="15"/>
+          <w:sz w:val="16"/>
         </w:rPr>
         <w:t>Xs_init  = sc_init.transform(X_sm)</w:t>
         <w:br/>
@@ -2122,7 +2174,7 @@
       <w:r>
         <w:rPr>
           <w:rFonts w:ascii="Courier New" w:hAnsi="Courier New"/>
-          <w:sz w:val="15"/>
+          <w:sz w:val="16"/>
         </w:rPr>
         <w:t>Yd_init  = pd.get_dummies(pd.Series(y)).values.astype(float)</w:t>
         <w:br/>
@@ -2130,7 +2182,7 @@
       <w:r>
         <w:rPr>
           <w:rFonts w:ascii="Courier New" w:hAnsi="Courier New"/>
-          <w:sz w:val="15"/>
+          <w:sz w:val="16"/>
         </w:rPr>
         <w:t>pls_init = PLSRegression(n_components=3, scale=False, max_iter=10000)</w:t>
         <w:br/>
@@ -2138,7 +2190,7 @@
       <w:r>
         <w:rPr>
           <w:rFonts w:ascii="Courier New" w:hAnsi="Courier New"/>
-          <w:sz w:val="15"/>
+          <w:sz w:val="16"/>
         </w:rPr>
         <w:t>pls_init.fit(Xs_init, Yd_init)</w:t>
         <w:br/>
@@ -2146,70 +2198,70 @@
       <w:r>
         <w:rPr>
           <w:rFonts w:ascii="Courier New" w:hAnsi="Courier New"/>
-          <w:sz w:val="15"/>
-        </w:rPr>
-        <w:t>vip_all   = compute_vip(pls_init)</w:t>
-        <w:br/>
-      </w:r>
-      <w:r>
-        <w:rPr>
-          <w:rFonts w:ascii="Courier New" w:hAnsi="Courier New"/>
-          <w:sz w:val="15"/>
-        </w:rPr>
-        <w:t>n_vip_gt1 = int((vip_all &gt; 1).sum())</w:t>
-        <w:br/>
-      </w:r>
-      <w:r>
-        <w:rPr>
-          <w:rFonts w:ascii="Courier New" w:hAnsi="Courier New"/>
-          <w:sz w:val="15"/>
-        </w:rPr>
-        <w:t>top_idx   = np.argsort(vip_all)[-VIP_TOP_N:]</w:t>
-        <w:br/>
-      </w:r>
-      <w:r>
-        <w:rPr>
-          <w:rFonts w:ascii="Courier New" w:hAnsi="Courier New"/>
-          <w:sz w:val="15"/>
-        </w:rPr>
-        <w:t>wn_sel    = wavenumbers[top_idx]</w:t>
-        <w:br/>
-      </w:r>
-      <w:r>
-        <w:rPr>
-          <w:rFonts w:ascii="Courier New" w:hAnsi="Courier New"/>
-          <w:sz w:val="15"/>
-        </w:rPr>
-        <w:t>X_sel     = X_sm[:, top_idx]</w:t>
-        <w:br/>
-      </w:r>
-      <w:r>
-        <w:rPr>
-          <w:rFonts w:ascii="Courier New" w:hAnsi="Courier New"/>
-          <w:sz w:val="15"/>
-        </w:rPr>
-        <w:t>print("[VIP] VIP &gt; 1: %d/%d  |  top-%d: %.0f-%.0f cm-1" % (</w:t>
-        <w:br/>
-      </w:r>
-      <w:r>
-        <w:rPr>
-          <w:rFonts w:ascii="Courier New" w:hAnsi="Courier New"/>
-          <w:sz w:val="15"/>
-        </w:rPr>
-        <w:t xml:space="preserve">    n_vip_gt1, len(vip_all), VIP_TOP_N, wn_sel.min(), wn_sel.max()))</w:t>
-        <w:br/>
-      </w:r>
-      <w:r>
-        <w:rPr>
-          <w:rFonts w:ascii="Courier New" w:hAnsi="Courier New"/>
-          <w:sz w:val="15"/>
-        </w:rPr>
-        <w:br/>
-      </w:r>
-      <w:r>
-        <w:rPr>
-          <w:rFonts w:ascii="Courier New" w:hAnsi="Courier New"/>
-          <w:sz w:val="15"/>
+          <w:sz w:val="16"/>
+        </w:rPr>
+        <w:t>vip_all        = compute_vip(pls_init)</w:t>
+        <w:br/>
+      </w:r>
+      <w:r>
+        <w:rPr>
+          <w:rFonts w:ascii="Courier New" w:hAnsi="Courier New"/>
+          <w:sz w:val="16"/>
+        </w:rPr>
+        <w:t>top_idx        = np.where(vip_all &gt; 1)[0]</w:t>
+        <w:br/>
+      </w:r>
+      <w:r>
+        <w:rPr>
+          <w:rFonts w:ascii="Courier New" w:hAnsi="Courier New"/>
+          <w:sz w:val="16"/>
+        </w:rPr>
+        <w:t>n_vip_selected = len(top_idx)</w:t>
+        <w:br/>
+      </w:r>
+      <w:r>
+        <w:rPr>
+          <w:rFonts w:ascii="Courier New" w:hAnsi="Courier New"/>
+          <w:sz w:val="16"/>
+        </w:rPr>
+        <w:t>wn_sel         = wavenumbers[top_idx]</w:t>
+        <w:br/>
+      </w:r>
+      <w:r>
+        <w:rPr>
+          <w:rFonts w:ascii="Courier New" w:hAnsi="Courier New"/>
+          <w:sz w:val="16"/>
+        </w:rPr>
+        <w:t>X_sel          = X_sm[:, top_idx]</w:t>
+        <w:br/>
+      </w:r>
+      <w:r>
+        <w:rPr>
+          <w:rFonts w:ascii="Courier New" w:hAnsi="Courier New"/>
+          <w:sz w:val="16"/>
+        </w:rPr>
+        <w:t>print("[VIP] VIP &gt; 1: %d/%d  |  range: %.0f-%.0f cm-1" % (</w:t>
+        <w:br/>
+      </w:r>
+      <w:r>
+        <w:rPr>
+          <w:rFonts w:ascii="Courier New" w:hAnsi="Courier New"/>
+          <w:sz w:val="16"/>
+        </w:rPr>
+        <w:t xml:space="preserve">    n_vip_selected, len(vip_all), wn_sel.min(), wn_sel.max()))</w:t>
+        <w:br/>
+      </w:r>
+      <w:r>
+        <w:rPr>
+          <w:rFonts w:ascii="Courier New" w:hAnsi="Courier New"/>
+          <w:sz w:val="16"/>
+        </w:rPr>
+        <w:br/>
+      </w:r>
+      <w:r>
+        <w:rPr>
+          <w:rFonts w:ascii="Courier New" w:hAnsi="Courier New"/>
+          <w:sz w:val="16"/>
         </w:rPr>
         <w:t># =============================================================================</w:t>
         <w:br/>
@@ -2217,7 +2269,7 @@
       <w:r>
         <w:rPr>
           <w:rFonts w:ascii="Courier New" w:hAnsi="Courier New"/>
-          <w:sz w:val="15"/>
+          <w:sz w:val="16"/>
         </w:rPr>
         <w:t># 7.  PLS-DA CLASSIFIER</w:t>
         <w:br/>
@@ -2225,7 +2277,7 @@
       <w:r>
         <w:rPr>
           <w:rFonts w:ascii="Courier New" w:hAnsi="Courier New"/>
-          <w:sz w:val="15"/>
+          <w:sz w:val="16"/>
         </w:rPr>
         <w:t># =============================================================================</w:t>
         <w:br/>
@@ -2233,7 +2285,7 @@
       <w:r>
         <w:rPr>
           <w:rFonts w:ascii="Courier New" w:hAnsi="Courier New"/>
-          <w:sz w:val="15"/>
+          <w:sz w:val="16"/>
         </w:rPr>
         <w:t>class PLSDAClf(BaseEstimator, ClassifierMixin):</w:t>
         <w:br/>
@@ -2241,7 +2293,7 @@
       <w:r>
         <w:rPr>
           <w:rFonts w:ascii="Courier New" w:hAnsi="Courier New"/>
-          <w:sz w:val="15"/>
+          <w:sz w:val="16"/>
         </w:rPr>
         <w:t xml:space="preserve">    def __init__(self, n_components=5):</w:t>
         <w:br/>
@@ -2249,7 +2301,7 @@
       <w:r>
         <w:rPr>
           <w:rFonts w:ascii="Courier New" w:hAnsi="Courier New"/>
-          <w:sz w:val="15"/>
+          <w:sz w:val="16"/>
         </w:rPr>
         <w:t xml:space="preserve">        self.n_components = n_components</w:t>
         <w:br/>
@@ -2257,7 +2309,7 @@
       <w:r>
         <w:rPr>
           <w:rFonts w:ascii="Courier New" w:hAnsi="Courier New"/>
-          <w:sz w:val="15"/>
+          <w:sz w:val="16"/>
         </w:rPr>
         <w:t xml:space="preserve">    def fit(self, X, y):</w:t>
         <w:br/>
@@ -2265,7 +2317,7 @@
       <w:r>
         <w:rPr>
           <w:rFonts w:ascii="Courier New" w:hAnsi="Courier New"/>
-          <w:sz w:val="15"/>
+          <w:sz w:val="16"/>
         </w:rPr>
         <w:t xml:space="preserve">        self.classes_ = np.unique(y)</w:t>
         <w:br/>
@@ -2273,7 +2325,7 @@
       <w:r>
         <w:rPr>
           <w:rFonts w:ascii="Courier New" w:hAnsi="Courier New"/>
-          <w:sz w:val="15"/>
+          <w:sz w:val="16"/>
         </w:rPr>
         <w:t xml:space="preserve">        Yd = pd.get_dummies(pd.Series(y)).values.astype(float)</w:t>
         <w:br/>
@@ -2281,7 +2333,7 @@
       <w:r>
         <w:rPr>
           <w:rFonts w:ascii="Courier New" w:hAnsi="Courier New"/>
-          <w:sz w:val="15"/>
+          <w:sz w:val="16"/>
         </w:rPr>
         <w:t xml:space="preserve">        self._pls = PLSRegression(n_components=self.n_components,</w:t>
         <w:br/>
@@ -2289,7 +2341,7 @@
       <w:r>
         <w:rPr>
           <w:rFonts w:ascii="Courier New" w:hAnsi="Courier New"/>
-          <w:sz w:val="15"/>
+          <w:sz w:val="16"/>
         </w:rPr>
         <w:t xml:space="preserve">                                  scale=False, max_iter=10000)</w:t>
         <w:br/>
@@ -2297,7 +2349,7 @@
       <w:r>
         <w:rPr>
           <w:rFonts w:ascii="Courier New" w:hAnsi="Courier New"/>
-          <w:sz w:val="15"/>
+          <w:sz w:val="16"/>
         </w:rPr>
         <w:t xml:space="preserve">        self._pls.fit(X, Yd)</w:t>
         <w:br/>
@@ -2305,7 +2357,7 @@
       <w:r>
         <w:rPr>
           <w:rFonts w:ascii="Courier New" w:hAnsi="Courier New"/>
-          <w:sz w:val="15"/>
+          <w:sz w:val="16"/>
         </w:rPr>
         <w:t xml:space="preserve">        return self</w:t>
         <w:br/>
@@ -2313,7 +2365,7 @@
       <w:r>
         <w:rPr>
           <w:rFonts w:ascii="Courier New" w:hAnsi="Courier New"/>
-          <w:sz w:val="15"/>
+          <w:sz w:val="16"/>
         </w:rPr>
         <w:t xml:space="preserve">    def predict(self, X):</w:t>
         <w:br/>
@@ -2321,7 +2373,7 @@
       <w:r>
         <w:rPr>
           <w:rFonts w:ascii="Courier New" w:hAnsi="Courier New"/>
-          <w:sz w:val="15"/>
+          <w:sz w:val="16"/>
         </w:rPr>
         <w:t xml:space="preserve">        return np.argmax(self._pls.predict(X), axis=1)</w:t>
         <w:br/>
@@ -2329,14 +2381,14 @@
       <w:r>
         <w:rPr>
           <w:rFonts w:ascii="Courier New" w:hAnsi="Courier New"/>
-          <w:sz w:val="15"/>
-        </w:rPr>
-        <w:br/>
-      </w:r>
-      <w:r>
-        <w:rPr>
-          <w:rFonts w:ascii="Courier New" w:hAnsi="Courier New"/>
-          <w:sz w:val="15"/>
+          <w:sz w:val="16"/>
+        </w:rPr>
+        <w:br/>
+      </w:r>
+      <w:r>
+        <w:rPr>
+          <w:rFonts w:ascii="Courier New" w:hAnsi="Courier New"/>
+          <w:sz w:val="16"/>
         </w:rPr>
         <w:t>cv5 = StratifiedKFold(n_splits=CV_FOLDS, shuffle=True, random_state=RANDOM_STATE)</w:t>
         <w:br/>
@@ -2344,14 +2396,14 @@
       <w:r>
         <w:rPr>
           <w:rFonts w:ascii="Courier New" w:hAnsi="Courier New"/>
-          <w:sz w:val="15"/>
-        </w:rPr>
-        <w:br/>
-      </w:r>
-      <w:r>
-        <w:rPr>
-          <w:rFonts w:ascii="Courier New" w:hAnsi="Courier New"/>
-          <w:sz w:val="15"/>
+          <w:sz w:val="16"/>
+        </w:rPr>
+        <w:br/>
+      </w:r>
+      <w:r>
+        <w:rPr>
+          <w:rFonts w:ascii="Courier New" w:hAnsi="Courier New"/>
+          <w:sz w:val="16"/>
         </w:rPr>
         <w:t># =============================================================================</w:t>
         <w:br/>
@@ -2359,7 +2411,7 @@
       <w:r>
         <w:rPr>
           <w:rFonts w:ascii="Courier New" w:hAnsi="Courier New"/>
-          <w:sz w:val="15"/>
+          <w:sz w:val="16"/>
         </w:rPr>
         <w:t># 8.  FULL PLS-DA MODEL (visualisation)</w:t>
         <w:br/>
@@ -2367,7 +2419,7 @@
       <w:r>
         <w:rPr>
           <w:rFonts w:ascii="Courier New" w:hAnsi="Courier New"/>
-          <w:sz w:val="15"/>
+          <w:sz w:val="16"/>
         </w:rPr>
         <w:t># =============================================================================</w:t>
         <w:br/>
@@ -2375,7 +2427,7 @@
       <w:r>
         <w:rPr>
           <w:rFonts w:ascii="Courier New" w:hAnsi="Courier New"/>
-          <w:sz w:val="15"/>
+          <w:sz w:val="16"/>
         </w:rPr>
         <w:t>sc_full  = StandardScaler().fit(X_sel)</w:t>
         <w:br/>
@@ -2383,7 +2435,7 @@
       <w:r>
         <w:rPr>
           <w:rFonts w:ascii="Courier New" w:hAnsi="Courier New"/>
-          <w:sz w:val="15"/>
+          <w:sz w:val="16"/>
         </w:rPr>
         <w:t>X_scaled = sc_full.transform(X_sel)</w:t>
         <w:br/>
@@ -2391,7 +2443,7 @@
       <w:r>
         <w:rPr>
           <w:rFonts w:ascii="Courier New" w:hAnsi="Courier New"/>
-          <w:sz w:val="15"/>
+          <w:sz w:val="16"/>
         </w:rPr>
         <w:t>Yd_full  = pd.get_dummies(pd.Series(y)).values.astype(float)</w:t>
         <w:br/>
@@ -2399,7 +2451,7 @@
       <w:r>
         <w:rPr>
           <w:rFonts w:ascii="Courier New" w:hAnsi="Courier New"/>
-          <w:sz w:val="15"/>
+          <w:sz w:val="16"/>
         </w:rPr>
         <w:t>pls_full = PLSRegression(n_components=N_COMPONENTS, scale=False, max_iter=10000)</w:t>
         <w:br/>
@@ -2407,7 +2459,7 @@
       <w:r>
         <w:rPr>
           <w:rFonts w:ascii="Courier New" w:hAnsi="Courier New"/>
-          <w:sz w:val="15"/>
+          <w:sz w:val="16"/>
         </w:rPr>
         <w:t>pls_full.fit(X_scaled, Yd_full)</w:t>
         <w:br/>
@@ -2415,14 +2467,14 @@
       <w:r>
         <w:rPr>
           <w:rFonts w:ascii="Courier New" w:hAnsi="Courier New"/>
-          <w:sz w:val="15"/>
-        </w:rPr>
-        <w:br/>
-      </w:r>
-      <w:r>
-        <w:rPr>
-          <w:rFonts w:ascii="Courier New" w:hAnsi="Courier New"/>
-          <w:sz w:val="15"/>
+          <w:sz w:val="16"/>
+        </w:rPr>
+        <w:br/>
+      </w:r>
+      <w:r>
+        <w:rPr>
+          <w:rFonts w:ascii="Courier New" w:hAnsi="Courier New"/>
+          <w:sz w:val="16"/>
         </w:rPr>
         <w:t>T_all  = pls_full.x_scores_</w:t>
         <w:br/>
@@ -2430,7 +2482,7 @@
       <w:r>
         <w:rPr>
           <w:rFonts w:ascii="Courier New" w:hAnsi="Courier New"/>
-          <w:sz w:val="15"/>
+          <w:sz w:val="16"/>
         </w:rPr>
         <w:t>P_load = pls_full.x_loadings_</w:t>
         <w:br/>
@@ -2438,14 +2490,14 @@
       <w:r>
         <w:rPr>
           <w:rFonts w:ascii="Courier New" w:hAnsi="Courier New"/>
-          <w:sz w:val="15"/>
-        </w:rPr>
-        <w:br/>
-      </w:r>
-      <w:r>
-        <w:rPr>
-          <w:rFonts w:ascii="Courier New" w:hAnsi="Courier New"/>
-          <w:sz w:val="15"/>
+          <w:sz w:val="16"/>
+        </w:rPr>
+        <w:br/>
+      </w:r>
+      <w:r>
+        <w:rPr>
+          <w:rFonts w:ascii="Courier New" w:hAnsi="Courier New"/>
+          <w:sz w:val="16"/>
         </w:rPr>
         <w:t>SS_tot  = np.sum(X_scaled ** 2)</w:t>
         <w:br/>
@@ -2453,7 +2505,7 @@
       <w:r>
         <w:rPr>
           <w:rFonts w:ascii="Courier New" w:hAnsi="Courier New"/>
-          <w:sz w:val="15"/>
+          <w:sz w:val="16"/>
         </w:rPr>
         <w:t>r2x_cum = [1 - np.sum((X_scaled -</w:t>
         <w:br/>
@@ -2461,7 +2513,7 @@
       <w:r>
         <w:rPr>
           <w:rFonts w:ascii="Courier New" w:hAnsi="Courier New"/>
-          <w:sz w:val="15"/>
+          <w:sz w:val="16"/>
         </w:rPr>
         <w:t xml:space="preserve">            pls_full.x_scores_[:, :lv] @ pls_full.x_loadings_[:, :lv].T) ** 2) / SS_tot</w:t>
         <w:br/>
@@ -2469,7 +2521,7 @@
       <w:r>
         <w:rPr>
           <w:rFonts w:ascii="Courier New" w:hAnsi="Courier New"/>
-          <w:sz w:val="15"/>
+          <w:sz w:val="16"/>
         </w:rPr>
         <w:t xml:space="preserve">           for lv in range(1, N_COMPONENTS + 1)]</w:t>
         <w:br/>
@@ -2477,14 +2529,14 @@
       <w:r>
         <w:rPr>
           <w:rFonts w:ascii="Courier New" w:hAnsi="Courier New"/>
-          <w:sz w:val="15"/>
-        </w:rPr>
-        <w:br/>
-      </w:r>
-      <w:r>
-        <w:rPr>
-          <w:rFonts w:ascii="Courier New" w:hAnsi="Courier New"/>
-          <w:sz w:val="15"/>
+          <w:sz w:val="16"/>
+        </w:rPr>
+        <w:br/>
+      </w:r>
+      <w:r>
+        <w:rPr>
+          <w:rFonts w:ascii="Courier New" w:hAnsi="Courier New"/>
+          <w:sz w:val="16"/>
         </w:rPr>
         <w:t>resub_acc = accuracy_score(y, np.argmax(pls_full.predict(X_scaled), axis=1))</w:t>
         <w:br/>
@@ -2492,7 +2544,7 @@
       <w:r>
         <w:rPr>
           <w:rFonts w:ascii="Courier New" w:hAnsi="Courier New"/>
-          <w:sz w:val="15"/>
+          <w:sz w:val="16"/>
         </w:rPr>
         <w:t>print("[PLS-DA] Re-substitution: %.1f%%" % (resub_acc * 100))</w:t>
         <w:br/>
@@ -2500,7 +2552,7 @@
       <w:r>
         <w:rPr>
           <w:rFonts w:ascii="Courier New" w:hAnsi="Courier New"/>
-          <w:sz w:val="15"/>
+          <w:sz w:val="16"/>
         </w:rPr>
         <w:t>print("[PLS-DA] R2X: " + "  ".join(["LV%d=%.1f%%" % (i+1, r*100) for i, r in enumerate(r2x_cum)]))</w:t>
         <w:br/>
@@ -2508,14 +2560,14 @@
       <w:r>
         <w:rPr>
           <w:rFonts w:ascii="Courier New" w:hAnsi="Courier New"/>
-          <w:sz w:val="15"/>
-        </w:rPr>
-        <w:br/>
-      </w:r>
-      <w:r>
-        <w:rPr>
-          <w:rFonts w:ascii="Courier New" w:hAnsi="Courier New"/>
-          <w:sz w:val="15"/>
+          <w:sz w:val="16"/>
+        </w:rPr>
+        <w:br/>
+      </w:r>
+      <w:r>
+        <w:rPr>
+          <w:rFonts w:ascii="Courier New" w:hAnsi="Courier New"/>
+          <w:sz w:val="16"/>
         </w:rPr>
         <w:t># =============================================================================</w:t>
         <w:br/>
@@ -2523,7 +2575,7 @@
       <w:r>
         <w:rPr>
           <w:rFonts w:ascii="Courier New" w:hAnsi="Courier New"/>
-          <w:sz w:val="15"/>
+          <w:sz w:val="16"/>
         </w:rPr>
         <w:t># 9.  PLS-DA 5-FOLD CV</w:t>
         <w:br/>
@@ -2531,7 +2583,7 @@
       <w:r>
         <w:rPr>
           <w:rFonts w:ascii="Courier New" w:hAnsi="Courier New"/>
-          <w:sz w:val="15"/>
+          <w:sz w:val="16"/>
         </w:rPr>
         <w:t># =============================================================================</w:t>
         <w:br/>
@@ -2539,7 +2591,7 @@
       <w:r>
         <w:rPr>
           <w:rFonts w:ascii="Courier New" w:hAnsi="Courier New"/>
-          <w:sz w:val="15"/>
+          <w:sz w:val="16"/>
         </w:rPr>
         <w:t>pls_pipe = Pipeline([('sc', StandardScaler()), ('plsda', PLSDAClf(N_COMPONENTS))])</w:t>
         <w:br/>
@@ -2547,7 +2599,7 @@
       <w:r>
         <w:rPr>
           <w:rFonts w:ascii="Courier New" w:hAnsi="Courier New"/>
-          <w:sz w:val="15"/>
+          <w:sz w:val="16"/>
         </w:rPr>
         <w:t>print("\n[PLS-DA] %d-fold CV ..." % CV_FOLDS)</w:t>
         <w:br/>
@@ -2555,7 +2607,7 @@
       <w:r>
         <w:rPr>
           <w:rFonts w:ascii="Courier New" w:hAnsi="Courier New"/>
-          <w:sz w:val="15"/>
+          <w:sz w:val="16"/>
         </w:rPr>
         <w:t>y_pls_5f   = cross_val_predict(pls_pipe, X_sel, y, cv=cv5)</w:t>
         <w:br/>
@@ -2563,7 +2615,7 @@
       <w:r>
         <w:rPr>
           <w:rFonts w:ascii="Courier New" w:hAnsi="Courier New"/>
-          <w:sz w:val="15"/>
+          <w:sz w:val="16"/>
         </w:rPr>
         <w:t>acc_pls_5f = accuracy_score(y, y_pls_5f)</w:t>
         <w:br/>
@@ -2571,7 +2623,7 @@
       <w:r>
         <w:rPr>
           <w:rFonts w:ascii="Courier New" w:hAnsi="Courier New"/>
-          <w:sz w:val="15"/>
+          <w:sz w:val="16"/>
         </w:rPr>
         <w:t>cm_pls_5f  = confusion_matrix(y, y_pls_5f)</w:t>
         <w:br/>
@@ -2579,7 +2631,7 @@
       <w:r>
         <w:rPr>
           <w:rFonts w:ascii="Courier New" w:hAnsi="Courier New"/>
-          <w:sz w:val="15"/>
+          <w:sz w:val="16"/>
         </w:rPr>
         <w:t>print("[PLS-DA] %d-fold CV accuracy: %.1f%%" % (CV_FOLDS, acc_pls_5f * 100))</w:t>
         <w:br/>
@@ -2587,14 +2639,14 @@
       <w:r>
         <w:rPr>
           <w:rFonts w:ascii="Courier New" w:hAnsi="Courier New"/>
-          <w:sz w:val="15"/>
-        </w:rPr>
-        <w:br/>
-      </w:r>
-      <w:r>
-        <w:rPr>
-          <w:rFonts w:ascii="Courier New" w:hAnsi="Courier New"/>
-          <w:sz w:val="15"/>
+          <w:sz w:val="16"/>
+        </w:rPr>
+        <w:br/>
+      </w:r>
+      <w:r>
+        <w:rPr>
+          <w:rFonts w:ascii="Courier New" w:hAnsi="Courier New"/>
+          <w:sz w:val="16"/>
         </w:rPr>
         <w:t># =============================================================================</w:t>
         <w:br/>
@@ -2602,7 +2654,7 @@
       <w:r>
         <w:rPr>
           <w:rFonts w:ascii="Courier New" w:hAnsi="Courier New"/>
-          <w:sz w:val="15"/>
+          <w:sz w:val="16"/>
         </w:rPr>
         <w:t># 10. PERMUTATION TEST</w:t>
         <w:br/>
@@ -2610,7 +2662,7 @@
       <w:r>
         <w:rPr>
           <w:rFonts w:ascii="Courier New" w:hAnsi="Courier New"/>
-          <w:sz w:val="15"/>
+          <w:sz w:val="16"/>
         </w:rPr>
         <w:t># =============================================================================</w:t>
         <w:br/>
@@ -2618,7 +2670,7 @@
       <w:r>
         <w:rPr>
           <w:rFonts w:ascii="Courier New" w:hAnsi="Courier New"/>
-          <w:sz w:val="15"/>
+          <w:sz w:val="16"/>
         </w:rPr>
         <w:t>print("\n[PLS-DA] Permutation test (%d perm.) ..." % N_PERM)</w:t>
         <w:br/>
@@ -2626,7 +2678,7 @@
       <w:r>
         <w:rPr>
           <w:rFonts w:ascii="Courier New" w:hAnsi="Courier New"/>
-          <w:sz w:val="15"/>
+          <w:sz w:val="16"/>
         </w:rPr>
         <w:t>obs_score, perm_scores, p_val = permutation_test_score(</w:t>
         <w:br/>
@@ -2634,7 +2686,7 @@
       <w:r>
         <w:rPr>
           <w:rFonts w:ascii="Courier New" w:hAnsi="Courier New"/>
-          <w:sz w:val="15"/>
+          <w:sz w:val="16"/>
         </w:rPr>
         <w:t xml:space="preserve">    pls_pipe, X_sel, y,</w:t>
         <w:br/>
@@ -2642,7 +2694,7 @@
       <w:r>
         <w:rPr>
           <w:rFonts w:ascii="Courier New" w:hAnsi="Courier New"/>
-          <w:sz w:val="15"/>
+          <w:sz w:val="16"/>
         </w:rPr>
         <w:t xml:space="preserve">    scoring='accuracy', cv=cv5,</w:t>
         <w:br/>
@@ -2650,7 +2702,7 @@
       <w:r>
         <w:rPr>
           <w:rFonts w:ascii="Courier New" w:hAnsi="Courier New"/>
-          <w:sz w:val="15"/>
+          <w:sz w:val="16"/>
         </w:rPr>
         <w:t xml:space="preserve">    n_permutations=N_PERM, random_state=RANDOM_STATE, n_jobs=-1)</w:t>
         <w:br/>
@@ -2658,7 +2710,7 @@
       <w:r>
         <w:rPr>
           <w:rFonts w:ascii="Courier New" w:hAnsi="Courier New"/>
-          <w:sz w:val="15"/>
+          <w:sz w:val="16"/>
         </w:rPr>
         <w:t>sig_str = 'SIGNIFICANT (p&lt;0.05)' if p_val &lt; 0.05 else 'NOT significant'</w:t>
         <w:br/>
@@ -2666,7 +2718,7 @@
       <w:r>
         <w:rPr>
           <w:rFonts w:ascii="Courier New" w:hAnsi="Courier New"/>
-          <w:sz w:val="15"/>
+          <w:sz w:val="16"/>
         </w:rPr>
         <w:t>print("[PLS-DA] Observed: %.2f%%   p=%.4f  [%s]" % (obs_score*100, p_val, sig_str))</w:t>
         <w:br/>
@@ -2674,14 +2726,14 @@
       <w:r>
         <w:rPr>
           <w:rFonts w:ascii="Courier New" w:hAnsi="Courier New"/>
-          <w:sz w:val="15"/>
-        </w:rPr>
-        <w:br/>
-      </w:r>
-      <w:r>
-        <w:rPr>
-          <w:rFonts w:ascii="Courier New" w:hAnsi="Courier New"/>
-          <w:sz w:val="15"/>
+          <w:sz w:val="16"/>
+        </w:rPr>
+        <w:br/>
+      </w:r>
+      <w:r>
+        <w:rPr>
+          <w:rFonts w:ascii="Courier New" w:hAnsi="Courier New"/>
+          <w:sz w:val="16"/>
         </w:rPr>
         <w:t># =============================================================================</w:t>
         <w:br/>
@@ -2689,7 +2741,7 @@
       <w:r>
         <w:rPr>
           <w:rFonts w:ascii="Courier New" w:hAnsi="Courier New"/>
-          <w:sz w:val="15"/>
+          <w:sz w:val="16"/>
         </w:rPr>
         <w:t># 11. SVM-RBF 5-FOLD CV</w:t>
         <w:br/>
@@ -2697,7 +2749,7 @@
       <w:r>
         <w:rPr>
           <w:rFonts w:ascii="Courier New" w:hAnsi="Courier New"/>
-          <w:sz w:val="15"/>
+          <w:sz w:val="16"/>
         </w:rPr>
         <w:t># =============================================================================</w:t>
         <w:br/>
@@ -2705,7 +2757,7 @@
       <w:r>
         <w:rPr>
           <w:rFonts w:ascii="Courier New" w:hAnsi="Courier New"/>
-          <w:sz w:val="15"/>
+          <w:sz w:val="16"/>
         </w:rPr>
         <w:t>svm_pipe = Pipeline([</w:t>
         <w:br/>
@@ -2713,7 +2765,7 @@
       <w:r>
         <w:rPr>
           <w:rFonts w:ascii="Courier New" w:hAnsi="Courier New"/>
-          <w:sz w:val="15"/>
+          <w:sz w:val="16"/>
         </w:rPr>
         <w:t xml:space="preserve">    ('sc',  StandardScaler()),</w:t>
         <w:br/>
@@ -2721,7 +2773,7 @@
       <w:r>
         <w:rPr>
           <w:rFonts w:ascii="Courier New" w:hAnsi="Courier New"/>
-          <w:sz w:val="15"/>
+          <w:sz w:val="16"/>
         </w:rPr>
         <w:t xml:space="preserve">    ('svm', SVC(kernel='rbf', C=10, gamma='scale',</w:t>
         <w:br/>
@@ -2729,7 +2781,7 @@
       <w:r>
         <w:rPr>
           <w:rFonts w:ascii="Courier New" w:hAnsi="Courier New"/>
-          <w:sz w:val="15"/>
+          <w:sz w:val="16"/>
         </w:rPr>
         <w:t xml:space="preserve">                probability=True, random_state=RANDOM_STATE))</w:t>
         <w:br/>
@@ -2737,7 +2789,7 @@
       <w:r>
         <w:rPr>
           <w:rFonts w:ascii="Courier New" w:hAnsi="Courier New"/>
-          <w:sz w:val="15"/>
+          <w:sz w:val="16"/>
         </w:rPr>
         <w:t>])</w:t>
         <w:br/>
@@ -2745,7 +2797,7 @@
       <w:r>
         <w:rPr>
           <w:rFonts w:ascii="Courier New" w:hAnsi="Courier New"/>
-          <w:sz w:val="15"/>
+          <w:sz w:val="16"/>
         </w:rPr>
         <w:t>print("\n[SVM] %d-fold CV ..." % CV_FOLDS)</w:t>
         <w:br/>
@@ -2753,7 +2805,7 @@
       <w:r>
         <w:rPr>
           <w:rFonts w:ascii="Courier New" w:hAnsi="Courier New"/>
-          <w:sz w:val="15"/>
+          <w:sz w:val="16"/>
         </w:rPr>
         <w:t>y_svm_5f   = cross_val_predict(svm_pipe, X_sel, y, cv=cv5)</w:t>
         <w:br/>
@@ -2761,7 +2813,7 @@
       <w:r>
         <w:rPr>
           <w:rFonts w:ascii="Courier New" w:hAnsi="Courier New"/>
-          <w:sz w:val="15"/>
+          <w:sz w:val="16"/>
         </w:rPr>
         <w:t>acc_svm_5f = accuracy_score(y, y_svm_5f)</w:t>
         <w:br/>
@@ -2769,7 +2821,7 @@
       <w:r>
         <w:rPr>
           <w:rFonts w:ascii="Courier New" w:hAnsi="Courier New"/>
-          <w:sz w:val="15"/>
+          <w:sz w:val="16"/>
         </w:rPr>
         <w:t>cm_svm_5f  = confusion_matrix(y, y_svm_5f)</w:t>
         <w:br/>
@@ -2777,7 +2829,7 @@
       <w:r>
         <w:rPr>
           <w:rFonts w:ascii="Courier New" w:hAnsi="Courier New"/>
-          <w:sz w:val="15"/>
+          <w:sz w:val="16"/>
         </w:rPr>
         <w:t>print("[SVM] %d-fold CV accuracy: %.1f%%" % (CV_FOLDS, acc_svm_5f * 100))</w:t>
         <w:br/>
@@ -2785,14 +2837,14 @@
       <w:r>
         <w:rPr>
           <w:rFonts w:ascii="Courier New" w:hAnsi="Courier New"/>
-          <w:sz w:val="15"/>
-        </w:rPr>
-        <w:br/>
-      </w:r>
-      <w:r>
-        <w:rPr>
-          <w:rFonts w:ascii="Courier New" w:hAnsi="Courier New"/>
-          <w:sz w:val="15"/>
+          <w:sz w:val="16"/>
+        </w:rPr>
+        <w:br/>
+      </w:r>
+      <w:r>
+        <w:rPr>
+          <w:rFonts w:ascii="Courier New" w:hAnsi="Courier New"/>
+          <w:sz w:val="16"/>
         </w:rPr>
         <w:t># =============================================================================</w:t>
         <w:br/>
@@ -2800,7 +2852,7 @@
       <w:r>
         <w:rPr>
           <w:rFonts w:ascii="Courier New" w:hAnsi="Courier New"/>
-          <w:sz w:val="15"/>
+          <w:sz w:val="16"/>
         </w:rPr>
         <w:t># 12. PCA FOR SVM CLUSTER PLOT</w:t>
         <w:br/>
@@ -2808,7 +2860,7 @@
       <w:r>
         <w:rPr>
           <w:rFonts w:ascii="Courier New" w:hAnsi="Courier New"/>
-          <w:sz w:val="15"/>
+          <w:sz w:val="16"/>
         </w:rPr>
         <w:t># =============================================================================</w:t>
         <w:br/>
@@ -2816,7 +2868,7 @@
       <w:r>
         <w:rPr>
           <w:rFonts w:ascii="Courier New" w:hAnsi="Courier New"/>
-          <w:sz w:val="15"/>
+          <w:sz w:val="16"/>
         </w:rPr>
         <w:t>pca_viz = PCA(n_components=2, random_state=RANDOM_STATE)</w:t>
         <w:br/>
@@ -2824,7 +2876,7 @@
       <w:r>
         <w:rPr>
           <w:rFonts w:ascii="Courier New" w:hAnsi="Courier New"/>
-          <w:sz w:val="15"/>
+          <w:sz w:val="16"/>
         </w:rPr>
         <w:t>Z_all   = pca_viz.fit_transform(X_scaled)</w:t>
         <w:br/>
@@ -2832,7 +2884,7 @@
       <w:r>
         <w:rPr>
           <w:rFonts w:ascii="Courier New" w:hAnsi="Courier New"/>
-          <w:sz w:val="15"/>
+          <w:sz w:val="16"/>
         </w:rPr>
         <w:t>print("[PCA] PC1=%.1f%%  PC2=%.1f%%" % (</w:t>
         <w:br/>
@@ -2840,7 +2892,7 @@
       <w:r>
         <w:rPr>
           <w:rFonts w:ascii="Courier New" w:hAnsi="Courier New"/>
-          <w:sz w:val="15"/>
+          <w:sz w:val="16"/>
         </w:rPr>
         <w:t xml:space="preserve">    pca_viz.explained_variance_ratio_[0]*100,</w:t>
         <w:br/>
@@ -2848,7 +2900,7 @@
       <w:r>
         <w:rPr>
           <w:rFonts w:ascii="Courier New" w:hAnsi="Courier New"/>
-          <w:sz w:val="15"/>
+          <w:sz w:val="16"/>
         </w:rPr>
         <w:t xml:space="preserve">    pca_viz.explained_variance_ratio_[1]*100))</w:t>
         <w:br/>
@@ -2856,14 +2908,14 @@
       <w:r>
         <w:rPr>
           <w:rFonts w:ascii="Courier New" w:hAnsi="Courier New"/>
-          <w:sz w:val="15"/>
-        </w:rPr>
-        <w:br/>
-      </w:r>
-      <w:r>
-        <w:rPr>
-          <w:rFonts w:ascii="Courier New" w:hAnsi="Courier New"/>
-          <w:sz w:val="15"/>
+          <w:sz w:val="16"/>
+        </w:rPr>
+        <w:br/>
+      </w:r>
+      <w:r>
+        <w:rPr>
+          <w:rFonts w:ascii="Courier New" w:hAnsi="Courier New"/>
+          <w:sz w:val="16"/>
         </w:rPr>
         <w:t># =============================================================================</w:t>
         <w:br/>
@@ -2871,7 +2923,7 @@
       <w:r>
         <w:rPr>
           <w:rFonts w:ascii="Courier New" w:hAnsi="Courier New"/>
-          <w:sz w:val="15"/>
+          <w:sz w:val="16"/>
         </w:rPr>
         <w:t># 13. COLOURS / MARKERS / HELPERS</w:t>
         <w:br/>
@@ -2879,7 +2931,7 @@
       <w:r>
         <w:rPr>
           <w:rFonts w:ascii="Courier New" w:hAnsi="Courier New"/>
-          <w:sz w:val="15"/>
+          <w:sz w:val="16"/>
         </w:rPr>
         <w:t># =============================================================================</w:t>
         <w:br/>
@@ -2887,7 +2939,7 @@
       <w:r>
         <w:rPr>
           <w:rFonts w:ascii="Courier New" w:hAnsi="Courier New"/>
-          <w:sz w:val="15"/>
+          <w:sz w:val="16"/>
         </w:rPr>
         <w:t>PALETTE = {</w:t>
         <w:br/>
@@ -2895,7 +2947,7 @@
       <w:r>
         <w:rPr>
           <w:rFonts w:ascii="Courier New" w:hAnsi="Courier New"/>
-          <w:sz w:val="15"/>
+          <w:sz w:val="16"/>
         </w:rPr>
         <w:t xml:space="preserve">    'SSY-PDMS'       : '#1f77b4',</w:t>
         <w:br/>
@@ -2903,7 +2955,7 @@
       <w:r>
         <w:rPr>
           <w:rFonts w:ascii="Courier New" w:hAnsi="Courier New"/>
-          <w:sz w:val="15"/>
+          <w:sz w:val="16"/>
         </w:rPr>
         <w:t xml:space="preserve">    'SSY-Gr-PDMS'    : '#ff7f0e',</w:t>
         <w:br/>
@@ -2911,7 +2963,7 @@
       <w:r>
         <w:rPr>
           <w:rFonts w:ascii="Courier New" w:hAnsi="Courier New"/>
-          <w:sz w:val="15"/>
+          <w:sz w:val="16"/>
         </w:rPr>
         <w:t xml:space="preserve">    'SSY-SiO2/Si'    : '#2ca02c',</w:t>
         <w:br/>
@@ -2919,7 +2971,7 @@
       <w:r>
         <w:rPr>
           <w:rFonts w:ascii="Courier New" w:hAnsi="Courier New"/>
-          <w:sz w:val="15"/>
+          <w:sz w:val="16"/>
         </w:rPr>
         <w:t xml:space="preserve">    'SSY-Gr-SiO2/Si' : '#d62728',</w:t>
         <w:br/>
@@ -2927,7 +2979,7 @@
       <w:r>
         <w:rPr>
           <w:rFonts w:ascii="Courier New" w:hAnsi="Courier New"/>
-          <w:sz w:val="15"/>
+          <w:sz w:val="16"/>
         </w:rPr>
         <w:t>}</w:t>
         <w:br/>
@@ -2935,7 +2987,7 @@
       <w:r>
         <w:rPr>
           <w:rFonts w:ascii="Courier New" w:hAnsi="Courier New"/>
-          <w:sz w:val="15"/>
+          <w:sz w:val="16"/>
         </w:rPr>
         <w:t>MARKER = {</w:t>
         <w:br/>
@@ -2943,7 +2995,7 @@
       <w:r>
         <w:rPr>
           <w:rFonts w:ascii="Courier New" w:hAnsi="Courier New"/>
-          <w:sz w:val="15"/>
+          <w:sz w:val="16"/>
         </w:rPr>
         <w:t xml:space="preserve">    'SSY-PDMS'       : 'o',</w:t>
         <w:br/>
@@ -2951,7 +3003,7 @@
       <w:r>
         <w:rPr>
           <w:rFonts w:ascii="Courier New" w:hAnsi="Courier New"/>
-          <w:sz w:val="15"/>
+          <w:sz w:val="16"/>
         </w:rPr>
         <w:t xml:space="preserve">    'SSY-Gr-PDMS'    : 's',</w:t>
         <w:br/>
@@ -2959,7 +3011,7 @@
       <w:r>
         <w:rPr>
           <w:rFonts w:ascii="Courier New" w:hAnsi="Courier New"/>
-          <w:sz w:val="15"/>
+          <w:sz w:val="16"/>
         </w:rPr>
         <w:t xml:space="preserve">    'SSY-SiO2/Si'    : '^',</w:t>
         <w:br/>
@@ -2967,7 +3019,7 @@
       <w:r>
         <w:rPr>
           <w:rFonts w:ascii="Courier New" w:hAnsi="Courier New"/>
-          <w:sz w:val="15"/>
+          <w:sz w:val="16"/>
         </w:rPr>
         <w:t xml:space="preserve">    'SSY-Gr-SiO2/Si' : 'D',</w:t>
         <w:br/>
@@ -2975,7 +3027,7 @@
       <w:r>
         <w:rPr>
           <w:rFonts w:ascii="Courier New" w:hAnsi="Courier New"/>
-          <w:sz w:val="15"/>
+          <w:sz w:val="16"/>
         </w:rPr>
         <w:t>}</w:t>
         <w:br/>
@@ -2983,37 +3035,37 @@
       <w:r>
         <w:rPr>
           <w:rFonts w:ascii="Courier New" w:hAnsi="Courier New"/>
-          <w:sz w:val="15"/>
-        </w:rPr>
-        <w:br/>
-      </w:r>
-      <w:r>
-        <w:rPr>
-          <w:rFonts w:ascii="Courier New" w:hAnsi="Courier New"/>
-          <w:sz w:val="15"/>
-        </w:rPr>
-        <w:t>TTAG = "VIP top-%d  |  %d LVs  |  %d-%d cm-1  |  n=80" % (</w:t>
-        <w:br/>
-      </w:r>
-      <w:r>
-        <w:rPr>
-          <w:rFonts w:ascii="Courier New" w:hAnsi="Courier New"/>
-          <w:sz w:val="15"/>
-        </w:rPr>
-        <w:t xml:space="preserve">    VIP_TOP_N, N_COMPONENTS, WAVENUMBER_MIN, WAVENUMBER_MAX)</w:t>
-        <w:br/>
-      </w:r>
-      <w:r>
-        <w:rPr>
-          <w:rFonts w:ascii="Courier New" w:hAnsi="Courier New"/>
-          <w:sz w:val="15"/>
-        </w:rPr>
-        <w:br/>
-      </w:r>
-      <w:r>
-        <w:rPr>
-          <w:rFonts w:ascii="Courier New" w:hAnsi="Courier New"/>
-          <w:sz w:val="15"/>
+          <w:sz w:val="16"/>
+        </w:rPr>
+        <w:br/>
+      </w:r>
+      <w:r>
+        <w:rPr>
+          <w:rFonts w:ascii="Courier New" w:hAnsi="Courier New"/>
+          <w:sz w:val="16"/>
+        </w:rPr>
+        <w:t>TTAG = "VIP &gt; 1 (%d vars)  |  %d LVs  |  %d-%d cm-1  |  n=80" % (</w:t>
+        <w:br/>
+      </w:r>
+      <w:r>
+        <w:rPr>
+          <w:rFonts w:ascii="Courier New" w:hAnsi="Courier New"/>
+          <w:sz w:val="16"/>
+        </w:rPr>
+        <w:t xml:space="preserve">    n_vip_selected, N_COMPONENTS, WAVENUMBER_MIN, WAVENUMBER_MAX)</w:t>
+        <w:br/>
+      </w:r>
+      <w:r>
+        <w:rPr>
+          <w:rFonts w:ascii="Courier New" w:hAnsi="Courier New"/>
+          <w:sz w:val="16"/>
+        </w:rPr>
+        <w:br/>
+      </w:r>
+      <w:r>
+        <w:rPr>
+          <w:rFonts w:ascii="Courier New" w:hAnsi="Courier New"/>
+          <w:sz w:val="16"/>
         </w:rPr>
         <w:t>def lv_var(i):</w:t>
         <w:br/>
@@ -3021,7 +3073,7 @@
       <w:r>
         <w:rPr>
           <w:rFonts w:ascii="Courier New" w:hAnsi="Courier New"/>
-          <w:sz w:val="15"/>
+          <w:sz w:val="16"/>
         </w:rPr>
         <w:t xml:space="preserve">    return (r2x_cum[i] - (r2x_cum[i-1] if i &gt; 0 else 0)) * 100</w:t>
         <w:br/>
@@ -3029,14 +3081,14 @@
       <w:r>
         <w:rPr>
           <w:rFonts w:ascii="Courier New" w:hAnsi="Courier New"/>
-          <w:sz w:val="15"/>
-        </w:rPr>
-        <w:br/>
-      </w:r>
-      <w:r>
-        <w:rPr>
-          <w:rFonts w:ascii="Courier New" w:hAnsi="Courier New"/>
-          <w:sz w:val="15"/>
+          <w:sz w:val="16"/>
+        </w:rPr>
+        <w:br/>
+      </w:r>
+      <w:r>
+        <w:rPr>
+          <w:rFonts w:ascii="Courier New" w:hAnsi="Courier New"/>
+          <w:sz w:val="16"/>
         </w:rPr>
         <w:t>def save_fig(fig, fname):</w:t>
         <w:br/>
@@ -3044,7 +3096,7 @@
       <w:r>
         <w:rPr>
           <w:rFonts w:ascii="Courier New" w:hAnsi="Courier New"/>
-          <w:sz w:val="15"/>
+          <w:sz w:val="16"/>
         </w:rPr>
         <w:t xml:space="preserve">    fig.savefig(os.path.join(OUTPUT_DIR, fname),</w:t>
         <w:br/>
@@ -3052,7 +3104,7 @@
       <w:r>
         <w:rPr>
           <w:rFonts w:ascii="Courier New" w:hAnsi="Courier New"/>
-          <w:sz w:val="15"/>
+          <w:sz w:val="16"/>
         </w:rPr>
         <w:t xml:space="preserve">                dpi=150, bbox_inches='tight', facecolor='white')</w:t>
         <w:br/>
@@ -3060,7 +3112,7 @@
       <w:r>
         <w:rPr>
           <w:rFonts w:ascii="Courier New" w:hAnsi="Courier New"/>
-          <w:sz w:val="15"/>
+          <w:sz w:val="16"/>
         </w:rPr>
         <w:t xml:space="preserve">    plt.close(fig)</w:t>
         <w:br/>
@@ -3068,7 +3120,7 @@
       <w:r>
         <w:rPr>
           <w:rFonts w:ascii="Courier New" w:hAnsi="Courier New"/>
-          <w:sz w:val="15"/>
+          <w:sz w:val="16"/>
         </w:rPr>
         <w:t xml:space="preserve">    print('[SAVED] %s' % fname)</w:t>
         <w:br/>
@@ -3076,14 +3128,14 @@
       <w:r>
         <w:rPr>
           <w:rFonts w:ascii="Courier New" w:hAnsi="Courier New"/>
-          <w:sz w:val="15"/>
-        </w:rPr>
-        <w:br/>
-      </w:r>
-      <w:r>
-        <w:rPr>
-          <w:rFonts w:ascii="Courier New" w:hAnsi="Courier New"/>
-          <w:sz w:val="15"/>
+          <w:sz w:val="16"/>
+        </w:rPr>
+        <w:br/>
+      </w:r>
+      <w:r>
+        <w:rPr>
+          <w:rFonts w:ascii="Courier New" w:hAnsi="Courier New"/>
+          <w:sz w:val="16"/>
         </w:rPr>
         <w:t>n_per_cls = len(y) // len(le.classes_)   # 20</w:t>
         <w:br/>
@@ -3091,14 +3143,14 @@
       <w:r>
         <w:rPr>
           <w:rFonts w:ascii="Courier New" w:hAnsi="Courier New"/>
-          <w:sz w:val="15"/>
-        </w:rPr>
-        <w:br/>
-      </w:r>
-      <w:r>
-        <w:rPr>
-          <w:rFonts w:ascii="Courier New" w:hAnsi="Courier New"/>
-          <w:sz w:val="15"/>
+          <w:sz w:val="16"/>
+        </w:rPr>
+        <w:br/>
+      </w:r>
+      <w:r>
+        <w:rPr>
+          <w:rFonts w:ascii="Courier New" w:hAnsi="Courier New"/>
+          <w:sz w:val="16"/>
         </w:rPr>
         <w:t># =============================================================================</w:t>
         <w:br/>
@@ -3106,7 +3158,7 @@
       <w:r>
         <w:rPr>
           <w:rFonts w:ascii="Courier New" w:hAnsi="Courier New"/>
-          <w:sz w:val="15"/>
+          <w:sz w:val="16"/>
         </w:rPr>
         <w:t># 14. PLS-DA SCORE PLOTS  (no text overlap: legend outside, suptitle padded)</w:t>
         <w:br/>
@@ -3114,7 +3166,7 @@
       <w:r>
         <w:rPr>
           <w:rFonts w:ascii="Courier New" w:hAnsi="Courier New"/>
-          <w:sz w:val="15"/>
+          <w:sz w:val="16"/>
         </w:rPr>
         <w:t># =============================================================================</w:t>
         <w:br/>
@@ -3122,7 +3174,7 @@
       <w:r>
         <w:rPr>
           <w:rFonts w:ascii="Courier New" w:hAnsi="Courier New"/>
-          <w:sz w:val="15"/>
+          <w:sz w:val="16"/>
         </w:rPr>
         <w:t>def scatter_scores(ax, lv_x, lv_y, cv_pred=None):</w:t>
         <w:br/>
@@ -3130,7 +3182,7 @@
       <w:r>
         <w:rPr>
           <w:rFonts w:ascii="Courier New" w:hAnsi="Courier New"/>
-          <w:sz w:val="15"/>
+          <w:sz w:val="16"/>
         </w:rPr>
         <w:t xml:space="preserve">    for cls in le.classes_:</w:t>
         <w:br/>
@@ -3138,7 +3190,7 @@
       <w:r>
         <w:rPr>
           <w:rFonts w:ascii="Courier New" w:hAnsi="Courier New"/>
-          <w:sz w:val="15"/>
+          <w:sz w:val="16"/>
         </w:rPr>
         <w:t xml:space="preserve">        idx = classes == cls</w:t>
         <w:br/>
@@ -3146,7 +3198,7 @@
       <w:r>
         <w:rPr>
           <w:rFonts w:ascii="Courier New" w:hAnsi="Courier New"/>
-          <w:sz w:val="15"/>
+          <w:sz w:val="16"/>
         </w:rPr>
         <w:t xml:space="preserve">        ec  = []</w:t>
         <w:br/>
@@ -3154,7 +3206,7 @@
       <w:r>
         <w:rPr>
           <w:rFonts w:ascii="Courier New" w:hAnsi="Courier New"/>
-          <w:sz w:val="15"/>
+          <w:sz w:val="16"/>
         </w:rPr>
         <w:t xml:space="preserve">        if cv_pred is not None:</w:t>
         <w:br/>
@@ -3162,7 +3214,7 @@
       <w:r>
         <w:rPr>
           <w:rFonts w:ascii="Courier New" w:hAnsi="Courier New"/>
-          <w:sz w:val="15"/>
+          <w:sz w:val="16"/>
         </w:rPr>
         <w:t xml:space="preserve">            for i in np.where(idx)[0]:</w:t>
         <w:br/>
@@ -3170,7 +3222,7 @@
       <w:r>
         <w:rPr>
           <w:rFonts w:ascii="Courier New" w:hAnsi="Courier New"/>
-          <w:sz w:val="15"/>
+          <w:sz w:val="16"/>
         </w:rPr>
         <w:t xml:space="preserve">                ec.append('red' if y[i] != cv_pred[i] else 'black')</w:t>
         <w:br/>
@@ -3178,7 +3230,7 @@
       <w:r>
         <w:rPr>
           <w:rFonts w:ascii="Courier New" w:hAnsi="Courier New"/>
-          <w:sz w:val="15"/>
+          <w:sz w:val="16"/>
         </w:rPr>
         <w:t xml:space="preserve">        else:</w:t>
         <w:br/>
@@ -3186,7 +3238,7 @@
       <w:r>
         <w:rPr>
           <w:rFonts w:ascii="Courier New" w:hAnsi="Courier New"/>
-          <w:sz w:val="15"/>
+          <w:sz w:val="16"/>
         </w:rPr>
         <w:t xml:space="preserve">            ec = ['black'] * int(idx.sum())</w:t>
         <w:br/>
@@ -3194,7 +3246,7 @@
       <w:r>
         <w:rPr>
           <w:rFonts w:ascii="Courier New" w:hAnsi="Courier New"/>
-          <w:sz w:val="15"/>
+          <w:sz w:val="16"/>
         </w:rPr>
         <w:t xml:space="preserve">        ax.scatter(T_all[idx, lv_x], T_all[idx, lv_y],</w:t>
         <w:br/>
@@ -3202,7 +3254,7 @@
       <w:r>
         <w:rPr>
           <w:rFonts w:ascii="Courier New" w:hAnsi="Courier New"/>
-          <w:sz w:val="15"/>
+          <w:sz w:val="16"/>
         </w:rPr>
         <w:t xml:space="preserve">                   c=PALETTE[cls], marker=MARKER[cls], s=70,</w:t>
         <w:br/>
@@ -3210,7 +3262,7 @@
       <w:r>
         <w:rPr>
           <w:rFonts w:ascii="Courier New" w:hAnsi="Courier New"/>
-          <w:sz w:val="15"/>
+          <w:sz w:val="16"/>
         </w:rPr>
         <w:t xml:space="preserve">                   edgecolors=ec, linewidths=0.9,</w:t>
         <w:br/>
@@ -3218,7 +3270,7 @@
       <w:r>
         <w:rPr>
           <w:rFonts w:ascii="Courier New" w:hAnsi="Courier New"/>
-          <w:sz w:val="15"/>
+          <w:sz w:val="16"/>
         </w:rPr>
         <w:t xml:space="preserve">                   alpha=0.85, label=cls, zorder=3)</w:t>
         <w:br/>
@@ -3226,7 +3278,7 @@
       <w:r>
         <w:rPr>
           <w:rFonts w:ascii="Courier New" w:hAnsi="Courier New"/>
-          <w:sz w:val="15"/>
+          <w:sz w:val="16"/>
         </w:rPr>
         <w:t xml:space="preserve">    ax.axhline(0, color='grey', lw=0.7, ls='--')</w:t>
         <w:br/>
@@ -3234,7 +3286,7 @@
       <w:r>
         <w:rPr>
           <w:rFonts w:ascii="Courier New" w:hAnsi="Courier New"/>
-          <w:sz w:val="15"/>
+          <w:sz w:val="16"/>
         </w:rPr>
         <w:t xml:space="preserve">    ax.axvline(0, color='grey', lw=0.7, ls='--')</w:t>
         <w:br/>
@@ -3242,7 +3294,7 @@
       <w:r>
         <w:rPr>
           <w:rFonts w:ascii="Courier New" w:hAnsi="Courier New"/>
-          <w:sz w:val="15"/>
+          <w:sz w:val="16"/>
         </w:rPr>
         <w:t xml:space="preserve">    ax.grid(True, alpha=0.25)</w:t>
         <w:br/>
@@ -3250,7 +3302,7 @@
       <w:r>
         <w:rPr>
           <w:rFonts w:ascii="Courier New" w:hAnsi="Courier New"/>
-          <w:sz w:val="15"/>
+          <w:sz w:val="16"/>
         </w:rPr>
         <w:t xml:space="preserve">    if cv_pred is not None:</w:t>
         <w:br/>
@@ -3258,7 +3310,7 @@
       <w:r>
         <w:rPr>
           <w:rFonts w:ascii="Courier New" w:hAnsi="Courier New"/>
-          <w:sz w:val="15"/>
+          <w:sz w:val="16"/>
         </w:rPr>
         <w:t xml:space="preserve">        n_wrong = int((y != cv_pred).sum())</w:t>
         <w:br/>
@@ -3266,7 +3318,7 @@
       <w:r>
         <w:rPr>
           <w:rFonts w:ascii="Courier New" w:hAnsi="Courier New"/>
-          <w:sz w:val="15"/>
+          <w:sz w:val="16"/>
         </w:rPr>
         <w:t xml:space="preserve">        ax.scatter([], [], c='white', edgecolors='red',</w:t>
         <w:br/>
@@ -3274,7 +3326,7 @@
       <w:r>
         <w:rPr>
           <w:rFonts w:ascii="Courier New" w:hAnsi="Courier New"/>
-          <w:sz w:val="15"/>
+          <w:sz w:val="16"/>
         </w:rPr>
         <w:t xml:space="preserve">                   linewidths=1.5, s=60, label='Misclassified (%d)' % n_wrong)</w:t>
         <w:br/>
@@ -3282,7 +3334,7 @@
       <w:r>
         <w:rPr>
           <w:rFonts w:ascii="Courier New" w:hAnsi="Courier New"/>
-          <w:sz w:val="15"/>
+          <w:sz w:val="16"/>
         </w:rPr>
         <w:t xml:space="preserve">    # Legend placed OUTSIDE the axes (bottom, horizontal) to avoid overlap</w:t>
         <w:br/>
@@ -3290,7 +3342,7 @@
       <w:r>
         <w:rPr>
           <w:rFonts w:ascii="Courier New" w:hAnsi="Courier New"/>
-          <w:sz w:val="15"/>
+          <w:sz w:val="16"/>
         </w:rPr>
         <w:t xml:space="preserve">    ax.legend(fontsize=8, framealpha=0.9,</w:t>
         <w:br/>
@@ -3298,7 +3350,7 @@
       <w:r>
         <w:rPr>
           <w:rFonts w:ascii="Courier New" w:hAnsi="Courier New"/>
-          <w:sz w:val="15"/>
+          <w:sz w:val="16"/>
         </w:rPr>
         <w:t xml:space="preserve">              loc='upper center', bbox_to_anchor=(0.5, -0.14),</w:t>
         <w:br/>
@@ -3306,7 +3358,7 @@
       <w:r>
         <w:rPr>
           <w:rFonts w:ascii="Courier New" w:hAnsi="Courier New"/>
-          <w:sz w:val="15"/>
+          <w:sz w:val="16"/>
         </w:rPr>
         <w:t xml:space="preserve">              ncol=3, borderaxespad=0)</w:t>
         <w:br/>
@@ -3314,14 +3366,14 @@
       <w:r>
         <w:rPr>
           <w:rFonts w:ascii="Courier New" w:hAnsi="Courier New"/>
-          <w:sz w:val="15"/>
-        </w:rPr>
-        <w:br/>
-      </w:r>
-      <w:r>
-        <w:rPr>
-          <w:rFonts w:ascii="Courier New" w:hAnsi="Courier New"/>
-          <w:sz w:val="15"/>
+          <w:sz w:val="16"/>
+        </w:rPr>
+        <w:br/>
+      </w:r>
+      <w:r>
+        <w:rPr>
+          <w:rFonts w:ascii="Courier New" w:hAnsi="Courier New"/>
+          <w:sz w:val="16"/>
         </w:rPr>
         <w:t># Fig 01 — LV1 x LV2</w:t>
         <w:br/>
@@ -3329,7 +3381,7 @@
       <w:r>
         <w:rPr>
           <w:rFonts w:ascii="Courier New" w:hAnsi="Courier New"/>
-          <w:sz w:val="15"/>
+          <w:sz w:val="16"/>
         </w:rPr>
         <w:t>fig, axes = plt.subplots(1, 2, figsize=(15, 6.5))</w:t>
         <w:br/>
@@ -3337,7 +3389,7 @@
       <w:r>
         <w:rPr>
           <w:rFonts w:ascii="Courier New" w:hAnsi="Courier New"/>
-          <w:sz w:val="15"/>
+          <w:sz w:val="16"/>
         </w:rPr>
         <w:t>fig.suptitle('PLS-DA Score Plot  LV1 x LV2\n' + TTAG,</w:t>
         <w:br/>
@@ -3345,7 +3397,7 @@
       <w:r>
         <w:rPr>
           <w:rFonts w:ascii="Courier New" w:hAnsi="Courier New"/>
-          <w:sz w:val="15"/>
+          <w:sz w:val="16"/>
         </w:rPr>
         <w:t xml:space="preserve">             fontsize=11, fontweight='bold', y=1.01)</w:t>
         <w:br/>
@@ -3353,7 +3405,7 @@
       <w:r>
         <w:rPr>
           <w:rFonts w:ascii="Courier New" w:hAnsi="Courier New"/>
-          <w:sz w:val="15"/>
+          <w:sz w:val="16"/>
         </w:rPr>
         <w:t>for ax, pred, sub in zip(axes,</w:t>
         <w:br/>
@@ -3361,7 +3413,7 @@
       <w:r>
         <w:rPr>
           <w:rFonts w:ascii="Courier New" w:hAnsi="Courier New"/>
-          <w:sz w:val="15"/>
+          <w:sz w:val="16"/>
         </w:rPr>
         <w:t xml:space="preserve">        [None,       y_pls_5f],</w:t>
         <w:br/>
@@ -3369,7 +3421,7 @@
       <w:r>
         <w:rPr>
           <w:rFonts w:ascii="Courier New" w:hAnsi="Courier New"/>
-          <w:sz w:val="15"/>
+          <w:sz w:val="16"/>
         </w:rPr>
         <w:t xml:space="preserve">        ['Full model (re-substitution)', '%d-fold CV predictions' % CV_FOLDS]):</w:t>
         <w:br/>
@@ -3377,7 +3429,7 @@
       <w:r>
         <w:rPr>
           <w:rFonts w:ascii="Courier New" w:hAnsi="Courier New"/>
-          <w:sz w:val="15"/>
+          <w:sz w:val="16"/>
         </w:rPr>
         <w:t xml:space="preserve">    scatter_scores(ax, 0, 1, cv_pred=pred)</w:t>
         <w:br/>
@@ -3385,7 +3437,7 @@
       <w:r>
         <w:rPr>
           <w:rFonts w:ascii="Courier New" w:hAnsi="Courier New"/>
-          <w:sz w:val="15"/>
+          <w:sz w:val="16"/>
         </w:rPr>
         <w:t xml:space="preserve">    ax.set_xlabel('LV1  (%.1f%% var.)' % lv_var(0), fontsize=11, labelpad=6)</w:t>
         <w:br/>
@@ -3393,7 +3445,7 @@
       <w:r>
         <w:rPr>
           <w:rFonts w:ascii="Courier New" w:hAnsi="Courier New"/>
-          <w:sz w:val="15"/>
+          <w:sz w:val="16"/>
         </w:rPr>
         <w:t xml:space="preserve">    ax.set_ylabel('LV2  (%.1f%% var.)' % lv_var(1), fontsize=11, labelpad=6)</w:t>
         <w:br/>
@@ -3401,7 +3453,7 @@
       <w:r>
         <w:rPr>
           <w:rFonts w:ascii="Courier New" w:hAnsi="Courier New"/>
-          <w:sz w:val="15"/>
+          <w:sz w:val="16"/>
         </w:rPr>
         <w:t xml:space="preserve">    ax.set_title(sub, fontsize=10, fontweight='bold', pad=8)</w:t>
         <w:br/>
@@ -3409,7 +3461,7 @@
       <w:r>
         <w:rPr>
           <w:rFonts w:ascii="Courier New" w:hAnsi="Courier New"/>
-          <w:sz w:val="15"/>
+          <w:sz w:val="16"/>
         </w:rPr>
         <w:t>fig.tight_layout(rect=[0, 0.06, 1, 1])</w:t>
         <w:br/>
@@ -3417,7 +3469,7 @@
       <w:r>
         <w:rPr>
           <w:rFonts w:ascii="Courier New" w:hAnsi="Courier New"/>
-          <w:sz w:val="15"/>
+          <w:sz w:val="16"/>
         </w:rPr>
         <w:t>save_fig(fig, '01_PLSDA_Scores_LV1_LV2.png')</w:t>
         <w:br/>
@@ -3425,14 +3477,14 @@
       <w:r>
         <w:rPr>
           <w:rFonts w:ascii="Courier New" w:hAnsi="Courier New"/>
-          <w:sz w:val="15"/>
-        </w:rPr>
-        <w:br/>
-      </w:r>
-      <w:r>
-        <w:rPr>
-          <w:rFonts w:ascii="Courier New" w:hAnsi="Courier New"/>
-          <w:sz w:val="15"/>
+          <w:sz w:val="16"/>
+        </w:rPr>
+        <w:br/>
+      </w:r>
+      <w:r>
+        <w:rPr>
+          <w:rFonts w:ascii="Courier New" w:hAnsi="Courier New"/>
+          <w:sz w:val="16"/>
         </w:rPr>
         <w:t># Fig 02 — LV1 x LV3</w:t>
         <w:br/>
@@ -3440,7 +3492,7 @@
       <w:r>
         <w:rPr>
           <w:rFonts w:ascii="Courier New" w:hAnsi="Courier New"/>
-          <w:sz w:val="15"/>
+          <w:sz w:val="16"/>
         </w:rPr>
         <w:t>fig, axes = plt.subplots(1, 2, figsize=(15, 6.5))</w:t>
         <w:br/>
@@ -3448,7 +3500,7 @@
       <w:r>
         <w:rPr>
           <w:rFonts w:ascii="Courier New" w:hAnsi="Courier New"/>
-          <w:sz w:val="15"/>
+          <w:sz w:val="16"/>
         </w:rPr>
         <w:t>fig.suptitle('PLS-DA Score Plot  LV1 x LV3\n' + TTAG,</w:t>
         <w:br/>
@@ -3456,7 +3508,7 @@
       <w:r>
         <w:rPr>
           <w:rFonts w:ascii="Courier New" w:hAnsi="Courier New"/>
-          <w:sz w:val="15"/>
+          <w:sz w:val="16"/>
         </w:rPr>
         <w:t xml:space="preserve">             fontsize=11, fontweight='bold', y=1.01)</w:t>
         <w:br/>
@@ -3464,7 +3516,7 @@
       <w:r>
         <w:rPr>
           <w:rFonts w:ascii="Courier New" w:hAnsi="Courier New"/>
-          <w:sz w:val="15"/>
+          <w:sz w:val="16"/>
         </w:rPr>
         <w:t>for ax, pred, sub in zip(axes,</w:t>
         <w:br/>
@@ -3472,7 +3524,7 @@
       <w:r>
         <w:rPr>
           <w:rFonts w:ascii="Courier New" w:hAnsi="Courier New"/>
-          <w:sz w:val="15"/>
+          <w:sz w:val="16"/>
         </w:rPr>
         <w:t xml:space="preserve">        [None,       y_pls_5f],</w:t>
         <w:br/>
@@ -3480,7 +3532,7 @@
       <w:r>
         <w:rPr>
           <w:rFonts w:ascii="Courier New" w:hAnsi="Courier New"/>
-          <w:sz w:val="15"/>
+          <w:sz w:val="16"/>
         </w:rPr>
         <w:t xml:space="preserve">        ['Full model (re-substitution)', '%d-fold CV predictions' % CV_FOLDS]):</w:t>
         <w:br/>
@@ -3488,7 +3540,7 @@
       <w:r>
         <w:rPr>
           <w:rFonts w:ascii="Courier New" w:hAnsi="Courier New"/>
-          <w:sz w:val="15"/>
+          <w:sz w:val="16"/>
         </w:rPr>
         <w:t xml:space="preserve">    scatter_scores(ax, 0, 2, cv_pred=pred)</w:t>
         <w:br/>
@@ -3496,7 +3548,7 @@
       <w:r>
         <w:rPr>
           <w:rFonts w:ascii="Courier New" w:hAnsi="Courier New"/>
-          <w:sz w:val="15"/>
+          <w:sz w:val="16"/>
         </w:rPr>
         <w:t xml:space="preserve">    ax.set_xlabel('LV1  (%.1f%% var.)' % lv_var(0), fontsize=11, labelpad=6)</w:t>
         <w:br/>
@@ -3504,7 +3556,7 @@
       <w:r>
         <w:rPr>
           <w:rFonts w:ascii="Courier New" w:hAnsi="Courier New"/>
-          <w:sz w:val="15"/>
+          <w:sz w:val="16"/>
         </w:rPr>
         <w:t xml:space="preserve">    ax.set_ylabel('LV3  (%.1f%% var.)' % lv_var(2), fontsize=11, labelpad=6)</w:t>
         <w:br/>
@@ -3512,7 +3564,7 @@
       <w:r>
         <w:rPr>
           <w:rFonts w:ascii="Courier New" w:hAnsi="Courier New"/>
-          <w:sz w:val="15"/>
+          <w:sz w:val="16"/>
         </w:rPr>
         <w:t xml:space="preserve">    ax.set_title(sub, fontsize=10, fontweight='bold', pad=8)</w:t>
         <w:br/>
@@ -3520,7 +3572,7 @@
       <w:r>
         <w:rPr>
           <w:rFonts w:ascii="Courier New" w:hAnsi="Courier New"/>
-          <w:sz w:val="15"/>
+          <w:sz w:val="16"/>
         </w:rPr>
         <w:t>fig.tight_layout(rect=[0, 0.06, 1, 1])</w:t>
         <w:br/>
@@ -3528,7 +3580,7 @@
       <w:r>
         <w:rPr>
           <w:rFonts w:ascii="Courier New" w:hAnsi="Courier New"/>
-          <w:sz w:val="15"/>
+          <w:sz w:val="16"/>
         </w:rPr>
         <w:t>save_fig(fig, '02_PLSDA_Scores_LV1_LV3.png')</w:t>
         <w:br/>
@@ -3536,14 +3588,14 @@
       <w:r>
         <w:rPr>
           <w:rFonts w:ascii="Courier New" w:hAnsi="Courier New"/>
-          <w:sz w:val="15"/>
-        </w:rPr>
-        <w:br/>
-      </w:r>
-      <w:r>
-        <w:rPr>
-          <w:rFonts w:ascii="Courier New" w:hAnsi="Courier New"/>
-          <w:sz w:val="15"/>
+          <w:sz w:val="16"/>
+        </w:rPr>
+        <w:br/>
+      </w:r>
+      <w:r>
+        <w:rPr>
+          <w:rFonts w:ascii="Courier New" w:hAnsi="Courier New"/>
+          <w:sz w:val="16"/>
         </w:rPr>
         <w:t># Fig 03 — LV2 x LV3</w:t>
         <w:br/>
@@ -3551,7 +3603,7 @@
       <w:r>
         <w:rPr>
           <w:rFonts w:ascii="Courier New" w:hAnsi="Courier New"/>
-          <w:sz w:val="15"/>
+          <w:sz w:val="16"/>
         </w:rPr>
         <w:t>fig, axes = plt.subplots(1, 2, figsize=(15, 6.5))</w:t>
         <w:br/>
@@ -3559,7 +3611,7 @@
       <w:r>
         <w:rPr>
           <w:rFonts w:ascii="Courier New" w:hAnsi="Courier New"/>
-          <w:sz w:val="15"/>
+          <w:sz w:val="16"/>
         </w:rPr>
         <w:t>fig.suptitle('PLS-DA Score Plot  LV2 x LV3\n' + TTAG,</w:t>
         <w:br/>
@@ -3567,7 +3619,7 @@
       <w:r>
         <w:rPr>
           <w:rFonts w:ascii="Courier New" w:hAnsi="Courier New"/>
-          <w:sz w:val="15"/>
+          <w:sz w:val="16"/>
         </w:rPr>
         <w:t xml:space="preserve">             fontsize=11, fontweight='bold', y=1.01)</w:t>
         <w:br/>
@@ -3575,7 +3627,7 @@
       <w:r>
         <w:rPr>
           <w:rFonts w:ascii="Courier New" w:hAnsi="Courier New"/>
-          <w:sz w:val="15"/>
+          <w:sz w:val="16"/>
         </w:rPr>
         <w:t>for ax, pred, sub in zip(axes,</w:t>
         <w:br/>
@@ -3583,7 +3635,7 @@
       <w:r>
         <w:rPr>
           <w:rFonts w:ascii="Courier New" w:hAnsi="Courier New"/>
-          <w:sz w:val="15"/>
+          <w:sz w:val="16"/>
         </w:rPr>
         <w:t xml:space="preserve">        [None,       y_pls_5f],</w:t>
         <w:br/>
@@ -3591,7 +3643,7 @@
       <w:r>
         <w:rPr>
           <w:rFonts w:ascii="Courier New" w:hAnsi="Courier New"/>
-          <w:sz w:val="15"/>
+          <w:sz w:val="16"/>
         </w:rPr>
         <w:t xml:space="preserve">        ['Full model (re-substitution)', '%d-fold CV predictions' % CV_FOLDS]):</w:t>
         <w:br/>
@@ -3599,7 +3651,7 @@
       <w:r>
         <w:rPr>
           <w:rFonts w:ascii="Courier New" w:hAnsi="Courier New"/>
-          <w:sz w:val="15"/>
+          <w:sz w:val="16"/>
         </w:rPr>
         <w:t xml:space="preserve">    scatter_scores(ax, 1, 2, cv_pred=pred)</w:t>
         <w:br/>
@@ -3607,7 +3659,7 @@
       <w:r>
         <w:rPr>
           <w:rFonts w:ascii="Courier New" w:hAnsi="Courier New"/>
-          <w:sz w:val="15"/>
+          <w:sz w:val="16"/>
         </w:rPr>
         <w:t xml:space="preserve">    ax.set_xlabel('LV2  (%.1f%% var.)' % lv_var(1), fontsize=11, labelpad=6)</w:t>
         <w:br/>
@@ -3615,7 +3667,7 @@
       <w:r>
         <w:rPr>
           <w:rFonts w:ascii="Courier New" w:hAnsi="Courier New"/>
-          <w:sz w:val="15"/>
+          <w:sz w:val="16"/>
         </w:rPr>
         <w:t xml:space="preserve">    ax.set_ylabel('LV3  (%.1f%% var.)' % lv_var(2), fontsize=11, labelpad=6)</w:t>
         <w:br/>
@@ -3623,7 +3675,7 @@
       <w:r>
         <w:rPr>
           <w:rFonts w:ascii="Courier New" w:hAnsi="Courier New"/>
-          <w:sz w:val="15"/>
+          <w:sz w:val="16"/>
         </w:rPr>
         <w:t xml:space="preserve">    ax.set_title(sub, fontsize=10, fontweight='bold', pad=8)</w:t>
         <w:br/>
@@ -3631,7 +3683,7 @@
       <w:r>
         <w:rPr>
           <w:rFonts w:ascii="Courier New" w:hAnsi="Courier New"/>
-          <w:sz w:val="15"/>
+          <w:sz w:val="16"/>
         </w:rPr>
         <w:t>fig.tight_layout(rect=[0, 0.06, 1, 1])</w:t>
         <w:br/>
@@ -3639,7 +3691,7 @@
       <w:r>
         <w:rPr>
           <w:rFonts w:ascii="Courier New" w:hAnsi="Courier New"/>
-          <w:sz w:val="15"/>
+          <w:sz w:val="16"/>
         </w:rPr>
         <w:t>save_fig(fig, '03_PLSDA_Scores_LV2_LV3.png')</w:t>
         <w:br/>
@@ -3647,14 +3699,14 @@
       <w:r>
         <w:rPr>
           <w:rFonts w:ascii="Courier New" w:hAnsi="Courier New"/>
-          <w:sz w:val="15"/>
-        </w:rPr>
-        <w:br/>
-      </w:r>
-      <w:r>
-        <w:rPr>
-          <w:rFonts w:ascii="Courier New" w:hAnsi="Courier New"/>
-          <w:sz w:val="15"/>
+          <w:sz w:val="16"/>
+        </w:rPr>
+        <w:br/>
+      </w:r>
+      <w:r>
+        <w:rPr>
+          <w:rFonts w:ascii="Courier New" w:hAnsi="Courier New"/>
+          <w:sz w:val="16"/>
         </w:rPr>
         <w:t># Fig 04 — 3D</w:t>
         <w:br/>
@@ -3662,7 +3714,7 @@
       <w:r>
         <w:rPr>
           <w:rFonts w:ascii="Courier New" w:hAnsi="Courier New"/>
-          <w:sz w:val="15"/>
+          <w:sz w:val="16"/>
         </w:rPr>
         <w:t>fig = plt.figure(figsize=(9, 7.5))</w:t>
         <w:br/>
@@ -3670,7 +3722,7 @@
       <w:r>
         <w:rPr>
           <w:rFonts w:ascii="Courier New" w:hAnsi="Courier New"/>
-          <w:sz w:val="15"/>
+          <w:sz w:val="16"/>
         </w:rPr>
         <w:t>ax  = fig.add_subplot(111, projection='3d')</w:t>
         <w:br/>
@@ -3678,7 +3730,7 @@
       <w:r>
         <w:rPr>
           <w:rFonts w:ascii="Courier New" w:hAnsi="Courier New"/>
-          <w:sz w:val="15"/>
+          <w:sz w:val="16"/>
         </w:rPr>
         <w:t>for cls in le.classes_:</w:t>
         <w:br/>
@@ -3686,7 +3738,7 @@
       <w:r>
         <w:rPr>
           <w:rFonts w:ascii="Courier New" w:hAnsi="Courier New"/>
-          <w:sz w:val="15"/>
+          <w:sz w:val="16"/>
         </w:rPr>
         <w:t xml:space="preserve">    idx = classes == cls</w:t>
         <w:br/>
@@ -3694,7 +3746,7 @@
       <w:r>
         <w:rPr>
           <w:rFonts w:ascii="Courier New" w:hAnsi="Courier New"/>
-          <w:sz w:val="15"/>
+          <w:sz w:val="16"/>
         </w:rPr>
         <w:t xml:space="preserve">    ax.scatter(T_all[idx,0], T_all[idx,1], T_all[idx,2],</w:t>
         <w:br/>
@@ -3702,7 +3754,7 @@
       <w:r>
         <w:rPr>
           <w:rFonts w:ascii="Courier New" w:hAnsi="Courier New"/>
-          <w:sz w:val="15"/>
+          <w:sz w:val="16"/>
         </w:rPr>
         <w:t xml:space="preserve">               c=PALETTE[cls], marker=MARKER[cls], s=55,</w:t>
         <w:br/>
@@ -3710,7 +3762,7 @@
       <w:r>
         <w:rPr>
           <w:rFonts w:ascii="Courier New" w:hAnsi="Courier New"/>
-          <w:sz w:val="15"/>
+          <w:sz w:val="16"/>
         </w:rPr>
         <w:t xml:space="preserve">               edgecolors='k', linewidths=0.4, alpha=0.85, label=cls)</w:t>
         <w:br/>
@@ -3718,7 +3770,7 @@
       <w:r>
         <w:rPr>
           <w:rFonts w:ascii="Courier New" w:hAnsi="Courier New"/>
-          <w:sz w:val="15"/>
+          <w:sz w:val="16"/>
         </w:rPr>
         <w:t>ax.set_xlabel('LV1 (%.1f%%)' % lv_var(0), fontsize=9, labelpad=10)</w:t>
         <w:br/>
@@ -3726,7 +3778,7 @@
       <w:r>
         <w:rPr>
           <w:rFonts w:ascii="Courier New" w:hAnsi="Courier New"/>
-          <w:sz w:val="15"/>
+          <w:sz w:val="16"/>
         </w:rPr>
         <w:t>ax.set_ylabel('LV2 (%.1f%%)' % lv_var(1), fontsize=9, labelpad=10)</w:t>
         <w:br/>
@@ -3734,7 +3786,7 @@
       <w:r>
         <w:rPr>
           <w:rFonts w:ascii="Courier New" w:hAnsi="Courier New"/>
-          <w:sz w:val="15"/>
+          <w:sz w:val="16"/>
         </w:rPr>
         <w:t>ax.set_zlabel('LV3 (%.1f%%)' % lv_var(2), fontsize=9, labelpad=10)</w:t>
         <w:br/>
@@ -3742,7 +3794,7 @@
       <w:r>
         <w:rPr>
           <w:rFonts w:ascii="Courier New" w:hAnsi="Courier New"/>
-          <w:sz w:val="15"/>
+          <w:sz w:val="16"/>
         </w:rPr>
         <w:t>ax.set_title('PLS-DA 3D Scores\n' + TTAG, fontsize=10, fontweight='bold', pad=14)</w:t>
         <w:br/>
@@ -3750,7 +3802,7 @@
       <w:r>
         <w:rPr>
           <w:rFonts w:ascii="Courier New" w:hAnsi="Courier New"/>
-          <w:sz w:val="15"/>
+          <w:sz w:val="16"/>
         </w:rPr>
         <w:t>ax.legend(fontsize=8, ncol=2, loc='upper left',</w:t>
         <w:br/>
@@ -3758,7 +3810,7 @@
       <w:r>
         <w:rPr>
           <w:rFonts w:ascii="Courier New" w:hAnsi="Courier New"/>
-          <w:sz w:val="15"/>
+          <w:sz w:val="16"/>
         </w:rPr>
         <w:t xml:space="preserve">          bbox_to_anchor=(0.0, 0.95), framealpha=0.85)</w:t>
         <w:br/>
@@ -3766,7 +3818,7 @@
       <w:r>
         <w:rPr>
           <w:rFonts w:ascii="Courier New" w:hAnsi="Courier New"/>
-          <w:sz w:val="15"/>
+          <w:sz w:val="16"/>
         </w:rPr>
         <w:t>ax.view_init(elev=22, azim=45)</w:t>
         <w:br/>
@@ -3774,7 +3826,7 @@
       <w:r>
         <w:rPr>
           <w:rFonts w:ascii="Courier New" w:hAnsi="Courier New"/>
-          <w:sz w:val="15"/>
+          <w:sz w:val="16"/>
         </w:rPr>
         <w:t>fig.tight_layout()</w:t>
         <w:br/>
@@ -3782,7 +3834,7 @@
       <w:r>
         <w:rPr>
           <w:rFonts w:ascii="Courier New" w:hAnsi="Courier New"/>
-          <w:sz w:val="15"/>
+          <w:sz w:val="16"/>
         </w:rPr>
         <w:t>save_fig(fig, '04_PLSDA_Scores_3D.png')</w:t>
         <w:br/>
@@ -3790,14 +3842,14 @@
       <w:r>
         <w:rPr>
           <w:rFonts w:ascii="Courier New" w:hAnsi="Courier New"/>
-          <w:sz w:val="15"/>
-        </w:rPr>
-        <w:br/>
-      </w:r>
-      <w:r>
-        <w:rPr>
-          <w:rFonts w:ascii="Courier New" w:hAnsi="Courier New"/>
-          <w:sz w:val="15"/>
+          <w:sz w:val="16"/>
+        </w:rPr>
+        <w:br/>
+      </w:r>
+      <w:r>
+        <w:rPr>
+          <w:rFonts w:ascii="Courier New" w:hAnsi="Courier New"/>
+          <w:sz w:val="16"/>
         </w:rPr>
         <w:t># =============================================================================</w:t>
         <w:br/>
@@ -3805,7 +3857,7 @@
       <w:r>
         <w:rPr>
           <w:rFonts w:ascii="Courier New" w:hAnsi="Courier New"/>
-          <w:sz w:val="15"/>
+          <w:sz w:val="16"/>
         </w:rPr>
         <w:t># 15. CONFUSION MATRIX HELPERS</w:t>
         <w:br/>
@@ -3813,7 +3865,7 @@
       <w:r>
         <w:rPr>
           <w:rFonts w:ascii="Courier New" w:hAnsi="Courier New"/>
-          <w:sz w:val="15"/>
+          <w:sz w:val="16"/>
         </w:rPr>
         <w:t># =============================================================================</w:t>
         <w:br/>
@@ -3821,7 +3873,7 @@
       <w:r>
         <w:rPr>
           <w:rFonts w:ascii="Courier New" w:hAnsi="Courier New"/>
-          <w:sz w:val="15"/>
+          <w:sz w:val="16"/>
         </w:rPr>
         <w:t>def plot_accuracy_matrix(cm, labels, title, fname, cmap):</w:t>
         <w:br/>
@@ -3829,7 +3881,7 @@
       <w:r>
         <w:rPr>
           <w:rFonts w:ascii="Courier New" w:hAnsi="Courier New"/>
-          <w:sz w:val="15"/>
+          <w:sz w:val="16"/>
         </w:rPr>
         <w:t xml:space="preserve">    """</w:t>
         <w:br/>
@@ -3837,7 +3889,7 @@
       <w:r>
         <w:rPr>
           <w:rFonts w:ascii="Courier New" w:hAnsi="Courier New"/>
-          <w:sz w:val="15"/>
+          <w:sz w:val="16"/>
         </w:rPr>
         <w:t xml:space="preserve">    Raw-count confusion matrix.</w:t>
         <w:br/>
@@ -3845,7 +3897,7 @@
       <w:r>
         <w:rPr>
           <w:rFonts w:ascii="Courier New" w:hAnsi="Courier New"/>
-          <w:sz w:val="15"/>
+          <w:sz w:val="16"/>
         </w:rPr>
         <w:t xml:space="preserve">    Overall accuracy = trace(CM) / total.</w:t>
         <w:br/>
@@ -3853,7 +3905,7 @@
       <w:r>
         <w:rPr>
           <w:rFonts w:ascii="Courier New" w:hAnsi="Courier New"/>
-          <w:sz w:val="15"/>
+          <w:sz w:val="16"/>
         </w:rPr>
         <w:t xml:space="preserve">    Each cell = number of samples.</w:t>
         <w:br/>
@@ -3861,7 +3913,7 @@
       <w:r>
         <w:rPr>
           <w:rFonts w:ascii="Courier New" w:hAnsi="Courier New"/>
-          <w:sz w:val="15"/>
+          <w:sz w:val="16"/>
         </w:rPr>
         <w:t xml:space="preserve">    """</w:t>
         <w:br/>
@@ -3869,7 +3921,7 @@
       <w:r>
         <w:rPr>
           <w:rFonts w:ascii="Courier New" w:hAnsi="Courier New"/>
-          <w:sz w:val="15"/>
+          <w:sz w:val="16"/>
         </w:rPr>
         <w:t xml:space="preserve">    fig, ax = plt.subplots(figsize=(7, 6))</w:t>
         <w:br/>
@@ -3877,7 +3929,7 @@
       <w:r>
         <w:rPr>
           <w:rFonts w:ascii="Courier New" w:hAnsi="Courier New"/>
-          <w:sz w:val="15"/>
+          <w:sz w:val="16"/>
         </w:rPr>
         <w:t xml:space="preserve">    disp = ConfusionMatrixDisplay(cm, display_labels=labels)</w:t>
         <w:br/>
@@ -3885,7 +3937,7 @@
       <w:r>
         <w:rPr>
           <w:rFonts w:ascii="Courier New" w:hAnsi="Courier New"/>
-          <w:sz w:val="15"/>
+          <w:sz w:val="16"/>
         </w:rPr>
         <w:t xml:space="preserve">    disp.plot(ax=ax, colorbar=True, cmap=cmap,</w:t>
         <w:br/>
@@ -3893,7 +3945,7 @@
       <w:r>
         <w:rPr>
           <w:rFonts w:ascii="Courier New" w:hAnsi="Courier New"/>
-          <w:sz w:val="15"/>
+          <w:sz w:val="16"/>
         </w:rPr>
         <w:t xml:space="preserve">              xticks_rotation=25, values_format='d')</w:t>
         <w:br/>
@@ -3901,7 +3953,7 @@
       <w:r>
         <w:rPr>
           <w:rFonts w:ascii="Courier New" w:hAnsi="Courier New"/>
-          <w:sz w:val="15"/>
+          <w:sz w:val="16"/>
         </w:rPr>
         <w:t xml:space="preserve">    ax.set_title(title, fontsize=11, fontweight='bold', pad=12)</w:t>
         <w:br/>
@@ -3909,7 +3961,7 @@
       <w:r>
         <w:rPr>
           <w:rFonts w:ascii="Courier New" w:hAnsi="Courier New"/>
-          <w:sz w:val="15"/>
+          <w:sz w:val="16"/>
         </w:rPr>
         <w:t xml:space="preserve">    ax.set_xlabel('Predicted Class', fontsize=10, labelpad=8)</w:t>
         <w:br/>
@@ -3917,7 +3969,7 @@
       <w:r>
         <w:rPr>
           <w:rFonts w:ascii="Courier New" w:hAnsi="Courier New"/>
-          <w:sz w:val="15"/>
+          <w:sz w:val="16"/>
         </w:rPr>
         <w:t xml:space="preserve">    ax.set_ylabel('True Class', fontsize=10, labelpad=8)</w:t>
         <w:br/>
@@ -3925,7 +3977,7 @@
       <w:r>
         <w:rPr>
           <w:rFonts w:ascii="Courier New" w:hAnsi="Courier New"/>
-          <w:sz w:val="15"/>
+          <w:sz w:val="16"/>
         </w:rPr>
         <w:t xml:space="preserve">    # Fix: ensure tick labels do not clip</w:t>
         <w:br/>
@@ -3933,7 +3985,7 @@
       <w:r>
         <w:rPr>
           <w:rFonts w:ascii="Courier New" w:hAnsi="Courier New"/>
-          <w:sz w:val="15"/>
+          <w:sz w:val="16"/>
         </w:rPr>
         <w:t xml:space="preserve">    ax.tick_params(axis='x', pad=4)</w:t>
         <w:br/>
@@ -3941,7 +3993,7 @@
       <w:r>
         <w:rPr>
           <w:rFonts w:ascii="Courier New" w:hAnsi="Courier New"/>
-          <w:sz w:val="15"/>
+          <w:sz w:val="16"/>
         </w:rPr>
         <w:t xml:space="preserve">    ax.tick_params(axis='y', pad=4)</w:t>
         <w:br/>
@@ -3949,7 +4001,7 @@
       <w:r>
         <w:rPr>
           <w:rFonts w:ascii="Courier New" w:hAnsi="Courier New"/>
-          <w:sz w:val="15"/>
+          <w:sz w:val="16"/>
         </w:rPr>
         <w:t xml:space="preserve">    fig.tight_layout()</w:t>
         <w:br/>
@@ -3957,7 +4009,7 @@
       <w:r>
         <w:rPr>
           <w:rFonts w:ascii="Courier New" w:hAnsi="Courier New"/>
-          <w:sz w:val="15"/>
+          <w:sz w:val="16"/>
         </w:rPr>
         <w:t xml:space="preserve">    save_fig(fig, fname)</w:t>
         <w:br/>
@@ -3965,21 +4017,21 @@
       <w:r>
         <w:rPr>
           <w:rFonts w:ascii="Courier New" w:hAnsi="Courier New"/>
-          <w:sz w:val="15"/>
-        </w:rPr>
-        <w:br/>
-      </w:r>
-      <w:r>
-        <w:rPr>
-          <w:rFonts w:ascii="Courier New" w:hAnsi="Courier New"/>
-          <w:sz w:val="15"/>
-        </w:rPr>
-        <w:br/>
-      </w:r>
-      <w:r>
-        <w:rPr>
-          <w:rFonts w:ascii="Courier New" w:hAnsi="Courier New"/>
-          <w:sz w:val="15"/>
+          <w:sz w:val="16"/>
+        </w:rPr>
+        <w:br/>
+      </w:r>
+      <w:r>
+        <w:rPr>
+          <w:rFonts w:ascii="Courier New" w:hAnsi="Courier New"/>
+          <w:sz w:val="16"/>
+        </w:rPr>
+        <w:br/>
+      </w:r>
+      <w:r>
+        <w:rPr>
+          <w:rFonts w:ascii="Courier New" w:hAnsi="Courier New"/>
+          <w:sz w:val="16"/>
         </w:rPr>
         <w:t>def plot_recall_matrix(cm, labels, title, fname, cmap):</w:t>
         <w:br/>
@@ -3987,7 +4039,7 @@
       <w:r>
         <w:rPr>
           <w:rFonts w:ascii="Courier New" w:hAnsi="Courier New"/>
-          <w:sz w:val="15"/>
+          <w:sz w:val="16"/>
         </w:rPr>
         <w:t xml:space="preserve">    """</w:t>
         <w:br/>
@@ -3995,7 +4047,7 @@
       <w:r>
         <w:rPr>
           <w:rFonts w:ascii="Courier New" w:hAnsi="Courier New"/>
-          <w:sz w:val="15"/>
+          <w:sz w:val="16"/>
         </w:rPr>
         <w:t xml:space="preserve">    Row-normalised confusion matrix — diagonal = Recall per class.</w:t>
         <w:br/>
@@ -4003,7 +4055,7 @@
       <w:r>
         <w:rPr>
           <w:rFonts w:ascii="Courier New" w:hAnsi="Courier New"/>
-          <w:sz w:val="15"/>
+          <w:sz w:val="16"/>
         </w:rPr>
         <w:t xml:space="preserve">    Formula: CM_norm[i,j] = CM[i,j] / sum(CM[i,:])</w:t>
         <w:br/>
@@ -4011,7 +4063,7 @@
       <w:r>
         <w:rPr>
           <w:rFonts w:ascii="Courier New" w:hAnsi="Courier New"/>
-          <w:sz w:val="15"/>
+          <w:sz w:val="16"/>
         </w:rPr>
         <w:t xml:space="preserve">    Each cell shows: normalised value  AND  raw count in brackets.</w:t>
         <w:br/>
@@ -4019,7 +4071,7 @@
       <w:r>
         <w:rPr>
           <w:rFonts w:ascii="Courier New" w:hAnsi="Courier New"/>
-          <w:sz w:val="15"/>
+          <w:sz w:val="16"/>
         </w:rPr>
         <w:t xml:space="preserve">    """</w:t>
         <w:br/>
@@ -4027,7 +4079,7 @@
       <w:r>
         <w:rPr>
           <w:rFonts w:ascii="Courier New" w:hAnsi="Courier New"/>
-          <w:sz w:val="15"/>
+          <w:sz w:val="16"/>
         </w:rPr>
         <w:t xml:space="preserve">    n_cls    = len(labels)</w:t>
         <w:br/>
@@ -4035,7 +4087,7 @@
       <w:r>
         <w:rPr>
           <w:rFonts w:ascii="Courier New" w:hAnsi="Courier New"/>
-          <w:sz w:val="15"/>
+          <w:sz w:val="16"/>
         </w:rPr>
         <w:t xml:space="preserve">    row_sums = cm.sum(axis=1, keepdims=True).astype(float)</w:t>
         <w:br/>
@@ -4043,7 +4095,7 @@
       <w:r>
         <w:rPr>
           <w:rFonts w:ascii="Courier New" w:hAnsi="Courier New"/>
-          <w:sz w:val="15"/>
+          <w:sz w:val="16"/>
         </w:rPr>
         <w:t xml:space="preserve">    cm_norm  = cm.astype(float) / row_sums</w:t>
         <w:br/>
@@ -4051,14 +4103,14 @@
       <w:r>
         <w:rPr>
           <w:rFonts w:ascii="Courier New" w:hAnsi="Courier New"/>
-          <w:sz w:val="15"/>
-        </w:rPr>
-        <w:br/>
-      </w:r>
-      <w:r>
-        <w:rPr>
-          <w:rFonts w:ascii="Courier New" w:hAnsi="Courier New"/>
-          <w:sz w:val="15"/>
+          <w:sz w:val="16"/>
+        </w:rPr>
+        <w:br/>
+      </w:r>
+      <w:r>
+        <w:rPr>
+          <w:rFonts w:ascii="Courier New" w:hAnsi="Courier New"/>
+          <w:sz w:val="16"/>
         </w:rPr>
         <w:t xml:space="preserve">    fig, ax = plt.subplots(figsize=(7.5, 6.5))</w:t>
         <w:br/>
@@ -4066,7 +4118,7 @@
       <w:r>
         <w:rPr>
           <w:rFonts w:ascii="Courier New" w:hAnsi="Courier New"/>
-          <w:sz w:val="15"/>
+          <w:sz w:val="16"/>
         </w:rPr>
         <w:t xml:space="preserve">    im = ax.imshow(cm_norm, interpolation='nearest',</w:t>
         <w:br/>
@@ -4074,7 +4126,7 @@
       <w:r>
         <w:rPr>
           <w:rFonts w:ascii="Courier New" w:hAnsi="Courier New"/>
-          <w:sz w:val="15"/>
+          <w:sz w:val="16"/>
         </w:rPr>
         <w:t xml:space="preserve">                   cmap=cmap, vmin=0, vmax=1)</w:t>
         <w:br/>
@@ -4082,7 +4134,7 @@
       <w:r>
         <w:rPr>
           <w:rFonts w:ascii="Courier New" w:hAnsi="Courier New"/>
-          <w:sz w:val="15"/>
+          <w:sz w:val="16"/>
         </w:rPr>
         <w:t xml:space="preserve">    cbar = plt.colorbar(im, ax=ax, fraction=0.045, pad=0.05)</w:t>
         <w:br/>
@@ -4090,7 +4142,7 @@
       <w:r>
         <w:rPr>
           <w:rFonts w:ascii="Courier New" w:hAnsi="Courier New"/>
-          <w:sz w:val="15"/>
+          <w:sz w:val="16"/>
         </w:rPr>
         <w:t xml:space="preserve">    cbar.set_label('Recall  (fraction)', fontsize=10, labelpad=8)</w:t>
         <w:br/>
@@ -4098,7 +4150,7 @@
       <w:r>
         <w:rPr>
           <w:rFonts w:ascii="Courier New" w:hAnsi="Courier New"/>
-          <w:sz w:val="15"/>
+          <w:sz w:val="16"/>
         </w:rPr>
         <w:t xml:space="preserve">    cbar.ax.tick_params(labelsize=9)</w:t>
         <w:br/>
@@ -4106,14 +4158,14 @@
       <w:r>
         <w:rPr>
           <w:rFonts w:ascii="Courier New" w:hAnsi="Courier New"/>
-          <w:sz w:val="15"/>
-        </w:rPr>
-        <w:br/>
-      </w:r>
-      <w:r>
-        <w:rPr>
-          <w:rFonts w:ascii="Courier New" w:hAnsi="Courier New"/>
-          <w:sz w:val="15"/>
+          <w:sz w:val="16"/>
+        </w:rPr>
+        <w:br/>
+      </w:r>
+      <w:r>
+        <w:rPr>
+          <w:rFonts w:ascii="Courier New" w:hAnsi="Courier New"/>
+          <w:sz w:val="16"/>
         </w:rPr>
         <w:t xml:space="preserve">    ticks = np.arange(n_cls)</w:t>
         <w:br/>
@@ -4121,7 +4173,7 @@
       <w:r>
         <w:rPr>
           <w:rFonts w:ascii="Courier New" w:hAnsi="Courier New"/>
-          <w:sz w:val="15"/>
+          <w:sz w:val="16"/>
         </w:rPr>
         <w:t xml:space="preserve">    ax.set_xticks(ticks)</w:t>
         <w:br/>
@@ -4129,7 +4181,7 @@
       <w:r>
         <w:rPr>
           <w:rFonts w:ascii="Courier New" w:hAnsi="Courier New"/>
-          <w:sz w:val="15"/>
+          <w:sz w:val="16"/>
         </w:rPr>
         <w:t xml:space="preserve">    ax.set_xticklabels(labels, rotation=25, ha='right', fontsize=9)</w:t>
         <w:br/>
@@ -4137,7 +4189,7 @@
       <w:r>
         <w:rPr>
           <w:rFonts w:ascii="Courier New" w:hAnsi="Courier New"/>
-          <w:sz w:val="15"/>
+          <w:sz w:val="16"/>
         </w:rPr>
         <w:t xml:space="preserve">    ax.set_yticks(ticks)</w:t>
         <w:br/>
@@ -4145,7 +4197,7 @@
       <w:r>
         <w:rPr>
           <w:rFonts w:ascii="Courier New" w:hAnsi="Courier New"/>
-          <w:sz w:val="15"/>
+          <w:sz w:val="16"/>
         </w:rPr>
         <w:t xml:space="preserve">    ax.set_yticklabels(labels, fontsize=9)</w:t>
         <w:br/>
@@ -4153,14 +4205,14 @@
       <w:r>
         <w:rPr>
           <w:rFonts w:ascii="Courier New" w:hAnsi="Courier New"/>
-          <w:sz w:val="15"/>
-        </w:rPr>
-        <w:br/>
-      </w:r>
-      <w:r>
-        <w:rPr>
-          <w:rFonts w:ascii="Courier New" w:hAnsi="Courier New"/>
-          <w:sz w:val="15"/>
+          <w:sz w:val="16"/>
+        </w:rPr>
+        <w:br/>
+      </w:r>
+      <w:r>
+        <w:rPr>
+          <w:rFonts w:ascii="Courier New" w:hAnsi="Courier New"/>
+          <w:sz w:val="16"/>
         </w:rPr>
         <w:t xml:space="preserve">    # Cell text — value on first line, count on second</w:t>
         <w:br/>
@@ -4168,7 +4220,7 @@
       <w:r>
         <w:rPr>
           <w:rFonts w:ascii="Courier New" w:hAnsi="Courier New"/>
-          <w:sz w:val="15"/>
+          <w:sz w:val="16"/>
         </w:rPr>
         <w:t xml:space="preserve">    for i in range(n_cls):</w:t>
         <w:br/>
@@ -4176,7 +4228,7 @@
       <w:r>
         <w:rPr>
           <w:rFonts w:ascii="Courier New" w:hAnsi="Courier New"/>
-          <w:sz w:val="15"/>
+          <w:sz w:val="16"/>
         </w:rPr>
         <w:t xml:space="preserve">        for j in range(n_cls):</w:t>
         <w:br/>
@@ -4184,7 +4236,7 @@
       <w:r>
         <w:rPr>
           <w:rFonts w:ascii="Courier New" w:hAnsi="Courier New"/>
-          <w:sz w:val="15"/>
+          <w:sz w:val="16"/>
         </w:rPr>
         <w:t xml:space="preserve">            val   = cm_norm[i, j]</w:t>
         <w:br/>
@@ -4192,7 +4244,7 @@
       <w:r>
         <w:rPr>
           <w:rFonts w:ascii="Courier New" w:hAnsi="Courier New"/>
-          <w:sz w:val="15"/>
+          <w:sz w:val="16"/>
         </w:rPr>
         <w:t xml:space="preserve">            count = int(cm[i, j])</w:t>
         <w:br/>
@@ -4200,7 +4252,7 @@
       <w:r>
         <w:rPr>
           <w:rFonts w:ascii="Courier New" w:hAnsi="Courier New"/>
-          <w:sz w:val="15"/>
+          <w:sz w:val="16"/>
         </w:rPr>
         <w:t xml:space="preserve">            color = 'white' if val &gt; 0.55 else 'black'</w:t>
         <w:br/>
@@ -4208,7 +4260,7 @@
       <w:r>
         <w:rPr>
           <w:rFonts w:ascii="Courier New" w:hAnsi="Courier New"/>
-          <w:sz w:val="15"/>
+          <w:sz w:val="16"/>
         </w:rPr>
         <w:t xml:space="preserve">            ax.text(j, i - 0.12, '%.2f' % val,</w:t>
         <w:br/>
@@ -4216,7 +4268,7 @@
       <w:r>
         <w:rPr>
           <w:rFonts w:ascii="Courier New" w:hAnsi="Courier New"/>
-          <w:sz w:val="15"/>
+          <w:sz w:val="16"/>
         </w:rPr>
         <w:t xml:space="preserve">                    ha='center', va='center',</w:t>
         <w:br/>
@@ -4224,7 +4276,7 @@
       <w:r>
         <w:rPr>
           <w:rFonts w:ascii="Courier New" w:hAnsi="Courier New"/>
-          <w:sz w:val="15"/>
+          <w:sz w:val="16"/>
         </w:rPr>
         <w:t xml:space="preserve">                    color=color, fontsize=11, fontweight='bold')</w:t>
         <w:br/>
@@ -4232,7 +4284,7 @@
       <w:r>
         <w:rPr>
           <w:rFonts w:ascii="Courier New" w:hAnsi="Courier New"/>
-          <w:sz w:val="15"/>
+          <w:sz w:val="16"/>
         </w:rPr>
         <w:t xml:space="preserve">            ax.text(j, i + 0.22, '(%d)' % count,</w:t>
         <w:br/>
@@ -4240,7 +4292,7 @@
       <w:r>
         <w:rPr>
           <w:rFonts w:ascii="Courier New" w:hAnsi="Courier New"/>
-          <w:sz w:val="15"/>
+          <w:sz w:val="16"/>
         </w:rPr>
         <w:t xml:space="preserve">                    ha='center', va='center',</w:t>
         <w:br/>
@@ -4248,7 +4300,7 @@
       <w:r>
         <w:rPr>
           <w:rFonts w:ascii="Courier New" w:hAnsi="Courier New"/>
-          <w:sz w:val="15"/>
+          <w:sz w:val="16"/>
         </w:rPr>
         <w:t xml:space="preserve">                    color=color, fontsize=8)</w:t>
         <w:br/>
@@ -4256,14 +4308,14 @@
       <w:r>
         <w:rPr>
           <w:rFonts w:ascii="Courier New" w:hAnsi="Courier New"/>
-          <w:sz w:val="15"/>
-        </w:rPr>
-        <w:br/>
-      </w:r>
-      <w:r>
-        <w:rPr>
-          <w:rFonts w:ascii="Courier New" w:hAnsi="Courier New"/>
-          <w:sz w:val="15"/>
+          <w:sz w:val="16"/>
+        </w:rPr>
+        <w:br/>
+      </w:r>
+      <w:r>
+        <w:rPr>
+          <w:rFonts w:ascii="Courier New" w:hAnsi="Courier New"/>
+          <w:sz w:val="16"/>
         </w:rPr>
         <w:t xml:space="preserve">    ax.set_ylabel('True Class', fontsize=11, labelpad=8)</w:t>
         <w:br/>
@@ -4271,7 +4323,7 @@
       <w:r>
         <w:rPr>
           <w:rFonts w:ascii="Courier New" w:hAnsi="Courier New"/>
-          <w:sz w:val="15"/>
+          <w:sz w:val="16"/>
         </w:rPr>
         <w:t xml:space="preserve">    ax.set_xlabel('Predicted Class', fontsize=11, labelpad=8)</w:t>
         <w:br/>
@@ -4279,7 +4331,7 @@
       <w:r>
         <w:rPr>
           <w:rFonts w:ascii="Courier New" w:hAnsi="Courier New"/>
-          <w:sz w:val="15"/>
+          <w:sz w:val="16"/>
         </w:rPr>
         <w:t xml:space="preserve">    ax.set_title(title, fontsize=10, fontweight='bold', pad=12)</w:t>
         <w:br/>
@@ -4287,14 +4339,14 @@
       <w:r>
         <w:rPr>
           <w:rFonts w:ascii="Courier New" w:hAnsi="Courier New"/>
-          <w:sz w:val="15"/>
-        </w:rPr>
-        <w:br/>
-      </w:r>
-      <w:r>
-        <w:rPr>
-          <w:rFonts w:ascii="Courier New" w:hAnsi="Courier New"/>
-          <w:sz w:val="15"/>
+          <w:sz w:val="16"/>
+        </w:rPr>
+        <w:br/>
+      </w:r>
+      <w:r>
+        <w:rPr>
+          <w:rFonts w:ascii="Courier New" w:hAnsi="Courier New"/>
+          <w:sz w:val="16"/>
         </w:rPr>
         <w:t xml:space="preserve">    # Per-class recall summary inside a text box (no axis overlap)</w:t>
         <w:br/>
@@ -4302,7 +4354,7 @@
       <w:r>
         <w:rPr>
           <w:rFonts w:ascii="Courier New" w:hAnsi="Courier New"/>
-          <w:sz w:val="15"/>
+          <w:sz w:val="16"/>
         </w:rPr>
         <w:t xml:space="preserve">    summary = '\n'.join(['%s : %.0f%%' % (lbl.replace('SSY-',''), cm_norm[i,i]*100)</w:t>
         <w:br/>
@@ -4310,7 +4362,7 @@
       <w:r>
         <w:rPr>
           <w:rFonts w:ascii="Courier New" w:hAnsi="Courier New"/>
-          <w:sz w:val="15"/>
+          <w:sz w:val="16"/>
         </w:rPr>
         <w:t xml:space="preserve">                         for i, lbl in enumerate(labels)])</w:t>
         <w:br/>
@@ -4318,7 +4370,7 @@
       <w:r>
         <w:rPr>
           <w:rFonts w:ascii="Courier New" w:hAnsi="Courier New"/>
-          <w:sz w:val="15"/>
+          <w:sz w:val="16"/>
         </w:rPr>
         <w:t xml:space="preserve">    ax.text(0.99, 0.99, 'Recall per class:\n' + summary,</w:t>
         <w:br/>
@@ -4326,7 +4378,7 @@
       <w:r>
         <w:rPr>
           <w:rFonts w:ascii="Courier New" w:hAnsi="Courier New"/>
-          <w:sz w:val="15"/>
+          <w:sz w:val="16"/>
         </w:rPr>
         <w:t xml:space="preserve">            transform=ax.transAxes,</w:t>
         <w:br/>
@@ -4334,7 +4386,7 @@
       <w:r>
         <w:rPr>
           <w:rFonts w:ascii="Courier New" w:hAnsi="Courier New"/>
-          <w:sz w:val="15"/>
+          <w:sz w:val="16"/>
         </w:rPr>
         <w:t xml:space="preserve">            fontsize=8, va='top', ha='right',</w:t>
         <w:br/>
@@ -4342,7 +4394,7 @@
       <w:r>
         <w:rPr>
           <w:rFonts w:ascii="Courier New" w:hAnsi="Courier New"/>
-          <w:sz w:val="15"/>
+          <w:sz w:val="16"/>
         </w:rPr>
         <w:t xml:space="preserve">            bbox=dict(boxstyle='round,pad=0.4', fc='lightyellow',</w:t>
         <w:br/>
@@ -4350,7 +4402,7 @@
       <w:r>
         <w:rPr>
           <w:rFonts w:ascii="Courier New" w:hAnsi="Courier New"/>
-          <w:sz w:val="15"/>
+          <w:sz w:val="16"/>
         </w:rPr>
         <w:t xml:space="preserve">                      ec='grey', alpha=0.85))</w:t>
         <w:br/>
@@ -4358,14 +4410,14 @@
       <w:r>
         <w:rPr>
           <w:rFonts w:ascii="Courier New" w:hAnsi="Courier New"/>
-          <w:sz w:val="15"/>
-        </w:rPr>
-        <w:br/>
-      </w:r>
-      <w:r>
-        <w:rPr>
-          <w:rFonts w:ascii="Courier New" w:hAnsi="Courier New"/>
-          <w:sz w:val="15"/>
+          <w:sz w:val="16"/>
+        </w:rPr>
+        <w:br/>
+      </w:r>
+      <w:r>
+        <w:rPr>
+          <w:rFonts w:ascii="Courier New" w:hAnsi="Courier New"/>
+          <w:sz w:val="16"/>
         </w:rPr>
         <w:t xml:space="preserve">    fig.tight_layout()</w:t>
         <w:br/>
@@ -4373,7 +4425,7 @@
       <w:r>
         <w:rPr>
           <w:rFonts w:ascii="Courier New" w:hAnsi="Courier New"/>
-          <w:sz w:val="15"/>
+          <w:sz w:val="16"/>
         </w:rPr>
         <w:t xml:space="preserve">    save_fig(fig, fname)</w:t>
         <w:br/>
@@ -4381,14 +4433,14 @@
       <w:r>
         <w:rPr>
           <w:rFonts w:ascii="Courier New" w:hAnsi="Courier New"/>
-          <w:sz w:val="15"/>
-        </w:rPr>
-        <w:br/>
-      </w:r>
-      <w:r>
-        <w:rPr>
-          <w:rFonts w:ascii="Courier New" w:hAnsi="Courier New"/>
-          <w:sz w:val="15"/>
+          <w:sz w:val="16"/>
+        </w:rPr>
+        <w:br/>
+      </w:r>
+      <w:r>
+        <w:rPr>
+          <w:rFonts w:ascii="Courier New" w:hAnsi="Courier New"/>
+          <w:sz w:val="16"/>
         </w:rPr>
         <w:t># =============================================================================</w:t>
         <w:br/>
@@ -4396,7 +4448,7 @@
       <w:r>
         <w:rPr>
           <w:rFonts w:ascii="Courier New" w:hAnsi="Courier New"/>
-          <w:sz w:val="15"/>
+          <w:sz w:val="16"/>
         </w:rPr>
         <w:t># 16. PLS-DA CONFUSION MATRICES  (Fig 05 Accuracy, Fig 06 Recall)</w:t>
         <w:br/>
@@ -4404,7 +4456,7 @@
       <w:r>
         <w:rPr>
           <w:rFonts w:ascii="Courier New" w:hAnsi="Courier New"/>
-          <w:sz w:val="15"/>
+          <w:sz w:val="16"/>
         </w:rPr>
         <w:t># =============================================================================</w:t>
         <w:br/>
@@ -4412,7 +4464,7 @@
       <w:r>
         <w:rPr>
           <w:rFonts w:ascii="Courier New" w:hAnsi="Courier New"/>
-          <w:sz w:val="15"/>
+          <w:sz w:val="16"/>
         </w:rPr>
         <w:t>plot_accuracy_matrix(</w:t>
         <w:br/>
@@ -4420,7 +4472,7 @@
       <w:r>
         <w:rPr>
           <w:rFonts w:ascii="Courier New" w:hAnsi="Courier New"/>
-          <w:sz w:val="15"/>
+          <w:sz w:val="16"/>
         </w:rPr>
         <w:t xml:space="preserve">    cm_pls_5f, le.classes_,</w:t>
         <w:br/>
@@ -4428,7 +4480,7 @@
       <w:r>
         <w:rPr>
           <w:rFonts w:ascii="Courier New" w:hAnsi="Courier New"/>
-          <w:sz w:val="15"/>
+          <w:sz w:val="16"/>
         </w:rPr>
         <w:t xml:space="preserve">    'PLS-DA  Accuracy Matrix  |  %d-fold CV  (n=%d)\n'</w:t>
         <w:br/>
@@ -4436,7 +4488,7 @@
       <w:r>
         <w:rPr>
           <w:rFonts w:ascii="Courier New" w:hAnsi="Courier New"/>
-          <w:sz w:val="15"/>
+          <w:sz w:val="16"/>
         </w:rPr>
         <w:t xml:space="preserve">    'Cells = sample counts   |   Overall accuracy = %.1f%%'</w:t>
         <w:br/>
@@ -4444,7 +4496,7 @@
       <w:r>
         <w:rPr>
           <w:rFonts w:ascii="Courier New" w:hAnsi="Courier New"/>
-          <w:sz w:val="15"/>
+          <w:sz w:val="16"/>
         </w:rPr>
         <w:t xml:space="preserve">    % (CV_FOLDS, len(y), acc_pls_5f * 100),</w:t>
         <w:br/>
@@ -4452,7 +4504,7 @@
       <w:r>
         <w:rPr>
           <w:rFonts w:ascii="Courier New" w:hAnsi="Courier New"/>
-          <w:sz w:val="15"/>
+          <w:sz w:val="16"/>
         </w:rPr>
         <w:t xml:space="preserve">    '05_PLSDA_Accuracy_Matrix_5fold.png', 'Blues')</w:t>
         <w:br/>
@@ -4460,14 +4512,14 @@
       <w:r>
         <w:rPr>
           <w:rFonts w:ascii="Courier New" w:hAnsi="Courier New"/>
-          <w:sz w:val="15"/>
-        </w:rPr>
-        <w:br/>
-      </w:r>
-      <w:r>
-        <w:rPr>
-          <w:rFonts w:ascii="Courier New" w:hAnsi="Courier New"/>
-          <w:sz w:val="15"/>
+          <w:sz w:val="16"/>
+        </w:rPr>
+        <w:br/>
+      </w:r>
+      <w:r>
+        <w:rPr>
+          <w:rFonts w:ascii="Courier New" w:hAnsi="Courier New"/>
+          <w:sz w:val="16"/>
         </w:rPr>
         <w:t>plot_recall_matrix(</w:t>
         <w:br/>
@@ -4475,7 +4527,7 @@
       <w:r>
         <w:rPr>
           <w:rFonts w:ascii="Courier New" w:hAnsi="Courier New"/>
-          <w:sz w:val="15"/>
+          <w:sz w:val="16"/>
         </w:rPr>
         <w:t xml:space="preserve">    cm_pls_5f, le.classes_,</w:t>
         <w:br/>
@@ -4483,7 +4535,7 @@
       <w:r>
         <w:rPr>
           <w:rFonts w:ascii="Courier New" w:hAnsi="Courier New"/>
-          <w:sz w:val="15"/>
+          <w:sz w:val="16"/>
         </w:rPr>
         <w:t xml:space="preserve">    'PLS-DA  Recall Matrix  |  %d-fold CV  (n=%d)\n'</w:t>
         <w:br/>
@@ -4491,7 +4543,7 @@
       <w:r>
         <w:rPr>
           <w:rFonts w:ascii="Courier New" w:hAnsi="Courier New"/>
-          <w:sz w:val="15"/>
+          <w:sz w:val="16"/>
         </w:rPr>
         <w:t xml:space="preserve">    'Diagonal = Recall per class   |   Formula: TP / (TP + FN)'</w:t>
         <w:br/>
@@ -4499,7 +4551,7 @@
       <w:r>
         <w:rPr>
           <w:rFonts w:ascii="Courier New" w:hAnsi="Courier New"/>
-          <w:sz w:val="15"/>
+          <w:sz w:val="16"/>
         </w:rPr>
         <w:t xml:space="preserve">    % (CV_FOLDS, len(y)),</w:t>
         <w:br/>
@@ -4507,7 +4559,7 @@
       <w:r>
         <w:rPr>
           <w:rFonts w:ascii="Courier New" w:hAnsi="Courier New"/>
-          <w:sz w:val="15"/>
+          <w:sz w:val="16"/>
         </w:rPr>
         <w:t xml:space="preserve">    '06_PLSDA_Recall_Matrix_5fold.png', 'Blues')</w:t>
         <w:br/>
@@ -4515,14 +4567,14 @@
       <w:r>
         <w:rPr>
           <w:rFonts w:ascii="Courier New" w:hAnsi="Courier New"/>
-          <w:sz w:val="15"/>
-        </w:rPr>
-        <w:br/>
-      </w:r>
-      <w:r>
-        <w:rPr>
-          <w:rFonts w:ascii="Courier New" w:hAnsi="Courier New"/>
-          <w:sz w:val="15"/>
+          <w:sz w:val="16"/>
+        </w:rPr>
+        <w:br/>
+      </w:r>
+      <w:r>
+        <w:rPr>
+          <w:rFonts w:ascii="Courier New" w:hAnsi="Courier New"/>
+          <w:sz w:val="16"/>
         </w:rPr>
         <w:t># =============================================================================</w:t>
         <w:br/>
@@ -4530,7 +4582,7 @@
       <w:r>
         <w:rPr>
           <w:rFonts w:ascii="Courier New" w:hAnsi="Courier New"/>
-          <w:sz w:val="15"/>
+          <w:sz w:val="16"/>
         </w:rPr>
         <w:t># 17. VIP SCORES</w:t>
         <w:br/>
@@ -4538,7 +4590,7 @@
       <w:r>
         <w:rPr>
           <w:rFonts w:ascii="Courier New" w:hAnsi="Courier New"/>
-          <w:sz w:val="15"/>
+          <w:sz w:val="16"/>
         </w:rPr>
         <w:t># =============================================================================</w:t>
         <w:br/>
@@ -4546,7 +4598,7 @@
       <w:r>
         <w:rPr>
           <w:rFonts w:ascii="Courier New" w:hAnsi="Courier New"/>
-          <w:sz w:val="15"/>
+          <w:sz w:val="16"/>
         </w:rPr>
         <w:t>sel_mask = np.zeros(len(wavenumbers), dtype=bool)</w:t>
         <w:br/>
@@ -4554,7 +4606,7 @@
       <w:r>
         <w:rPr>
           <w:rFonts w:ascii="Courier New" w:hAnsi="Courier New"/>
-          <w:sz w:val="15"/>
+          <w:sz w:val="16"/>
         </w:rPr>
         <w:t>sel_mask[top_idx] = True</w:t>
         <w:br/>
@@ -4562,14 +4614,14 @@
       <w:r>
         <w:rPr>
           <w:rFonts w:ascii="Courier New" w:hAnsi="Courier New"/>
-          <w:sz w:val="15"/>
-        </w:rPr>
-        <w:br/>
-      </w:r>
-      <w:r>
-        <w:rPr>
-          <w:rFonts w:ascii="Courier New" w:hAnsi="Courier New"/>
-          <w:sz w:val="15"/>
+          <w:sz w:val="16"/>
+        </w:rPr>
+        <w:br/>
+      </w:r>
+      <w:r>
+        <w:rPr>
+          <w:rFonts w:ascii="Courier New" w:hAnsi="Courier New"/>
+          <w:sz w:val="16"/>
         </w:rPr>
         <w:t>fig, ax = plt.subplots(figsize=(11, 4.5))</w:t>
         <w:br/>
@@ -4577,7 +4629,7 @@
       <w:r>
         <w:rPr>
           <w:rFonts w:ascii="Courier New" w:hAnsi="Courier New"/>
-          <w:sz w:val="15"/>
+          <w:sz w:val="16"/>
         </w:rPr>
         <w:t>ax.plot(wavenumbers, vip_all, color='steelblue', lw=1.0, zorder=2)</w:t>
         <w:br/>
@@ -4585,7 +4637,7 @@
       <w:r>
         <w:rPr>
           <w:rFonts w:ascii="Courier New" w:hAnsi="Courier New"/>
-          <w:sz w:val="15"/>
+          <w:sz w:val="16"/>
         </w:rPr>
         <w:t>ax.fill_between(wavenumbers, vip_all, 1, where=(vip_all &gt; 1),</w:t>
         <w:br/>
@@ -4593,7 +4645,7 @@
       <w:r>
         <w:rPr>
           <w:rFonts w:ascii="Courier New" w:hAnsi="Courier New"/>
-          <w:sz w:val="15"/>
+          <w:sz w:val="16"/>
         </w:rPr>
         <w:t xml:space="preserve">                alpha=0.25, color='crimson',</w:t>
         <w:br/>
@@ -4601,15 +4653,15 @@
       <w:r>
         <w:rPr>
           <w:rFonts w:ascii="Courier New" w:hAnsi="Courier New"/>
-          <w:sz w:val="15"/>
-        </w:rPr>
-        <w:t xml:space="preserve">                label='VIP &gt; 1  (%d vars)' % n_vip_gt1)</w:t>
-        <w:br/>
-      </w:r>
-      <w:r>
-        <w:rPr>
-          <w:rFonts w:ascii="Courier New" w:hAnsi="Courier New"/>
-          <w:sz w:val="15"/>
+          <w:sz w:val="16"/>
+        </w:rPr>
+        <w:t xml:space="preserve">                label='VIP &gt; 1  (%d vars selected)' % n_vip_selected)</w:t>
+        <w:br/>
+      </w:r>
+      <w:r>
+        <w:rPr>
+          <w:rFonts w:ascii="Courier New" w:hAnsi="Courier New"/>
+          <w:sz w:val="16"/>
         </w:rPr>
         <w:t>ax.axhline(1, color='crimson', ls='--', lw=1.0, label='VIP = 1 threshold')</w:t>
         <w:br/>
@@ -4617,31 +4669,7 @@
       <w:r>
         <w:rPr>
           <w:rFonts w:ascii="Courier New" w:hAnsi="Courier New"/>
-          <w:sz w:val="15"/>
-        </w:rPr>
-        <w:t>ax.fill_between(wavenumbers, 0, 0.06 * vip_all.max(), where=sel_mask,</w:t>
-        <w:br/>
-      </w:r>
-      <w:r>
-        <w:rPr>
-          <w:rFonts w:ascii="Courier New" w:hAnsi="Courier New"/>
-          <w:sz w:val="15"/>
-        </w:rPr>
-        <w:t xml:space="preserve">                alpha=0.20, color='green',</w:t>
-        <w:br/>
-      </w:r>
-      <w:r>
-        <w:rPr>
-          <w:rFonts w:ascii="Courier New" w:hAnsi="Courier New"/>
-          <w:sz w:val="15"/>
-        </w:rPr>
-        <w:t xml:space="preserve">                label='Top-%d selected' % VIP_TOP_N)</w:t>
-        <w:br/>
-      </w:r>
-      <w:r>
-        <w:rPr>
-          <w:rFonts w:ascii="Courier New" w:hAnsi="Courier New"/>
-          <w:sz w:val="15"/>
+          <w:sz w:val="16"/>
         </w:rPr>
         <w:t>ax.set_xlim(WAVENUMBER_MIN, WAVENUMBER_MAX)</w:t>
         <w:br/>
@@ -4649,7 +4677,7 @@
       <w:r>
         <w:rPr>
           <w:rFonts w:ascii="Courier New" w:hAnsi="Courier New"/>
-          <w:sz w:val="15"/>
+          <w:sz w:val="16"/>
         </w:rPr>
         <w:t>ax.set_xlabel('Wavenumber (cm$^{-1}$)', fontsize=12, labelpad=6)</w:t>
         <w:br/>
@@ -4657,7 +4685,7 @@
       <w:r>
         <w:rPr>
           <w:rFonts w:ascii="Courier New" w:hAnsi="Courier New"/>
-          <w:sz w:val="15"/>
+          <w:sz w:val="16"/>
         </w:rPr>
         <w:t>ax.set_ylabel('VIP score', fontsize=12, labelpad=6)</w:t>
         <w:br/>
@@ -4665,7 +4693,7 @@
       <w:r>
         <w:rPr>
           <w:rFonts w:ascii="Courier New" w:hAnsi="Courier New"/>
-          <w:sz w:val="15"/>
+          <w:sz w:val="16"/>
         </w:rPr>
         <w:t>ax.set_title('Variable Importance in Projection\n' + TTAG,</w:t>
         <w:br/>
@@ -4673,7 +4701,7 @@
       <w:r>
         <w:rPr>
           <w:rFonts w:ascii="Courier New" w:hAnsi="Courier New"/>
-          <w:sz w:val="15"/>
+          <w:sz w:val="16"/>
         </w:rPr>
         <w:t xml:space="preserve">             fontsize=11, fontweight='bold', pad=10)</w:t>
         <w:br/>
@@ -4681,7 +4709,7 @@
       <w:r>
         <w:rPr>
           <w:rFonts w:ascii="Courier New" w:hAnsi="Courier New"/>
-          <w:sz w:val="15"/>
+          <w:sz w:val="16"/>
         </w:rPr>
         <w:t>ax.legend(fontsize=9, loc='upper right', framealpha=0.9)</w:t>
         <w:br/>
@@ -4689,7 +4717,7 @@
       <w:r>
         <w:rPr>
           <w:rFonts w:ascii="Courier New" w:hAnsi="Courier New"/>
-          <w:sz w:val="15"/>
+          <w:sz w:val="16"/>
         </w:rPr>
         <w:t>ax.grid(True, alpha=0.25)</w:t>
         <w:br/>
@@ -4697,7 +4725,7 @@
       <w:r>
         <w:rPr>
           <w:rFonts w:ascii="Courier New" w:hAnsi="Courier New"/>
-          <w:sz w:val="15"/>
+          <w:sz w:val="16"/>
         </w:rPr>
         <w:t>fig.tight_layout()</w:t>
         <w:br/>
@@ -4705,7 +4733,7 @@
       <w:r>
         <w:rPr>
           <w:rFonts w:ascii="Courier New" w:hAnsi="Courier New"/>
-          <w:sz w:val="15"/>
+          <w:sz w:val="16"/>
         </w:rPr>
         <w:t>save_fig(fig, '07_PLSDA_VIP_Scores.png')</w:t>
         <w:br/>
@@ -4713,14 +4741,14 @@
       <w:r>
         <w:rPr>
           <w:rFonts w:ascii="Courier New" w:hAnsi="Courier New"/>
-          <w:sz w:val="15"/>
-        </w:rPr>
-        <w:br/>
-      </w:r>
-      <w:r>
-        <w:rPr>
-          <w:rFonts w:ascii="Courier New" w:hAnsi="Courier New"/>
-          <w:sz w:val="15"/>
+          <w:sz w:val="16"/>
+        </w:rPr>
+        <w:br/>
+      </w:r>
+      <w:r>
+        <w:rPr>
+          <w:rFonts w:ascii="Courier New" w:hAnsi="Courier New"/>
+          <w:sz w:val="16"/>
         </w:rPr>
         <w:t># =============================================================================</w:t>
         <w:br/>
@@ -4728,7 +4756,7 @@
       <w:r>
         <w:rPr>
           <w:rFonts w:ascii="Courier New" w:hAnsi="Courier New"/>
-          <w:sz w:val="15"/>
+          <w:sz w:val="16"/>
         </w:rPr>
         <w:t># 18. LOADINGS  LV1/LV2/LV3</w:t>
         <w:br/>
@@ -4736,7 +4764,7 @@
       <w:r>
         <w:rPr>
           <w:rFonts w:ascii="Courier New" w:hAnsi="Courier New"/>
-          <w:sz w:val="15"/>
+          <w:sz w:val="16"/>
         </w:rPr>
         <w:t># =============================================================================</w:t>
         <w:br/>
@@ -4744,7 +4772,7 @@
       <w:r>
         <w:rPr>
           <w:rFonts w:ascii="Courier New" w:hAnsi="Courier New"/>
-          <w:sz w:val="15"/>
+          <w:sz w:val="16"/>
         </w:rPr>
         <w:t>fig, axes = plt.subplots(3, 1, figsize=(11, 9), sharex=True)</w:t>
         <w:br/>
@@ -4752,23 +4780,23 @@
       <w:r>
         <w:rPr>
           <w:rFonts w:ascii="Courier New" w:hAnsi="Courier New"/>
-          <w:sz w:val="15"/>
-        </w:rPr>
-        <w:t>fig.suptitle('PLS-DA Loadings  LV1 / LV2 / LV3  |  top-%d vars\n%s'</w:t>
-        <w:br/>
-      </w:r>
-      <w:r>
-        <w:rPr>
-          <w:rFonts w:ascii="Courier New" w:hAnsi="Courier New"/>
-          <w:sz w:val="15"/>
-        </w:rPr>
-        <w:t xml:space="preserve">             % (VIP_TOP_N, TTAG), fontsize=10, fontweight='bold', y=1.01)</w:t>
-        <w:br/>
-      </w:r>
-      <w:r>
-        <w:rPr>
-          <w:rFonts w:ascii="Courier New" w:hAnsi="Courier New"/>
-          <w:sz w:val="15"/>
+          <w:sz w:val="16"/>
+        </w:rPr>
+        <w:t>fig.suptitle('PLS-DA Loadings  LV1 / LV2 / LV3  |  VIP &gt; 1 (%d vars)\n%s'</w:t>
+        <w:br/>
+      </w:r>
+      <w:r>
+        <w:rPr>
+          <w:rFonts w:ascii="Courier New" w:hAnsi="Courier New"/>
+          <w:sz w:val="16"/>
+        </w:rPr>
+        <w:t xml:space="preserve">             % (n_vip_selected, TTAG), fontsize=10, fontweight='bold', y=1.01)</w:t>
+        <w:br/>
+      </w:r>
+      <w:r>
+        <w:rPr>
+          <w:rFonts w:ascii="Courier New" w:hAnsi="Courier New"/>
+          <w:sz w:val="16"/>
         </w:rPr>
         <w:t>for i, (ax, col) in enumerate(zip(axes, ['steelblue', 'darkorange', 'seagreen'])):</w:t>
         <w:br/>
@@ -4776,7 +4804,7 @@
       <w:r>
         <w:rPr>
           <w:rFonts w:ascii="Courier New" w:hAnsi="Courier New"/>
-          <w:sz w:val="15"/>
+          <w:sz w:val="16"/>
         </w:rPr>
         <w:t xml:space="preserve">    ax.stem(wn_sel, P_load[:, i], linefmt=col, markerfmt=' ', basefmt='k-')</w:t>
         <w:br/>
@@ -4784,7 +4812,7 @@
       <w:r>
         <w:rPr>
           <w:rFonts w:ascii="Courier New" w:hAnsi="Courier New"/>
-          <w:sz w:val="15"/>
+          <w:sz w:val="16"/>
         </w:rPr>
         <w:t xml:space="preserve">    ax.axhline(0, color='k', lw=0.5)</w:t>
         <w:br/>
@@ -4792,7 +4820,7 @@
       <w:r>
         <w:rPr>
           <w:rFonts w:ascii="Courier New" w:hAnsi="Courier New"/>
-          <w:sz w:val="15"/>
+          <w:sz w:val="16"/>
         </w:rPr>
         <w:t xml:space="preserve">    ax.set_ylabel('Loading LV%d' % (i+1), fontsize=10)</w:t>
         <w:br/>
@@ -4800,7 +4828,7 @@
       <w:r>
         <w:rPr>
           <w:rFonts w:ascii="Courier New" w:hAnsi="Courier New"/>
-          <w:sz w:val="15"/>
+          <w:sz w:val="16"/>
         </w:rPr>
         <w:t xml:space="preserve">    ax.set_xlim(WAVENUMBER_MIN, WAVENUMBER_MAX)</w:t>
         <w:br/>
@@ -4808,7 +4836,7 @@
       <w:r>
         <w:rPr>
           <w:rFonts w:ascii="Courier New" w:hAnsi="Courier New"/>
-          <w:sz w:val="15"/>
+          <w:sz w:val="16"/>
         </w:rPr>
         <w:t xml:space="preserve">    ax.grid(True, alpha=0.2)</w:t>
         <w:br/>
@@ -4816,7 +4844,7 @@
       <w:r>
         <w:rPr>
           <w:rFonts w:ascii="Courier New" w:hAnsi="Courier New"/>
-          <w:sz w:val="15"/>
+          <w:sz w:val="16"/>
         </w:rPr>
         <w:t xml:space="preserve">    # Annotate top-5 peaks — offset upward to avoid overlap with stems</w:t>
         <w:br/>
@@ -4824,7 +4852,7 @@
       <w:r>
         <w:rPr>
           <w:rFonts w:ascii="Courier New" w:hAnsi="Courier New"/>
-          <w:sz w:val="15"/>
+          <w:sz w:val="16"/>
         </w:rPr>
         <w:t xml:space="preserve">    for pk in np.argsort(np.abs(P_load[:, i]))[-5:]:</w:t>
         <w:br/>
@@ -4832,7 +4860,7 @@
       <w:r>
         <w:rPr>
           <w:rFonts w:ascii="Courier New" w:hAnsi="Courier New"/>
-          <w:sz w:val="15"/>
+          <w:sz w:val="16"/>
         </w:rPr>
         <w:t xml:space="preserve">        yoff = 8 if P_load[pk, i] &gt;= 0 else -12</w:t>
         <w:br/>
@@ -4840,7 +4868,7 @@
       <w:r>
         <w:rPr>
           <w:rFonts w:ascii="Courier New" w:hAnsi="Courier New"/>
-          <w:sz w:val="15"/>
+          <w:sz w:val="16"/>
         </w:rPr>
         <w:t xml:space="preserve">        ax.annotate('%.0f' % wn_sel[pk],</w:t>
         <w:br/>
@@ -4848,7 +4876,7 @@
       <w:r>
         <w:rPr>
           <w:rFonts w:ascii="Courier New" w:hAnsi="Courier New"/>
-          <w:sz w:val="15"/>
+          <w:sz w:val="16"/>
         </w:rPr>
         <w:t xml:space="preserve">                    xy=(wn_sel[pk], P_load[pk, i]),</w:t>
         <w:br/>
@@ -4856,7 +4884,7 @@
       <w:r>
         <w:rPr>
           <w:rFonts w:ascii="Courier New" w:hAnsi="Courier New"/>
-          <w:sz w:val="15"/>
+          <w:sz w:val="16"/>
         </w:rPr>
         <w:t xml:space="preserve">                    xytext=(0, yoff), textcoords='offset points',</w:t>
         <w:br/>
@@ -4864,7 +4892,7 @@
       <w:r>
         <w:rPr>
           <w:rFonts w:ascii="Courier New" w:hAnsi="Courier New"/>
-          <w:sz w:val="15"/>
+          <w:sz w:val="16"/>
         </w:rPr>
         <w:t xml:space="preserve">                    fontsize=7, ha='center', color='black',</w:t>
         <w:br/>
@@ -4872,7 +4900,7 @@
       <w:r>
         <w:rPr>
           <w:rFonts w:ascii="Courier New" w:hAnsi="Courier New"/>
-          <w:sz w:val="15"/>
+          <w:sz w:val="16"/>
         </w:rPr>
         <w:t xml:space="preserve">                    arrowprops=dict(arrowstyle='-', lw=0.4, color='grey'))</w:t>
         <w:br/>
@@ -4880,7 +4908,7 @@
       <w:r>
         <w:rPr>
           <w:rFonts w:ascii="Courier New" w:hAnsi="Courier New"/>
-          <w:sz w:val="15"/>
+          <w:sz w:val="16"/>
         </w:rPr>
         <w:t>axes[-1].set_xlabel('Wavenumber (cm$^{-1}$)', fontsize=12, labelpad=6)</w:t>
         <w:br/>
@@ -4888,7 +4916,7 @@
       <w:r>
         <w:rPr>
           <w:rFonts w:ascii="Courier New" w:hAnsi="Courier New"/>
-          <w:sz w:val="15"/>
+          <w:sz w:val="16"/>
         </w:rPr>
         <w:t>fig.tight_layout(rect=[0, 0, 1, 0.99])</w:t>
         <w:br/>
@@ -4896,7 +4924,7 @@
       <w:r>
         <w:rPr>
           <w:rFonts w:ascii="Courier New" w:hAnsi="Courier New"/>
-          <w:sz w:val="15"/>
+          <w:sz w:val="16"/>
         </w:rPr>
         <w:t>save_fig(fig, '08_PLSDA_Loadings.png')</w:t>
         <w:br/>
@@ -4904,14 +4932,14 @@
       <w:r>
         <w:rPr>
           <w:rFonts w:ascii="Courier New" w:hAnsi="Courier New"/>
-          <w:sz w:val="15"/>
-        </w:rPr>
-        <w:br/>
-      </w:r>
-      <w:r>
-        <w:rPr>
-          <w:rFonts w:ascii="Courier New" w:hAnsi="Courier New"/>
-          <w:sz w:val="15"/>
+          <w:sz w:val="16"/>
+        </w:rPr>
+        <w:br/>
+      </w:r>
+      <w:r>
+        <w:rPr>
+          <w:rFonts w:ascii="Courier New" w:hAnsi="Courier New"/>
+          <w:sz w:val="16"/>
         </w:rPr>
         <w:t># =============================================================================</w:t>
         <w:br/>
@@ -4919,7 +4947,7 @@
       <w:r>
         <w:rPr>
           <w:rFonts w:ascii="Courier New" w:hAnsi="Courier New"/>
-          <w:sz w:val="15"/>
+          <w:sz w:val="16"/>
         </w:rPr>
         <w:t># 19. PERMUTATION TEST</w:t>
         <w:br/>
@@ -4927,7 +4955,7 @@
       <w:r>
         <w:rPr>
           <w:rFonts w:ascii="Courier New" w:hAnsi="Courier New"/>
-          <w:sz w:val="15"/>
+          <w:sz w:val="16"/>
         </w:rPr>
         <w:t># =============================================================================</w:t>
         <w:br/>
@@ -4935,7 +4963,7 @@
       <w:r>
         <w:rPr>
           <w:rFonts w:ascii="Courier New" w:hAnsi="Courier New"/>
-          <w:sz w:val="15"/>
+          <w:sz w:val="16"/>
         </w:rPr>
         <w:t>fig, ax = plt.subplots(figsize=(8, 5))</w:t>
         <w:br/>
@@ -4943,7 +4971,7 @@
       <w:r>
         <w:rPr>
           <w:rFonts w:ascii="Courier New" w:hAnsi="Courier New"/>
-          <w:sz w:val="15"/>
+          <w:sz w:val="16"/>
         </w:rPr>
         <w:t>ax.hist(perm_scores, bins=35, color='lightsteelblue',</w:t>
         <w:br/>
@@ -4951,7 +4979,7 @@
       <w:r>
         <w:rPr>
           <w:rFonts w:ascii="Courier New" w:hAnsi="Courier New"/>
-          <w:sz w:val="15"/>
+          <w:sz w:val="16"/>
         </w:rPr>
         <w:t xml:space="preserve">        edgecolor='white', label='Permuted accuracy')</w:t>
         <w:br/>
@@ -4959,7 +4987,7 @@
       <w:r>
         <w:rPr>
           <w:rFonts w:ascii="Courier New" w:hAnsi="Courier New"/>
-          <w:sz w:val="15"/>
+          <w:sz w:val="16"/>
         </w:rPr>
         <w:t>ax.axvline(obs_score, color='crimson', lw=2.5,</w:t>
         <w:br/>
@@ -4967,7 +4995,7 @@
       <w:r>
         <w:rPr>
           <w:rFonts w:ascii="Courier New" w:hAnsi="Courier New"/>
-          <w:sz w:val="15"/>
+          <w:sz w:val="16"/>
         </w:rPr>
         <w:t xml:space="preserve">           label='Observed: %.1f%%   p=%.4f' % (obs_score*100, p_val))</w:t>
         <w:br/>
@@ -4975,7 +5003,7 @@
       <w:r>
         <w:rPr>
           <w:rFonts w:ascii="Courier New" w:hAnsi="Courier New"/>
-          <w:sz w:val="15"/>
+          <w:sz w:val="16"/>
         </w:rPr>
         <w:t>ax.axvline(0.25, color='grey', lw=1.2, ls=':', label='Chance level (25%)')</w:t>
         <w:br/>
@@ -4983,7 +5011,7 @@
       <w:r>
         <w:rPr>
           <w:rFonts w:ascii="Courier New" w:hAnsi="Courier New"/>
-          <w:sz w:val="15"/>
+          <w:sz w:val="16"/>
         </w:rPr>
         <w:t>ax.set_xlabel('%d-fold CV accuracy' % CV_FOLDS, fontsize=12, labelpad=6)</w:t>
         <w:br/>
@@ -4991,7 +5019,7 @@
       <w:r>
         <w:rPr>
           <w:rFonts w:ascii="Courier New" w:hAnsi="Courier New"/>
-          <w:sz w:val="15"/>
+          <w:sz w:val="16"/>
         </w:rPr>
         <w:t>ax.set_ylabel('Count', fontsize=12, labelpad=6)</w:t>
         <w:br/>
@@ -4999,7 +5027,7 @@
       <w:r>
         <w:rPr>
           <w:rFonts w:ascii="Courier New" w:hAnsi="Courier New"/>
-          <w:sz w:val="15"/>
+          <w:sz w:val="16"/>
         </w:rPr>
         <w:t>ax.set_title('Permutation Test  (%d permutations)  |  PLS-DA\n%s'</w:t>
         <w:br/>
@@ -5007,7 +5035,7 @@
       <w:r>
         <w:rPr>
           <w:rFonts w:ascii="Courier New" w:hAnsi="Courier New"/>
-          <w:sz w:val="15"/>
+          <w:sz w:val="16"/>
         </w:rPr>
         <w:t xml:space="preserve">             % (N_PERM, TTAG), fontsize=10, fontweight='bold', pad=10)</w:t>
         <w:br/>
@@ -5015,7 +5043,7 @@
       <w:r>
         <w:rPr>
           <w:rFonts w:ascii="Courier New" w:hAnsi="Courier New"/>
-          <w:sz w:val="15"/>
+          <w:sz w:val="16"/>
         </w:rPr>
         <w:t>ax.legend(fontsize=9, loc='upper left', framealpha=0.9)</w:t>
         <w:br/>
@@ -5023,7 +5051,7 @@
       <w:r>
         <w:rPr>
           <w:rFonts w:ascii="Courier New" w:hAnsi="Courier New"/>
-          <w:sz w:val="15"/>
+          <w:sz w:val="16"/>
         </w:rPr>
         <w:t>ax.grid(True, alpha=0.25)</w:t>
         <w:br/>
@@ -5031,7 +5059,7 @@
       <w:r>
         <w:rPr>
           <w:rFonts w:ascii="Courier New" w:hAnsi="Courier New"/>
-          <w:sz w:val="15"/>
+          <w:sz w:val="16"/>
         </w:rPr>
         <w:t>fig.tight_layout()</w:t>
         <w:br/>
@@ -5039,7 +5067,7 @@
       <w:r>
         <w:rPr>
           <w:rFonts w:ascii="Courier New" w:hAnsi="Courier New"/>
-          <w:sz w:val="15"/>
+          <w:sz w:val="16"/>
         </w:rPr>
         <w:t>save_fig(fig, '09_PLSDA_Permutation.png')</w:t>
         <w:br/>
@@ -5047,14 +5075,14 @@
       <w:r>
         <w:rPr>
           <w:rFonts w:ascii="Courier New" w:hAnsi="Courier New"/>
-          <w:sz w:val="15"/>
-        </w:rPr>
-        <w:br/>
-      </w:r>
-      <w:r>
-        <w:rPr>
-          <w:rFonts w:ascii="Courier New" w:hAnsi="Courier New"/>
-          <w:sz w:val="15"/>
+          <w:sz w:val="16"/>
+        </w:rPr>
+        <w:br/>
+      </w:r>
+      <w:r>
+        <w:rPr>
+          <w:rFonts w:ascii="Courier New" w:hAnsi="Courier New"/>
+          <w:sz w:val="16"/>
         </w:rPr>
         <w:t># =============================================================================</w:t>
         <w:br/>
@@ -5062,7 +5090,7 @@
       <w:r>
         <w:rPr>
           <w:rFonts w:ascii="Courier New" w:hAnsi="Courier New"/>
-          <w:sz w:val="15"/>
+          <w:sz w:val="16"/>
         </w:rPr>
         <w:t># 20. SVM CLUSTER PLOT  (Fig 10)</w:t>
         <w:br/>
@@ -5070,7 +5098,7 @@
       <w:r>
         <w:rPr>
           <w:rFonts w:ascii="Courier New" w:hAnsi="Courier New"/>
-          <w:sz w:val="15"/>
+          <w:sz w:val="16"/>
         </w:rPr>
         <w:t># =============================================================================</w:t>
         <w:br/>
@@ -5078,7 +5106,7 @@
       <w:r>
         <w:rPr>
           <w:rFonts w:ascii="Courier New" w:hAnsi="Courier New"/>
-          <w:sz w:val="15"/>
+          <w:sz w:val="16"/>
         </w:rPr>
         <w:t>fig, ax = plt.subplots(figsize=(9, 7))</w:t>
         <w:br/>
@@ -5086,7 +5114,7 @@
       <w:r>
         <w:rPr>
           <w:rFonts w:ascii="Courier New" w:hAnsi="Courier New"/>
-          <w:sz w:val="15"/>
+          <w:sz w:val="16"/>
         </w:rPr>
         <w:t>for cls in le.classes_:</w:t>
         <w:br/>
@@ -5094,7 +5122,7 @@
       <w:r>
         <w:rPr>
           <w:rFonts w:ascii="Courier New" w:hAnsi="Courier New"/>
-          <w:sz w:val="15"/>
+          <w:sz w:val="16"/>
         </w:rPr>
         <w:t xml:space="preserve">    idx = np.where(classes == cls)[0]</w:t>
         <w:br/>
@@ -5102,7 +5130,7 @@
       <w:r>
         <w:rPr>
           <w:rFonts w:ascii="Courier New" w:hAnsi="Courier New"/>
-          <w:sz w:val="15"/>
+          <w:sz w:val="16"/>
         </w:rPr>
         <w:t xml:space="preserve">    for i in idx:</w:t>
         <w:br/>
@@ -5110,7 +5138,7 @@
       <w:r>
         <w:rPr>
           <w:rFonts w:ascii="Courier New" w:hAnsi="Courier New"/>
-          <w:sz w:val="15"/>
+          <w:sz w:val="16"/>
         </w:rPr>
         <w:t xml:space="preserve">        wrong = (le.transform([classes[i]])[0] != y_svm_5f[i])</w:t>
         <w:br/>
@@ -5118,7 +5146,7 @@
       <w:r>
         <w:rPr>
           <w:rFonts w:ascii="Courier New" w:hAnsi="Courier New"/>
-          <w:sz w:val="15"/>
+          <w:sz w:val="16"/>
         </w:rPr>
         <w:t xml:space="preserve">        ax.scatter(Z_all[i, 0], Z_all[i, 1],</w:t>
         <w:br/>
@@ -5126,7 +5154,7 @@
       <w:r>
         <w:rPr>
           <w:rFonts w:ascii="Courier New" w:hAnsi="Courier New"/>
-          <w:sz w:val="15"/>
+          <w:sz w:val="16"/>
         </w:rPr>
         <w:t xml:space="preserve">                   c=PALETTE[cls], marker=MARKER[cls], s=75,</w:t>
         <w:br/>
@@ -5134,7 +5162,7 @@
       <w:r>
         <w:rPr>
           <w:rFonts w:ascii="Courier New" w:hAnsi="Courier New"/>
-          <w:sz w:val="15"/>
+          <w:sz w:val="16"/>
         </w:rPr>
         <w:t xml:space="preserve">                   edgecolors='red' if wrong else 'black',</w:t>
         <w:br/>
@@ -5142,7 +5170,7 @@
       <w:r>
         <w:rPr>
           <w:rFonts w:ascii="Courier New" w:hAnsi="Courier New"/>
-          <w:sz w:val="15"/>
+          <w:sz w:val="16"/>
         </w:rPr>
         <w:t xml:space="preserve">                   linewidths=2.0 if wrong else 0.6,</w:t>
         <w:br/>
@@ -5150,7 +5178,7 @@
       <w:r>
         <w:rPr>
           <w:rFonts w:ascii="Courier New" w:hAnsi="Courier New"/>
-          <w:sz w:val="15"/>
+          <w:sz w:val="16"/>
         </w:rPr>
         <w:t xml:space="preserve">                   alpha=0.88, zorder=3)</w:t>
         <w:br/>
@@ -5158,14 +5186,14 @@
       <w:r>
         <w:rPr>
           <w:rFonts w:ascii="Courier New" w:hAnsi="Courier New"/>
-          <w:sz w:val="15"/>
-        </w:rPr>
-        <w:br/>
-      </w:r>
-      <w:r>
-        <w:rPr>
-          <w:rFonts w:ascii="Courier New" w:hAnsi="Courier New"/>
-          <w:sz w:val="15"/>
+          <w:sz w:val="16"/>
+        </w:rPr>
+        <w:br/>
+      </w:r>
+      <w:r>
+        <w:rPr>
+          <w:rFonts w:ascii="Courier New" w:hAnsi="Courier New"/>
+          <w:sz w:val="16"/>
         </w:rPr>
         <w:t>handles = ([plt.scatter([], [], c=PALETTE[c], marker=MARKER[c],</w:t>
         <w:br/>
@@ -5173,7 +5201,7 @@
       <w:r>
         <w:rPr>
           <w:rFonts w:ascii="Courier New" w:hAnsi="Courier New"/>
-          <w:sz w:val="15"/>
+          <w:sz w:val="16"/>
         </w:rPr>
         <w:t xml:space="preserve">                        s=55, edgecolors='k', linewidths=0.6, label=c)</w:t>
         <w:br/>
@@ -5181,7 +5209,7 @@
       <w:r>
         <w:rPr>
           <w:rFonts w:ascii="Courier New" w:hAnsi="Courier New"/>
-          <w:sz w:val="15"/>
+          <w:sz w:val="16"/>
         </w:rPr>
         <w:t xml:space="preserve">            for c in le.classes_] +</w:t>
         <w:br/>
@@ -5189,7 +5217,7 @@
       <w:r>
         <w:rPr>
           <w:rFonts w:ascii="Courier New" w:hAnsi="Courier New"/>
-          <w:sz w:val="15"/>
+          <w:sz w:val="16"/>
         </w:rPr>
         <w:t xml:space="preserve">           [plt.scatter([], [], c='white', marker='o', s=55,</w:t>
         <w:br/>
@@ -5197,7 +5225,7 @@
       <w:r>
         <w:rPr>
           <w:rFonts w:ascii="Courier New" w:hAnsi="Courier New"/>
-          <w:sz w:val="15"/>
+          <w:sz w:val="16"/>
         </w:rPr>
         <w:t xml:space="preserve">                        edgecolors='red', linewidths=2.0, label='Misclassified'),</w:t>
         <w:br/>
@@ -5205,7 +5233,7 @@
       <w:r>
         <w:rPr>
           <w:rFonts w:ascii="Courier New" w:hAnsi="Courier New"/>
-          <w:sz w:val="15"/>
+          <w:sz w:val="16"/>
         </w:rPr>
         <w:t xml:space="preserve">            plt.scatter([], [], c='white', marker='o', s=55,</w:t>
         <w:br/>
@@ -5213,7 +5241,7 @@
       <w:r>
         <w:rPr>
           <w:rFonts w:ascii="Courier New" w:hAnsi="Courier New"/>
-          <w:sz w:val="15"/>
+          <w:sz w:val="16"/>
         </w:rPr>
         <w:t xml:space="preserve">                        edgecolors='black', linewidths=0.6, label='Correct')])</w:t>
         <w:br/>
@@ -5221,7 +5249,7 @@
       <w:r>
         <w:rPr>
           <w:rFonts w:ascii="Courier New" w:hAnsi="Courier New"/>
-          <w:sz w:val="15"/>
+          <w:sz w:val="16"/>
         </w:rPr>
         <w:t>n_wrong_svm = int((le.transform(classes) != y_svm_5f).sum())</w:t>
         <w:br/>
@@ -5229,7 +5257,7 @@
       <w:r>
         <w:rPr>
           <w:rFonts w:ascii="Courier New" w:hAnsi="Courier New"/>
-          <w:sz w:val="15"/>
+          <w:sz w:val="16"/>
         </w:rPr>
         <w:t>ax.legend(handles=handles, fontsize=8,</w:t>
         <w:br/>
@@ -5237,7 +5265,7 @@
       <w:r>
         <w:rPr>
           <w:rFonts w:ascii="Courier New" w:hAnsi="Courier New"/>
-          <w:sz w:val="15"/>
+          <w:sz w:val="16"/>
         </w:rPr>
         <w:t xml:space="preserve">          loc='upper center', bbox_to_anchor=(0.5, -0.10),</w:t>
         <w:br/>
@@ -5245,7 +5273,7 @@
       <w:r>
         <w:rPr>
           <w:rFonts w:ascii="Courier New" w:hAnsi="Courier New"/>
-          <w:sz w:val="15"/>
+          <w:sz w:val="16"/>
         </w:rPr>
         <w:t xml:space="preserve">          ncol=3, framealpha=0.9, borderaxespad=0)</w:t>
         <w:br/>
@@ -5253,7 +5281,7 @@
       <w:r>
         <w:rPr>
           <w:rFonts w:ascii="Courier New" w:hAnsi="Courier New"/>
-          <w:sz w:val="15"/>
+          <w:sz w:val="16"/>
         </w:rPr>
         <w:t>ax.set_xlabel('PC1  (%.1f%% var.)' % (pca_viz.explained_variance_ratio_[0]*100),</w:t>
         <w:br/>
@@ -5261,7 +5289,7 @@
       <w:r>
         <w:rPr>
           <w:rFonts w:ascii="Courier New" w:hAnsi="Courier New"/>
-          <w:sz w:val="15"/>
+          <w:sz w:val="16"/>
         </w:rPr>
         <w:t xml:space="preserve">              fontsize=11, labelpad=6)</w:t>
         <w:br/>
@@ -5269,7 +5297,7 @@
       <w:r>
         <w:rPr>
           <w:rFonts w:ascii="Courier New" w:hAnsi="Courier New"/>
-          <w:sz w:val="15"/>
+          <w:sz w:val="16"/>
         </w:rPr>
         <w:t>ax.set_ylabel('PC2  (%.1f%% var.)' % (pca_viz.explained_variance_ratio_[1]*100),</w:t>
         <w:br/>
@@ -5277,7 +5305,7 @@
       <w:r>
         <w:rPr>
           <w:rFonts w:ascii="Courier New" w:hAnsi="Courier New"/>
-          <w:sz w:val="15"/>
+          <w:sz w:val="16"/>
         </w:rPr>
         <w:t xml:space="preserve">              fontsize=11, labelpad=6)</w:t>
         <w:br/>
@@ -5285,7 +5313,7 @@
       <w:r>
         <w:rPr>
           <w:rFonts w:ascii="Courier New" w:hAnsi="Courier New"/>
-          <w:sz w:val="15"/>
+          <w:sz w:val="16"/>
         </w:rPr>
         <w:t>ax.set_title('SVM-RBF  Cluster Plot  |  %d-fold CV  |  acc=%.1f%%\n'</w:t>
         <w:br/>
@@ -5293,7 +5321,7 @@
       <w:r>
         <w:rPr>
           <w:rFonts w:ascii="Courier New" w:hAnsi="Courier New"/>
-          <w:sz w:val="15"/>
+          <w:sz w:val="16"/>
         </w:rPr>
         <w:t xml:space="preserve">             '%d misclassified / %d  |  %s'</w:t>
         <w:br/>
@@ -5301,7 +5329,7 @@
       <w:r>
         <w:rPr>
           <w:rFonts w:ascii="Courier New" w:hAnsi="Courier New"/>
-          <w:sz w:val="15"/>
+          <w:sz w:val="16"/>
         </w:rPr>
         <w:t xml:space="preserve">             % (CV_FOLDS, acc_svm_5f*100, n_wrong_svm, len(y), TTAG),</w:t>
         <w:br/>
@@ -5309,7 +5337,7 @@
       <w:r>
         <w:rPr>
           <w:rFonts w:ascii="Courier New" w:hAnsi="Courier New"/>
-          <w:sz w:val="15"/>
+          <w:sz w:val="16"/>
         </w:rPr>
         <w:t xml:space="preserve">             fontsize=10, fontweight='bold', pad=10)</w:t>
         <w:br/>
@@ -5317,7 +5345,7 @@
       <w:r>
         <w:rPr>
           <w:rFonts w:ascii="Courier New" w:hAnsi="Courier New"/>
-          <w:sz w:val="15"/>
+          <w:sz w:val="16"/>
         </w:rPr>
         <w:t>ax.grid(True, alpha=0.25)</w:t>
         <w:br/>
@@ -5325,7 +5353,7 @@
       <w:r>
         <w:rPr>
           <w:rFonts w:ascii="Courier New" w:hAnsi="Courier New"/>
-          <w:sz w:val="15"/>
+          <w:sz w:val="16"/>
         </w:rPr>
         <w:t>fig.tight_layout(rect=[0, 0.08, 1, 1])</w:t>
         <w:br/>
@@ -5333,7 +5361,7 @@
       <w:r>
         <w:rPr>
           <w:rFonts w:ascii="Courier New" w:hAnsi="Courier New"/>
-          <w:sz w:val="15"/>
+          <w:sz w:val="16"/>
         </w:rPr>
         <w:t>save_fig(fig, '10_SVM_Cluster_5fold.png')</w:t>
         <w:br/>
@@ -5341,14 +5369,14 @@
       <w:r>
         <w:rPr>
           <w:rFonts w:ascii="Courier New" w:hAnsi="Courier New"/>
-          <w:sz w:val="15"/>
-        </w:rPr>
-        <w:br/>
-      </w:r>
-      <w:r>
-        <w:rPr>
-          <w:rFonts w:ascii="Courier New" w:hAnsi="Courier New"/>
-          <w:sz w:val="15"/>
+          <w:sz w:val="16"/>
+        </w:rPr>
+        <w:br/>
+      </w:r>
+      <w:r>
+        <w:rPr>
+          <w:rFonts w:ascii="Courier New" w:hAnsi="Courier New"/>
+          <w:sz w:val="16"/>
         </w:rPr>
         <w:t># =============================================================================</w:t>
         <w:br/>
@@ -5356,7 +5384,7 @@
       <w:r>
         <w:rPr>
           <w:rFonts w:ascii="Courier New" w:hAnsi="Courier New"/>
-          <w:sz w:val="15"/>
+          <w:sz w:val="16"/>
         </w:rPr>
         <w:t># 21. SVM CONFUSION MATRICES  (Fig 11 Accuracy, Fig 12 Recall)</w:t>
         <w:br/>
@@ -5364,7 +5392,7 @@
       <w:r>
         <w:rPr>
           <w:rFonts w:ascii="Courier New" w:hAnsi="Courier New"/>
-          <w:sz w:val="15"/>
+          <w:sz w:val="16"/>
         </w:rPr>
         <w:t># =============================================================================</w:t>
         <w:br/>
@@ -5372,7 +5400,7 @@
       <w:r>
         <w:rPr>
           <w:rFonts w:ascii="Courier New" w:hAnsi="Courier New"/>
-          <w:sz w:val="15"/>
+          <w:sz w:val="16"/>
         </w:rPr>
         <w:t>plot_accuracy_matrix(</w:t>
         <w:br/>
@@ -5380,7 +5408,7 @@
       <w:r>
         <w:rPr>
           <w:rFonts w:ascii="Courier New" w:hAnsi="Courier New"/>
-          <w:sz w:val="15"/>
+          <w:sz w:val="16"/>
         </w:rPr>
         <w:t xml:space="preserve">    cm_svm_5f, le.classes_,</w:t>
         <w:br/>
@@ -5388,7 +5416,7 @@
       <w:r>
         <w:rPr>
           <w:rFonts w:ascii="Courier New" w:hAnsi="Courier New"/>
-          <w:sz w:val="15"/>
+          <w:sz w:val="16"/>
         </w:rPr>
         <w:t xml:space="preserve">    'SVM-RBF  Accuracy Matrix  |  %d-fold CV  (n=%d)\n'</w:t>
         <w:br/>
@@ -5396,7 +5424,7 @@
       <w:r>
         <w:rPr>
           <w:rFonts w:ascii="Courier New" w:hAnsi="Courier New"/>
-          <w:sz w:val="15"/>
+          <w:sz w:val="16"/>
         </w:rPr>
         <w:t xml:space="preserve">    'Cells = sample counts   |   Overall accuracy = %.1f%%'</w:t>
         <w:br/>
@@ -5404,7 +5432,7 @@
       <w:r>
         <w:rPr>
           <w:rFonts w:ascii="Courier New" w:hAnsi="Courier New"/>
-          <w:sz w:val="15"/>
+          <w:sz w:val="16"/>
         </w:rPr>
         <w:t xml:space="preserve">    % (CV_FOLDS, len(y), acc_svm_5f * 100),</w:t>
         <w:br/>
@@ -5412,7 +5440,7 @@
       <w:r>
         <w:rPr>
           <w:rFonts w:ascii="Courier New" w:hAnsi="Courier New"/>
-          <w:sz w:val="15"/>
+          <w:sz w:val="16"/>
         </w:rPr>
         <w:t xml:space="preserve">    '11_SVM_Accuracy_Matrix_5fold.png', 'Oranges')</w:t>
         <w:br/>
@@ -5420,14 +5448,14 @@
       <w:r>
         <w:rPr>
           <w:rFonts w:ascii="Courier New" w:hAnsi="Courier New"/>
-          <w:sz w:val="15"/>
-        </w:rPr>
-        <w:br/>
-      </w:r>
-      <w:r>
-        <w:rPr>
-          <w:rFonts w:ascii="Courier New" w:hAnsi="Courier New"/>
-          <w:sz w:val="15"/>
+          <w:sz w:val="16"/>
+        </w:rPr>
+        <w:br/>
+      </w:r>
+      <w:r>
+        <w:rPr>
+          <w:rFonts w:ascii="Courier New" w:hAnsi="Courier New"/>
+          <w:sz w:val="16"/>
         </w:rPr>
         <w:t>plot_recall_matrix(</w:t>
         <w:br/>
@@ -5435,7 +5463,7 @@
       <w:r>
         <w:rPr>
           <w:rFonts w:ascii="Courier New" w:hAnsi="Courier New"/>
-          <w:sz w:val="15"/>
+          <w:sz w:val="16"/>
         </w:rPr>
         <w:t xml:space="preserve">    cm_svm_5f, le.classes_,</w:t>
         <w:br/>
@@ -5443,7 +5471,7 @@
       <w:r>
         <w:rPr>
           <w:rFonts w:ascii="Courier New" w:hAnsi="Courier New"/>
-          <w:sz w:val="15"/>
+          <w:sz w:val="16"/>
         </w:rPr>
         <w:t xml:space="preserve">    'SVM-RBF  Recall Matrix  |  %d-fold CV  (n=%d)\n'</w:t>
         <w:br/>
@@ -5451,7 +5479,7 @@
       <w:r>
         <w:rPr>
           <w:rFonts w:ascii="Courier New" w:hAnsi="Courier New"/>
-          <w:sz w:val="15"/>
+          <w:sz w:val="16"/>
         </w:rPr>
         <w:t xml:space="preserve">    'Diagonal = Recall per class   |   Formula: TP / (TP + FN)'</w:t>
         <w:br/>
@@ -5459,7 +5487,7 @@
       <w:r>
         <w:rPr>
           <w:rFonts w:ascii="Courier New" w:hAnsi="Courier New"/>
-          <w:sz w:val="15"/>
+          <w:sz w:val="16"/>
         </w:rPr>
         <w:t xml:space="preserve">    % (CV_FOLDS, len(y)),</w:t>
         <w:br/>
@@ -5467,7 +5495,7 @@
       <w:r>
         <w:rPr>
           <w:rFonts w:ascii="Courier New" w:hAnsi="Courier New"/>
-          <w:sz w:val="15"/>
+          <w:sz w:val="16"/>
         </w:rPr>
         <w:t xml:space="preserve">    '12_SVM_Recall_Matrix_5fold.png', 'Oranges')</w:t>
         <w:br/>
@@ -5475,14 +5503,14 @@
       <w:r>
         <w:rPr>
           <w:rFonts w:ascii="Courier New" w:hAnsi="Courier New"/>
-          <w:sz w:val="15"/>
-        </w:rPr>
-        <w:br/>
-      </w:r>
-      <w:r>
-        <w:rPr>
-          <w:rFonts w:ascii="Courier New" w:hAnsi="Courier New"/>
-          <w:sz w:val="15"/>
+          <w:sz w:val="16"/>
+        </w:rPr>
+        <w:br/>
+      </w:r>
+      <w:r>
+        <w:rPr>
+          <w:rFonts w:ascii="Courier New" w:hAnsi="Courier New"/>
+          <w:sz w:val="16"/>
         </w:rPr>
         <w:t># =============================================================================</w:t>
         <w:br/>
@@ -5490,7 +5518,7 @@
       <w:r>
         <w:rPr>
           <w:rFonts w:ascii="Courier New" w:hAnsi="Courier New"/>
-          <w:sz w:val="15"/>
+          <w:sz w:val="16"/>
         </w:rPr>
         <w:t># 22. ACCURACY COMPARISON  (Fig 13)</w:t>
         <w:br/>
@@ -5498,7 +5526,7 @@
       <w:r>
         <w:rPr>
           <w:rFonts w:ascii="Courier New" w:hAnsi="Courier New"/>
-          <w:sz w:val="15"/>
+          <w:sz w:val="16"/>
         </w:rPr>
         <w:t># =============================================================================</w:t>
         <w:br/>
@@ -5506,7 +5534,7 @@
       <w:r>
         <w:rPr>
           <w:rFonts w:ascii="Courier New" w:hAnsi="Courier New"/>
-          <w:sz w:val="15"/>
+          <w:sz w:val="16"/>
         </w:rPr>
         <w:t>fig, ax = plt.subplots(figsize=(7, 5.5))</w:t>
         <w:br/>
@@ -5514,7 +5542,7 @@
       <w:r>
         <w:rPr>
           <w:rFonts w:ascii="Courier New" w:hAnsi="Courier New"/>
-          <w:sz w:val="15"/>
+          <w:sz w:val="16"/>
         </w:rPr>
         <w:t>methods  = ['PLS-DA', 'SVM-RBF']</w:t>
         <w:br/>
@@ -5522,7 +5550,7 @@
       <w:r>
         <w:rPr>
           <w:rFonts w:ascii="Courier New" w:hAnsi="Courier New"/>
-          <w:sz w:val="15"/>
+          <w:sz w:val="16"/>
         </w:rPr>
         <w:t>accs     = [acc_pls_5f * 100, acc_svm_5f * 100]</w:t>
         <w:br/>
@@ -5530,7 +5558,7 @@
       <w:r>
         <w:rPr>
           <w:rFonts w:ascii="Courier New" w:hAnsi="Courier New"/>
-          <w:sz w:val="15"/>
+          <w:sz w:val="16"/>
         </w:rPr>
         <w:t>colors   = ['steelblue', 'darkorange']</w:t>
         <w:br/>
@@ -5538,7 +5566,7 @@
       <w:r>
         <w:rPr>
           <w:rFonts w:ascii="Courier New" w:hAnsi="Courier New"/>
-          <w:sz w:val="15"/>
+          <w:sz w:val="16"/>
         </w:rPr>
         <w:t>bars = ax.bar(methods, accs, color=colors, edgecolor='k', linewidth=0.9,</w:t>
         <w:br/>
@@ -5546,7 +5574,7 @@
       <w:r>
         <w:rPr>
           <w:rFonts w:ascii="Courier New" w:hAnsi="Courier New"/>
-          <w:sz w:val="15"/>
+          <w:sz w:val="16"/>
         </w:rPr>
         <w:t xml:space="preserve">              width=0.45, zorder=3)</w:t>
         <w:br/>
@@ -5554,7 +5582,7 @@
       <w:r>
         <w:rPr>
           <w:rFonts w:ascii="Courier New" w:hAnsi="Courier New"/>
-          <w:sz w:val="15"/>
+          <w:sz w:val="16"/>
         </w:rPr>
         <w:t>for bar, val in zip(bars, accs):</w:t>
         <w:br/>
@@ -5562,7 +5590,7 @@
       <w:r>
         <w:rPr>
           <w:rFonts w:ascii="Courier New" w:hAnsi="Courier New"/>
-          <w:sz w:val="15"/>
+          <w:sz w:val="16"/>
         </w:rPr>
         <w:t xml:space="preserve">    ax.text(bar.get_x() + bar.get_width() / 2,</w:t>
         <w:br/>
@@ -5570,7 +5598,7 @@
       <w:r>
         <w:rPr>
           <w:rFonts w:ascii="Courier New" w:hAnsi="Courier New"/>
-          <w:sz w:val="15"/>
+          <w:sz w:val="16"/>
         </w:rPr>
         <w:t xml:space="preserve">            bar.get_height() + 1.2,</w:t>
         <w:br/>
@@ -5578,7 +5606,7 @@
       <w:r>
         <w:rPr>
           <w:rFonts w:ascii="Courier New" w:hAnsi="Courier New"/>
-          <w:sz w:val="15"/>
+          <w:sz w:val="16"/>
         </w:rPr>
         <w:t xml:space="preserve">            '%.1f%%' % val,</w:t>
         <w:br/>
@@ -5586,7 +5614,7 @@
       <w:r>
         <w:rPr>
           <w:rFonts w:ascii="Courier New" w:hAnsi="Courier New"/>
-          <w:sz w:val="15"/>
+          <w:sz w:val="16"/>
         </w:rPr>
         <w:t xml:space="preserve">            ha='center', va='bottom', fontsize=13, fontweight='bold')</w:t>
         <w:br/>
@@ -5594,7 +5622,7 @@
       <w:r>
         <w:rPr>
           <w:rFonts w:ascii="Courier New" w:hAnsi="Courier New"/>
-          <w:sz w:val="15"/>
+          <w:sz w:val="16"/>
         </w:rPr>
         <w:t>ax.axhline(100, color='grey', ls=':', lw=1)</w:t>
         <w:br/>
@@ -5602,7 +5630,7 @@
       <w:r>
         <w:rPr>
           <w:rFonts w:ascii="Courier New" w:hAnsi="Courier New"/>
-          <w:sz w:val="15"/>
+          <w:sz w:val="16"/>
         </w:rPr>
         <w:t>ax.set_ylabel('Accuracy  (%)', fontsize=12, labelpad=6)</w:t>
         <w:br/>
@@ -5610,7 +5638,7 @@
       <w:r>
         <w:rPr>
           <w:rFonts w:ascii="Courier New" w:hAnsi="Courier New"/>
-          <w:sz w:val="15"/>
+          <w:sz w:val="16"/>
         </w:rPr>
         <w:t>ax.set_ylim(0, 120)</w:t>
         <w:br/>
@@ -5618,7 +5646,7 @@
       <w:r>
         <w:rPr>
           <w:rFonts w:ascii="Courier New" w:hAnsi="Courier New"/>
-          <w:sz w:val="15"/>
+          <w:sz w:val="16"/>
         </w:rPr>
         <w:t>ax.set_title('Overall Accuracy  |  PLS-DA vs SVM-RBF\n'</w:t>
         <w:br/>
@@ -5626,7 +5654,7 @@
       <w:r>
         <w:rPr>
           <w:rFonts w:ascii="Courier New" w:hAnsi="Courier New"/>
-          <w:sz w:val="15"/>
+          <w:sz w:val="16"/>
         </w:rPr>
         <w:t xml:space="preserve">             '%d-fold CV  |  ' % CV_FOLDS + TTAG,</w:t>
         <w:br/>
@@ -5634,7 +5662,7 @@
       <w:r>
         <w:rPr>
           <w:rFonts w:ascii="Courier New" w:hAnsi="Courier New"/>
-          <w:sz w:val="15"/>
+          <w:sz w:val="16"/>
         </w:rPr>
         <w:t xml:space="preserve">             fontsize=11, fontweight='bold', pad=10)</w:t>
         <w:br/>
@@ -5642,7 +5670,7 @@
       <w:r>
         <w:rPr>
           <w:rFonts w:ascii="Courier New" w:hAnsi="Courier New"/>
-          <w:sz w:val="15"/>
+          <w:sz w:val="16"/>
         </w:rPr>
         <w:t>ax.grid(True, alpha=0.2, axis='y', zorder=0)</w:t>
         <w:br/>
@@ -5650,7 +5678,7 @@
       <w:r>
         <w:rPr>
           <w:rFonts w:ascii="Courier New" w:hAnsi="Courier New"/>
-          <w:sz w:val="15"/>
+          <w:sz w:val="16"/>
         </w:rPr>
         <w:t>ax.tick_params(axis='x', labelsize=12)</w:t>
         <w:br/>
@@ -5658,7 +5686,7 @@
       <w:r>
         <w:rPr>
           <w:rFonts w:ascii="Courier New" w:hAnsi="Courier New"/>
-          <w:sz w:val="15"/>
+          <w:sz w:val="16"/>
         </w:rPr>
         <w:t>fig.tight_layout()</w:t>
         <w:br/>
@@ -5666,7 +5694,7 @@
       <w:r>
         <w:rPr>
           <w:rFonts w:ascii="Courier New" w:hAnsi="Courier New"/>
-          <w:sz w:val="15"/>
+          <w:sz w:val="16"/>
         </w:rPr>
         <w:t>save_fig(fig, '13_Accuracy_Comparison.png')</w:t>
         <w:br/>
@@ -5674,14 +5702,14 @@
       <w:r>
         <w:rPr>
           <w:rFonts w:ascii="Courier New" w:hAnsi="Courier New"/>
-          <w:sz w:val="15"/>
-        </w:rPr>
-        <w:br/>
-      </w:r>
-      <w:r>
-        <w:rPr>
-          <w:rFonts w:ascii="Courier New" w:hAnsi="Courier New"/>
-          <w:sz w:val="15"/>
+          <w:sz w:val="16"/>
+        </w:rPr>
+        <w:br/>
+      </w:r>
+      <w:r>
+        <w:rPr>
+          <w:rFonts w:ascii="Courier New" w:hAnsi="Courier New"/>
+          <w:sz w:val="16"/>
         </w:rPr>
         <w:t># =============================================================================</w:t>
         <w:br/>
@@ -5689,7 +5717,7 @@
       <w:r>
         <w:rPr>
           <w:rFonts w:ascii="Courier New" w:hAnsi="Courier New"/>
-          <w:sz w:val="15"/>
+          <w:sz w:val="16"/>
         </w:rPr>
         <w:t># 23. PER-CLASS RECALL  (Fig 14)</w:t>
         <w:br/>
@@ -5697,7 +5725,7 @@
       <w:r>
         <w:rPr>
           <w:rFonts w:ascii="Courier New" w:hAnsi="Courier New"/>
-          <w:sz w:val="15"/>
+          <w:sz w:val="16"/>
         </w:rPr>
         <w:t># =============================================================================</w:t>
         <w:br/>
@@ -5705,7 +5733,7 @@
       <w:r>
         <w:rPr>
           <w:rFonts w:ascii="Courier New" w:hAnsi="Courier New"/>
-          <w:sz w:val="15"/>
+          <w:sz w:val="16"/>
         </w:rPr>
         <w:t>fig, ax = plt.subplots(figsize=(10, 5.5))</w:t>
         <w:br/>
@@ -5713,7 +5741,7 @@
       <w:r>
         <w:rPr>
           <w:rFonts w:ascii="Courier New" w:hAnsi="Courier New"/>
-          <w:sz w:val="15"/>
+          <w:sz w:val="16"/>
         </w:rPr>
         <w:t>rec_pls = [cm_pls_5f[i, i] / n_per_cls * 100 for i in range(len(le.classes_))]</w:t>
         <w:br/>
@@ -5721,7 +5749,7 @@
       <w:r>
         <w:rPr>
           <w:rFonts w:ascii="Courier New" w:hAnsi="Courier New"/>
-          <w:sz w:val="15"/>
+          <w:sz w:val="16"/>
         </w:rPr>
         <w:t>rec_svm = [cm_svm_5f[i, i] / n_per_cls * 100 for i in range(len(le.classes_))]</w:t>
         <w:br/>
@@ -5729,7 +5757,7 @@
       <w:r>
         <w:rPr>
           <w:rFonts w:ascii="Courier New" w:hAnsi="Courier New"/>
-          <w:sz w:val="15"/>
+          <w:sz w:val="16"/>
         </w:rPr>
         <w:t>x = np.arange(len(le.classes_))</w:t>
         <w:br/>
@@ -5737,7 +5765,7 @@
       <w:r>
         <w:rPr>
           <w:rFonts w:ascii="Courier New" w:hAnsi="Courier New"/>
-          <w:sz w:val="15"/>
+          <w:sz w:val="16"/>
         </w:rPr>
         <w:t>w = 0.32</w:t>
         <w:br/>
@@ -5745,7 +5773,7 @@
       <w:r>
         <w:rPr>
           <w:rFonts w:ascii="Courier New" w:hAnsi="Courier New"/>
-          <w:sz w:val="15"/>
+          <w:sz w:val="16"/>
         </w:rPr>
         <w:t>b1 = ax.bar(x - w/2, rec_pls, w, color='steelblue',  edgecolor='k',</w:t>
         <w:br/>
@@ -5753,7 +5781,7 @@
       <w:r>
         <w:rPr>
           <w:rFonts w:ascii="Courier New" w:hAnsi="Courier New"/>
-          <w:sz w:val="15"/>
+          <w:sz w:val="16"/>
         </w:rPr>
         <w:t xml:space="preserve">            linewidth=0.8, label='PLS-DA', zorder=3)</w:t>
         <w:br/>
@@ -5761,7 +5789,7 @@
       <w:r>
         <w:rPr>
           <w:rFonts w:ascii="Courier New" w:hAnsi="Courier New"/>
-          <w:sz w:val="15"/>
+          <w:sz w:val="16"/>
         </w:rPr>
         <w:t>b2 = ax.bar(x + w/2, rec_svm, w, color='darkorange', edgecolor='k',</w:t>
         <w:br/>
@@ -5769,7 +5797,7 @@
       <w:r>
         <w:rPr>
           <w:rFonts w:ascii="Courier New" w:hAnsi="Courier New"/>
-          <w:sz w:val="15"/>
+          <w:sz w:val="16"/>
         </w:rPr>
         <w:t xml:space="preserve">            linewidth=0.8, label='SVM-RBF', zorder=3)</w:t>
         <w:br/>
@@ -5777,7 +5805,7 @@
       <w:r>
         <w:rPr>
           <w:rFonts w:ascii="Courier New" w:hAnsi="Courier New"/>
-          <w:sz w:val="15"/>
+          <w:sz w:val="16"/>
         </w:rPr>
         <w:t>for bar in list(b1) + list(b2):</w:t>
         <w:br/>
@@ -5785,7 +5813,7 @@
       <w:r>
         <w:rPr>
           <w:rFonts w:ascii="Courier New" w:hAnsi="Courier New"/>
-          <w:sz w:val="15"/>
+          <w:sz w:val="16"/>
         </w:rPr>
         <w:t xml:space="preserve">    if bar.get_height() &gt; 0:</w:t>
         <w:br/>
@@ -5793,7 +5821,7 @@
       <w:r>
         <w:rPr>
           <w:rFonts w:ascii="Courier New" w:hAnsi="Courier New"/>
-          <w:sz w:val="15"/>
+          <w:sz w:val="16"/>
         </w:rPr>
         <w:t xml:space="preserve">        ax.text(bar.get_x() + bar.get_width() / 2,</w:t>
         <w:br/>
@@ -5801,7 +5829,7 @@
       <w:r>
         <w:rPr>
           <w:rFonts w:ascii="Courier New" w:hAnsi="Courier New"/>
-          <w:sz w:val="15"/>
+          <w:sz w:val="16"/>
         </w:rPr>
         <w:t xml:space="preserve">                bar.get_height() + 1.5,</w:t>
         <w:br/>
@@ -5809,7 +5837,7 @@
       <w:r>
         <w:rPr>
           <w:rFonts w:ascii="Courier New" w:hAnsi="Courier New"/>
-          <w:sz w:val="15"/>
+          <w:sz w:val="16"/>
         </w:rPr>
         <w:t xml:space="preserve">                '%.0f%%' % bar.get_height(),</w:t>
         <w:br/>
@@ -5817,7 +5845,7 @@
       <w:r>
         <w:rPr>
           <w:rFonts w:ascii="Courier New" w:hAnsi="Courier New"/>
-          <w:sz w:val="15"/>
+          <w:sz w:val="16"/>
         </w:rPr>
         <w:t xml:space="preserve">                ha='center', va='bottom', fontsize=10, fontweight='bold')</w:t>
         <w:br/>
@@ -5825,7 +5853,7 @@
       <w:r>
         <w:rPr>
           <w:rFonts w:ascii="Courier New" w:hAnsi="Courier New"/>
-          <w:sz w:val="15"/>
+          <w:sz w:val="16"/>
         </w:rPr>
         <w:t>ax.axhline(100, color='grey', ls=':', lw=1)</w:t>
         <w:br/>
@@ -5833,7 +5861,7 @@
       <w:r>
         <w:rPr>
           <w:rFonts w:ascii="Courier New" w:hAnsi="Courier New"/>
-          <w:sz w:val="15"/>
+          <w:sz w:val="16"/>
         </w:rPr>
         <w:t>ax.set_xticks(x)</w:t>
         <w:br/>
@@ -5841,7 +5869,7 @@
       <w:r>
         <w:rPr>
           <w:rFonts w:ascii="Courier New" w:hAnsi="Courier New"/>
-          <w:sz w:val="15"/>
+          <w:sz w:val="16"/>
         </w:rPr>
         <w:t>ax.set_xticklabels([c.replace('SSY-', '') + '\n(n=%d)' % n_per_cls</w:t>
         <w:br/>
@@ -5849,7 +5877,7 @@
       <w:r>
         <w:rPr>
           <w:rFonts w:ascii="Courier New" w:hAnsi="Courier New"/>
-          <w:sz w:val="15"/>
+          <w:sz w:val="16"/>
         </w:rPr>
         <w:t xml:space="preserve">                    for c in le.classes_],</w:t>
         <w:br/>
@@ -5857,7 +5885,7 @@
       <w:r>
         <w:rPr>
           <w:rFonts w:ascii="Courier New" w:hAnsi="Courier New"/>
-          <w:sz w:val="15"/>
+          <w:sz w:val="16"/>
         </w:rPr>
         <w:t xml:space="preserve">                   fontsize=10)</w:t>
         <w:br/>
@@ -5865,7 +5893,7 @@
       <w:r>
         <w:rPr>
           <w:rFonts w:ascii="Courier New" w:hAnsi="Courier New"/>
-          <w:sz w:val="15"/>
+          <w:sz w:val="16"/>
         </w:rPr>
         <w:t>ax.set_ylabel('Recall  (%)', fontsize=12, labelpad=6)</w:t>
         <w:br/>
@@ -5873,7 +5901,7 @@
       <w:r>
         <w:rPr>
           <w:rFonts w:ascii="Courier New" w:hAnsi="Courier New"/>
-          <w:sz w:val="15"/>
+          <w:sz w:val="16"/>
         </w:rPr>
         <w:t>ax.set_ylim(0, 125)</w:t>
         <w:br/>
@@ -5881,7 +5909,7 @@
       <w:r>
         <w:rPr>
           <w:rFonts w:ascii="Courier New" w:hAnsi="Courier New"/>
-          <w:sz w:val="15"/>
+          <w:sz w:val="16"/>
         </w:rPr>
         <w:t>ax.set_title('Per-Class Recall  |  PLS-DA vs SVM-RBF\n'</w:t>
         <w:br/>
@@ -5889,7 +5917,7 @@
       <w:r>
         <w:rPr>
           <w:rFonts w:ascii="Courier New" w:hAnsi="Courier New"/>
-          <w:sz w:val="15"/>
+          <w:sz w:val="16"/>
         </w:rPr>
         <w:t xml:space="preserve">             '%d-fold CV  |  ' % CV_FOLDS + TTAG,</w:t>
         <w:br/>
@@ -5897,7 +5925,7 @@
       <w:r>
         <w:rPr>
           <w:rFonts w:ascii="Courier New" w:hAnsi="Courier New"/>
-          <w:sz w:val="15"/>
+          <w:sz w:val="16"/>
         </w:rPr>
         <w:t xml:space="preserve">             fontsize=11, fontweight='bold', pad=10)</w:t>
         <w:br/>
@@ -5905,7 +5933,7 @@
       <w:r>
         <w:rPr>
           <w:rFonts w:ascii="Courier New" w:hAnsi="Courier New"/>
-          <w:sz w:val="15"/>
+          <w:sz w:val="16"/>
         </w:rPr>
         <w:t>ax.legend(fontsize=11, loc='upper right', framealpha=0.9)</w:t>
         <w:br/>
@@ -5913,7 +5941,7 @@
       <w:r>
         <w:rPr>
           <w:rFonts w:ascii="Courier New" w:hAnsi="Courier New"/>
-          <w:sz w:val="15"/>
+          <w:sz w:val="16"/>
         </w:rPr>
         <w:t>ax.grid(True, alpha=0.2, axis='y', zorder=0)</w:t>
         <w:br/>
@@ -5921,7 +5949,7 @@
       <w:r>
         <w:rPr>
           <w:rFonts w:ascii="Courier New" w:hAnsi="Courier New"/>
-          <w:sz w:val="15"/>
+          <w:sz w:val="16"/>
         </w:rPr>
         <w:t>fig.tight_layout()</w:t>
         <w:br/>
@@ -5929,7 +5957,7 @@
       <w:r>
         <w:rPr>
           <w:rFonts w:ascii="Courier New" w:hAnsi="Courier New"/>
-          <w:sz w:val="15"/>
+          <w:sz w:val="16"/>
         </w:rPr>
         <w:t>save_fig(fig, '14_Per_Class_Recall_5fold.png')</w:t>
         <w:br/>
@@ -5937,14 +5965,14 @@
       <w:r>
         <w:rPr>
           <w:rFonts w:ascii="Courier New" w:hAnsi="Courier New"/>
-          <w:sz w:val="15"/>
-        </w:rPr>
-        <w:br/>
-      </w:r>
-      <w:r>
-        <w:rPr>
-          <w:rFonts w:ascii="Courier New" w:hAnsi="Courier New"/>
-          <w:sz w:val="15"/>
+          <w:sz w:val="16"/>
+        </w:rPr>
+        <w:br/>
+      </w:r>
+      <w:r>
+        <w:rPr>
+          <w:rFonts w:ascii="Courier New" w:hAnsi="Courier New"/>
+          <w:sz w:val="16"/>
         </w:rPr>
         <w:t># =============================================================================</w:t>
         <w:br/>
@@ -5952,7 +5980,7 @@
       <w:r>
         <w:rPr>
           <w:rFonts w:ascii="Courier New" w:hAnsi="Courier New"/>
-          <w:sz w:val="15"/>
+          <w:sz w:val="16"/>
         </w:rPr>
         <w:t># 24. MEAN SPECTRA  (Fig 15)</w:t>
         <w:br/>
@@ -5960,7 +5988,7 @@
       <w:r>
         <w:rPr>
           <w:rFonts w:ascii="Courier New" w:hAnsi="Courier New"/>
-          <w:sz w:val="15"/>
+          <w:sz w:val="16"/>
         </w:rPr>
         <w:t># =============================================================================</w:t>
         <w:br/>
@@ -5968,7 +5996,7 @@
       <w:r>
         <w:rPr>
           <w:rFonts w:ascii="Courier New" w:hAnsi="Courier New"/>
-          <w:sz w:val="15"/>
+          <w:sz w:val="16"/>
         </w:rPr>
         <w:t>fig, ax = plt.subplots(figsize=(10, 5))</w:t>
         <w:br/>
@@ -5976,7 +6004,7 @@
       <w:r>
         <w:rPr>
           <w:rFonts w:ascii="Courier New" w:hAnsi="Courier New"/>
-          <w:sz w:val="15"/>
+          <w:sz w:val="16"/>
         </w:rPr>
         <w:t>for cls in le.classes_:</w:t>
         <w:br/>
@@ -5984,7 +6012,7 @@
       <w:r>
         <w:rPr>
           <w:rFonts w:ascii="Courier New" w:hAnsi="Courier New"/>
-          <w:sz w:val="15"/>
+          <w:sz w:val="16"/>
         </w:rPr>
         <w:t xml:space="preserve">    idx = classes == cls</w:t>
         <w:br/>
@@ -5992,7 +6020,7 @@
       <w:r>
         <w:rPr>
           <w:rFonts w:ascii="Courier New" w:hAnsi="Courier New"/>
-          <w:sz w:val="15"/>
+          <w:sz w:val="16"/>
         </w:rPr>
         <w:t xml:space="preserve">    m   = X_sm[idx].mean(axis=0)</w:t>
         <w:br/>
@@ -6000,7 +6028,7 @@
       <w:r>
         <w:rPr>
           <w:rFonts w:ascii="Courier New" w:hAnsi="Courier New"/>
-          <w:sz w:val="15"/>
+          <w:sz w:val="16"/>
         </w:rPr>
         <w:t xml:space="preserve">    s   = X_sm[idx].std(axis=0)</w:t>
         <w:br/>
@@ -6008,7 +6036,7 @@
       <w:r>
         <w:rPr>
           <w:rFonts w:ascii="Courier New" w:hAnsi="Courier New"/>
-          <w:sz w:val="15"/>
+          <w:sz w:val="16"/>
         </w:rPr>
         <w:t xml:space="preserve">    ax.plot(wavenumbers, m, color=PALETTE[cls], lw=1.6,</w:t>
         <w:br/>
@@ -6016,7 +6044,7 @@
       <w:r>
         <w:rPr>
           <w:rFonts w:ascii="Courier New" w:hAnsi="Courier New"/>
-          <w:sz w:val="15"/>
+          <w:sz w:val="16"/>
         </w:rPr>
         <w:t xml:space="preserve">            label='%s  (n=%d)' % (cls, idx.sum()))</w:t>
         <w:br/>
@@ -6024,7 +6052,7 @@
       <w:r>
         <w:rPr>
           <w:rFonts w:ascii="Courier New" w:hAnsi="Courier New"/>
-          <w:sz w:val="15"/>
+          <w:sz w:val="16"/>
         </w:rPr>
         <w:t xml:space="preserve">    ax.fill_between(wavenumbers, m - s, m + s, color=PALETTE[cls], alpha=0.12)</w:t>
         <w:br/>
@@ -6032,7 +6060,7 @@
       <w:r>
         <w:rPr>
           <w:rFonts w:ascii="Courier New" w:hAnsi="Courier New"/>
-          <w:sz w:val="15"/>
+          <w:sz w:val="16"/>
         </w:rPr>
         <w:t>ax.set_xlim(WAVENUMBER_MIN, WAVENUMBER_MAX)</w:t>
         <w:br/>
@@ -6040,7 +6068,7 @@
       <w:r>
         <w:rPr>
           <w:rFonts w:ascii="Courier New" w:hAnsi="Courier New"/>
-          <w:sz w:val="15"/>
+          <w:sz w:val="16"/>
         </w:rPr>
         <w:t>ax.set_xlabel('Wavenumber (cm$^{-1}$)', fontsize=12, labelpad=6)</w:t>
         <w:br/>
@@ -6048,7 +6076,7 @@
       <w:r>
         <w:rPr>
           <w:rFonts w:ascii="Courier New" w:hAnsi="Courier New"/>
-          <w:sz w:val="15"/>
+          <w:sz w:val="16"/>
         </w:rPr>
         <w:t>ax.set_ylabel('Intensity (a.u.)', fontsize=12, labelpad=6)</w:t>
         <w:br/>
@@ -6056,7 +6084,7 @@
       <w:r>
         <w:rPr>
           <w:rFonts w:ascii="Courier New" w:hAnsi="Courier New"/>
-          <w:sz w:val="15"/>
+          <w:sz w:val="16"/>
         </w:rPr>
         <w:t>ax.set_title('Mean Raman Spectra  +/- 1 SD  (all 80 spectra)\n%d-%d cm-1'</w:t>
         <w:br/>
@@ -6064,7 +6092,7 @@
       <w:r>
         <w:rPr>
           <w:rFonts w:ascii="Courier New" w:hAnsi="Courier New"/>
-          <w:sz w:val="15"/>
+          <w:sz w:val="16"/>
         </w:rPr>
         <w:t xml:space="preserve">             % (WAVENUMBER_MIN, WAVENUMBER_MAX),</w:t>
         <w:br/>
@@ -6072,7 +6100,7 @@
       <w:r>
         <w:rPr>
           <w:rFonts w:ascii="Courier New" w:hAnsi="Courier New"/>
-          <w:sz w:val="15"/>
+          <w:sz w:val="16"/>
         </w:rPr>
         <w:t xml:space="preserve">             fontsize=11, fontweight='bold', pad=10)</w:t>
         <w:br/>
@@ -6080,7 +6108,7 @@
       <w:r>
         <w:rPr>
           <w:rFonts w:ascii="Courier New" w:hAnsi="Courier New"/>
-          <w:sz w:val="15"/>
+          <w:sz w:val="16"/>
         </w:rPr>
         <w:t>ax.legend(fontsize=9, loc='upper right', framealpha=0.9)</w:t>
         <w:br/>
@@ -6088,7 +6116,7 @@
       <w:r>
         <w:rPr>
           <w:rFonts w:ascii="Courier New" w:hAnsi="Courier New"/>
-          <w:sz w:val="15"/>
+          <w:sz w:val="16"/>
         </w:rPr>
         <w:t>ax.grid(True, alpha=0.25)</w:t>
         <w:br/>
@@ -6096,7 +6124,7 @@
       <w:r>
         <w:rPr>
           <w:rFonts w:ascii="Courier New" w:hAnsi="Courier New"/>
-          <w:sz w:val="15"/>
+          <w:sz w:val="16"/>
         </w:rPr>
         <w:t>fig.tight_layout()</w:t>
         <w:br/>
@@ -6104,7 +6132,7 @@
       <w:r>
         <w:rPr>
           <w:rFonts w:ascii="Courier New" w:hAnsi="Courier New"/>
-          <w:sz w:val="15"/>
+          <w:sz w:val="16"/>
         </w:rPr>
         <w:t>save_fig(fig, '15_Mean_Spectra.png')</w:t>
         <w:br/>
@@ -6112,14 +6140,14 @@
       <w:r>
         <w:rPr>
           <w:rFonts w:ascii="Courier New" w:hAnsi="Courier New"/>
-          <w:sz w:val="15"/>
-        </w:rPr>
-        <w:br/>
-      </w:r>
-      <w:r>
-        <w:rPr>
-          <w:rFonts w:ascii="Courier New" w:hAnsi="Courier New"/>
-          <w:sz w:val="15"/>
+          <w:sz w:val="16"/>
+        </w:rPr>
+        <w:br/>
+      </w:r>
+      <w:r>
+        <w:rPr>
+          <w:rFonts w:ascii="Courier New" w:hAnsi="Courier New"/>
+          <w:sz w:val="16"/>
         </w:rPr>
         <w:t># =============================================================================</w:t>
         <w:br/>
@@ -6127,7 +6155,7 @@
       <w:r>
         <w:rPr>
           <w:rFonts w:ascii="Courier New" w:hAnsi="Courier New"/>
-          <w:sz w:val="15"/>
+          <w:sz w:val="16"/>
         </w:rPr>
         <w:t># 25. EXCEL RESULTS</w:t>
         <w:br/>
@@ -6135,7 +6163,7 @@
       <w:r>
         <w:rPr>
           <w:rFonts w:ascii="Courier New" w:hAnsi="Courier New"/>
-          <w:sz w:val="15"/>
+          <w:sz w:val="16"/>
         </w:rPr>
         <w:t># =============================================================================</w:t>
         <w:br/>
@@ -6143,7 +6171,7 @@
       <w:r>
         <w:rPr>
           <w:rFonts w:ascii="Courier New" w:hAnsi="Courier New"/>
-          <w:sz w:val="15"/>
+          <w:sz w:val="16"/>
         </w:rPr>
         <w:t>out_xlsx = os.path.join(OUTPUT_DIR, 'Results_5fold.xlsx')</w:t>
         <w:br/>
@@ -6151,7 +6179,7 @@
       <w:r>
         <w:rPr>
           <w:rFonts w:ascii="Courier New" w:hAnsi="Courier New"/>
-          <w:sz w:val="15"/>
+          <w:sz w:val="16"/>
         </w:rPr>
         <w:t>with pd.ExcelWriter(out_xlsx, engine='openpyxl') as writer:</w:t>
         <w:br/>
@@ -6159,14 +6187,14 @@
       <w:r>
         <w:rPr>
           <w:rFonts w:ascii="Courier New" w:hAnsi="Courier New"/>
-          <w:sz w:val="15"/>
-        </w:rPr>
-        <w:br/>
-      </w:r>
-      <w:r>
-        <w:rPr>
-          <w:rFonts w:ascii="Courier New" w:hAnsi="Courier New"/>
-          <w:sz w:val="15"/>
+          <w:sz w:val="16"/>
+        </w:rPr>
+        <w:br/>
+      </w:r>
+      <w:r>
+        <w:rPr>
+          <w:rFonts w:ascii="Courier New" w:hAnsi="Courier New"/>
+          <w:sz w:val="16"/>
         </w:rPr>
         <w:t xml:space="preserve">    # Summary</w:t>
         <w:br/>
@@ -6174,7 +6202,7 @@
       <w:r>
         <w:rPr>
           <w:rFonts w:ascii="Courier New" w:hAnsi="Courier New"/>
-          <w:sz w:val="15"/>
+          <w:sz w:val="16"/>
         </w:rPr>
         <w:t xml:space="preserve">    rows = [</w:t>
         <w:br/>
@@ -6182,7 +6210,7 @@
       <w:r>
         <w:rPr>
           <w:rFonts w:ascii="Courier New" w:hAnsi="Courier New"/>
-          <w:sz w:val="15"/>
+          <w:sz w:val="16"/>
         </w:rPr>
         <w:t xml:space="preserve">        ('File',                          FILE_NAME),</w:t>
         <w:br/>
@@ -6190,7 +6218,7 @@
       <w:r>
         <w:rPr>
           <w:rFonts w:ascii="Courier New" w:hAnsi="Courier New"/>
-          <w:sz w:val="15"/>
+          <w:sz w:val="16"/>
         </w:rPr>
         <w:t xml:space="preserve">        ('Total samples',                 len(y)),</w:t>
         <w:br/>
@@ -6198,7 +6226,7 @@
       <w:r>
         <w:rPr>
           <w:rFonts w:ascii="Courier New" w:hAnsi="Courier New"/>
-          <w:sz w:val="15"/>
+          <w:sz w:val="16"/>
         </w:rPr>
         <w:t xml:space="preserve">        ('Spectral window (cm-1)',        '%d-%d' % (WAVENUMBER_MIN, WAVENUMBER_MAX)),</w:t>
         <w:br/>
@@ -6206,7 +6234,7 @@
       <w:r>
         <w:rPr>
           <w:rFonts w:ascii="Courier New" w:hAnsi="Courier New"/>
-          <w:sz w:val="15"/>
+          <w:sz w:val="16"/>
         </w:rPr>
         <w:t xml:space="preserve">        ('SG smoothing window/poly',      '%d/%d' % (SG_WINDOW, SG_POLY)),</w:t>
         <w:br/>
@@ -6214,23 +6242,15 @@
       <w:r>
         <w:rPr>
           <w:rFonts w:ascii="Courier New" w:hAnsi="Courier New"/>
-          <w:sz w:val="15"/>
-        </w:rPr>
-        <w:t xml:space="preserve">        ('VIP &gt; 1',                       n_vip_gt1),</w:t>
-        <w:br/>
-      </w:r>
-      <w:r>
-        <w:rPr>
-          <w:rFonts w:ascii="Courier New" w:hAnsi="Courier New"/>
-          <w:sz w:val="15"/>
-        </w:rPr>
-        <w:t xml:space="preserve">        ('VIP top-N selected',            VIP_TOP_N),</w:t>
-        <w:br/>
-      </w:r>
-      <w:r>
-        <w:rPr>
-          <w:rFonts w:ascii="Courier New" w:hAnsi="Courier New"/>
-          <w:sz w:val="15"/>
+          <w:sz w:val="16"/>
+        </w:rPr>
+        <w:t xml:space="preserve">        ('VIP &gt; 1 selected',              n_vip_selected),</w:t>
+        <w:br/>
+      </w:r>
+      <w:r>
+        <w:rPr>
+          <w:rFonts w:ascii="Courier New" w:hAnsi="Courier New"/>
+          <w:sz w:val="16"/>
         </w:rPr>
         <w:t xml:space="preserve">        ('PLS-DA latent variables',       N_COMPONENTS),</w:t>
         <w:br/>
@@ -6238,7 +6258,7 @@
       <w:r>
         <w:rPr>
           <w:rFonts w:ascii="Courier New" w:hAnsi="Courier New"/>
-          <w:sz w:val="15"/>
+          <w:sz w:val="16"/>
         </w:rPr>
         <w:t xml:space="preserve">        ('CV folds',                      CV_FOLDS),</w:t>
         <w:br/>
@@ -6246,7 +6266,7 @@
       <w:r>
         <w:rPr>
           <w:rFonts w:ascii="Courier New" w:hAnsi="Courier New"/>
-          <w:sz w:val="15"/>
+          <w:sz w:val="16"/>
         </w:rPr>
         <w:t xml:space="preserve">        ('', ''),</w:t>
         <w:br/>
@@ -6254,7 +6274,7 @@
       <w:r>
         <w:rPr>
           <w:rFonts w:ascii="Courier New" w:hAnsi="Courier New"/>
-          <w:sz w:val="15"/>
+          <w:sz w:val="16"/>
         </w:rPr>
         <w:t xml:space="preserve">        ('--- PLS-DA ---',                ''),</w:t>
         <w:br/>
@@ -6262,7 +6282,7 @@
       <w:r>
         <w:rPr>
           <w:rFonts w:ascii="Courier New" w:hAnsi="Courier New"/>
-          <w:sz w:val="15"/>
+          <w:sz w:val="16"/>
         </w:rPr>
         <w:t xml:space="preserve">        ('Re-substitution accuracy (%)',  '%.2f' % (resub_acc   * 100)),</w:t>
         <w:br/>
@@ -6270,7 +6290,7 @@
       <w:r>
         <w:rPr>
           <w:rFonts w:ascii="Courier New" w:hAnsi="Courier New"/>
-          <w:sz w:val="15"/>
+          <w:sz w:val="16"/>
         </w:rPr>
         <w:t xml:space="preserve">        ('%d-fold CV accuracy (%%)' % CV_FOLDS, '%.2f' % (acc_pls_5f * 100)),</w:t>
         <w:br/>
@@ -6278,7 +6298,7 @@
       <w:r>
         <w:rPr>
           <w:rFonts w:ascii="Courier New" w:hAnsi="Courier New"/>
-          <w:sz w:val="15"/>
+          <w:sz w:val="16"/>
         </w:rPr>
         <w:t xml:space="preserve">        ('Permutation p-value',           '%.4f' % p_val),</w:t>
         <w:br/>
@@ -6286,7 +6306,7 @@
       <w:r>
         <w:rPr>
           <w:rFonts w:ascii="Courier New" w:hAnsi="Courier New"/>
-          <w:sz w:val="15"/>
+          <w:sz w:val="16"/>
         </w:rPr>
         <w:t xml:space="preserve">        ('Permutation result',            'Significant' if p_val &lt; 0.05 else 'NOT significant'),</w:t>
         <w:br/>
@@ -6294,7 +6314,7 @@
       <w:r>
         <w:rPr>
           <w:rFonts w:ascii="Courier New" w:hAnsi="Courier New"/>
-          <w:sz w:val="15"/>
+          <w:sz w:val="16"/>
         </w:rPr>
         <w:t xml:space="preserve">        ('', ''),</w:t>
         <w:br/>
@@ -6302,7 +6322,7 @@
       <w:r>
         <w:rPr>
           <w:rFonts w:ascii="Courier New" w:hAnsi="Courier New"/>
-          <w:sz w:val="15"/>
+          <w:sz w:val="16"/>
         </w:rPr>
         <w:t xml:space="preserve">        ('--- SVM-RBF ---',               ''),</w:t>
         <w:br/>
@@ -6310,7 +6330,7 @@
       <w:r>
         <w:rPr>
           <w:rFonts w:ascii="Courier New" w:hAnsi="Courier New"/>
-          <w:sz w:val="15"/>
+          <w:sz w:val="16"/>
         </w:rPr>
         <w:t xml:space="preserve">        ('%d-fold CV accuracy (%%)' % CV_FOLDS, '%.2f' % (acc_svm_5f * 100)),</w:t>
         <w:br/>
@@ -6318,7 +6338,7 @@
       <w:r>
         <w:rPr>
           <w:rFonts w:ascii="Courier New" w:hAnsi="Courier New"/>
-          <w:sz w:val="15"/>
+          <w:sz w:val="16"/>
         </w:rPr>
         <w:t xml:space="preserve">        ('SVM kernel / C / gamma',        'RBF / 10 / scale'),</w:t>
         <w:br/>
@@ -6326,7 +6346,7 @@
       <w:r>
         <w:rPr>
           <w:rFonts w:ascii="Courier New" w:hAnsi="Courier New"/>
-          <w:sz w:val="15"/>
+          <w:sz w:val="16"/>
         </w:rPr>
         <w:t xml:space="preserve">    ]</w:t>
         <w:br/>
@@ -6334,7 +6354,7 @@
       <w:r>
         <w:rPr>
           <w:rFonts w:ascii="Courier New" w:hAnsi="Courier New"/>
-          <w:sz w:val="15"/>
+          <w:sz w:val="16"/>
         </w:rPr>
         <w:t xml:space="preserve">    for i, r2 in enumerate(r2x_cum, 1):</w:t>
         <w:br/>
@@ -6342,7 +6362,7 @@
       <w:r>
         <w:rPr>
           <w:rFonts w:ascii="Courier New" w:hAnsi="Courier New"/>
-          <w:sz w:val="15"/>
+          <w:sz w:val="16"/>
         </w:rPr>
         <w:t xml:space="preserve">        rows.append(('R2X cumulative LV%d (%%)' % i, '%.4f' % (r2 * 100)))</w:t>
         <w:br/>
@@ -6350,7 +6370,7 @@
       <w:r>
         <w:rPr>
           <w:rFonts w:ascii="Courier New" w:hAnsi="Courier New"/>
-          <w:sz w:val="15"/>
+          <w:sz w:val="16"/>
         </w:rPr>
         <w:t xml:space="preserve">    pd.DataFrame(rows, columns=['Metric', 'Value']).to_excel(</w:t>
         <w:br/>
@@ -6358,7 +6378,7 @@
       <w:r>
         <w:rPr>
           <w:rFonts w:ascii="Courier New" w:hAnsi="Courier New"/>
-          <w:sz w:val="15"/>
+          <w:sz w:val="16"/>
         </w:rPr>
         <w:t xml:space="preserve">        writer, sheet_name='Summary', index=False)</w:t>
         <w:br/>
@@ -6366,14 +6386,14 @@
       <w:r>
         <w:rPr>
           <w:rFonts w:ascii="Courier New" w:hAnsi="Courier New"/>
-          <w:sz w:val="15"/>
-        </w:rPr>
-        <w:br/>
-      </w:r>
-      <w:r>
-        <w:rPr>
-          <w:rFonts w:ascii="Courier New" w:hAnsi="Courier New"/>
-          <w:sz w:val="15"/>
+          <w:sz w:val="16"/>
+        </w:rPr>
+        <w:br/>
+      </w:r>
+      <w:r>
+        <w:rPr>
+          <w:rFonts w:ascii="Courier New" w:hAnsi="Courier New"/>
+          <w:sz w:val="16"/>
         </w:rPr>
         <w:t xml:space="preserve">    # Per-class recall</w:t>
         <w:br/>
@@ -6381,7 +6401,7 @@
       <w:r>
         <w:rPr>
           <w:rFonts w:ascii="Courier New" w:hAnsi="Courier New"/>
-          <w:sz w:val="15"/>
+          <w:sz w:val="16"/>
         </w:rPr>
         <w:t xml:space="preserve">    cls_rows = []</w:t>
         <w:br/>
@@ -6389,7 +6409,7 @@
       <w:r>
         <w:rPr>
           <w:rFonts w:ascii="Courier New" w:hAnsi="Courier New"/>
-          <w:sz w:val="15"/>
+          <w:sz w:val="16"/>
         </w:rPr>
         <w:t xml:space="preserve">    for i, cls in enumerate(le.classes_):</w:t>
         <w:br/>
@@ -6397,7 +6417,7 @@
       <w:r>
         <w:rPr>
           <w:rFonts w:ascii="Courier New" w:hAnsi="Courier New"/>
-          <w:sz w:val="15"/>
+          <w:sz w:val="16"/>
         </w:rPr>
         <w:t xml:space="preserve">        cls_rows.append({</w:t>
         <w:br/>
@@ -6405,7 +6425,7 @@
       <w:r>
         <w:rPr>
           <w:rFonts w:ascii="Courier New" w:hAnsi="Courier New"/>
-          <w:sz w:val="15"/>
+          <w:sz w:val="16"/>
         </w:rPr>
         <w:t xml:space="preserve">            'Class':               cls,</w:t>
         <w:br/>
@@ -6413,7 +6433,7 @@
       <w:r>
         <w:rPr>
           <w:rFonts w:ascii="Courier New" w:hAnsi="Courier New"/>
-          <w:sz w:val="15"/>
+          <w:sz w:val="16"/>
         </w:rPr>
         <w:t xml:space="preserve">            'N_per_class':         n_per_cls,</w:t>
         <w:br/>
@@ -6421,7 +6441,7 @@
       <w:r>
         <w:rPr>
           <w:rFonts w:ascii="Courier New" w:hAnsi="Courier New"/>
-          <w:sz w:val="15"/>
+          <w:sz w:val="16"/>
         </w:rPr>
         <w:t xml:space="preserve">            'PLSDA_5fold_TP':      int(cm_pls_5f[i, i]),</w:t>
         <w:br/>
@@ -6429,7 +6449,7 @@
       <w:r>
         <w:rPr>
           <w:rFonts w:ascii="Courier New" w:hAnsi="Courier New"/>
-          <w:sz w:val="15"/>
+          <w:sz w:val="16"/>
         </w:rPr>
         <w:t xml:space="preserve">            'PLSDA_5fold_Recall%': '%.1f' % (cm_pls_5f[i, i] / n_per_cls * 100),</w:t>
         <w:br/>
@@ -6437,7 +6457,7 @@
       <w:r>
         <w:rPr>
           <w:rFonts w:ascii="Courier New" w:hAnsi="Courier New"/>
-          <w:sz w:val="15"/>
+          <w:sz w:val="16"/>
         </w:rPr>
         <w:t xml:space="preserve">            'SVM_5fold_TP':        int(cm_svm_5f[i, i]),</w:t>
         <w:br/>
@@ -6445,7 +6465,7 @@
       <w:r>
         <w:rPr>
           <w:rFonts w:ascii="Courier New" w:hAnsi="Courier New"/>
-          <w:sz w:val="15"/>
+          <w:sz w:val="16"/>
         </w:rPr>
         <w:t xml:space="preserve">            'SVM_5fold_Recall%':   '%.1f' % (cm_svm_5f[i, i] / n_per_cls * 100),</w:t>
         <w:br/>
@@ -6453,7 +6473,7 @@
       <w:r>
         <w:rPr>
           <w:rFonts w:ascii="Courier New" w:hAnsi="Courier New"/>
-          <w:sz w:val="15"/>
+          <w:sz w:val="16"/>
         </w:rPr>
         <w:t xml:space="preserve">        })</w:t>
         <w:br/>
@@ -6461,7 +6481,7 @@
       <w:r>
         <w:rPr>
           <w:rFonts w:ascii="Courier New" w:hAnsi="Courier New"/>
-          <w:sz w:val="15"/>
+          <w:sz w:val="16"/>
         </w:rPr>
         <w:t xml:space="preserve">    pd.DataFrame(cls_rows).to_excel(</w:t>
         <w:br/>
@@ -6469,7 +6489,7 @@
       <w:r>
         <w:rPr>
           <w:rFonts w:ascii="Courier New" w:hAnsi="Courier New"/>
-          <w:sz w:val="15"/>
+          <w:sz w:val="16"/>
         </w:rPr>
         <w:t xml:space="preserve">        writer, sheet_name='Per_Class_Recall', index=False)</w:t>
         <w:br/>
@@ -6477,14 +6497,14 @@
       <w:r>
         <w:rPr>
           <w:rFonts w:ascii="Courier New" w:hAnsi="Courier New"/>
-          <w:sz w:val="15"/>
-        </w:rPr>
-        <w:br/>
-      </w:r>
-      <w:r>
-        <w:rPr>
-          <w:rFonts w:ascii="Courier New" w:hAnsi="Courier New"/>
-          <w:sz w:val="15"/>
+          <w:sz w:val="16"/>
+        </w:rPr>
+        <w:br/>
+      </w:r>
+      <w:r>
+        <w:rPr>
+          <w:rFonts w:ascii="Courier New" w:hAnsi="Courier New"/>
+          <w:sz w:val="16"/>
         </w:rPr>
         <w:t xml:space="preserve">    # Predictions</w:t>
         <w:br/>
@@ -6492,7 +6512,7 @@
       <w:r>
         <w:rPr>
           <w:rFonts w:ascii="Courier New" w:hAnsi="Courier New"/>
-          <w:sz w:val="15"/>
+          <w:sz w:val="16"/>
         </w:rPr>
         <w:t xml:space="preserve">    pd.DataFrame({</w:t>
         <w:br/>
@@ -6500,7 +6520,7 @@
       <w:r>
         <w:rPr>
           <w:rFonts w:ascii="Courier New" w:hAnsi="Courier New"/>
-          <w:sz w:val="15"/>
+          <w:sz w:val="16"/>
         </w:rPr>
         <w:t xml:space="preserve">        'Label':               col_names,</w:t>
         <w:br/>
@@ -6508,7 +6528,7 @@
       <w:r>
         <w:rPr>
           <w:rFonts w:ascii="Courier New" w:hAnsi="Courier New"/>
-          <w:sz w:val="15"/>
+          <w:sz w:val="16"/>
         </w:rPr>
         <w:t xml:space="preserve">        'True_Class':          classes,</w:t>
         <w:br/>
@@ -6516,7 +6536,7 @@
       <w:r>
         <w:rPr>
           <w:rFonts w:ascii="Courier New" w:hAnsi="Courier New"/>
-          <w:sz w:val="15"/>
+          <w:sz w:val="16"/>
         </w:rPr>
         <w:t xml:space="preserve">        'PLSDA_5fold_Pred':    le.inverse_transform(y_pls_5f),</w:t>
         <w:br/>
@@ -6524,7 +6544,7 @@
       <w:r>
         <w:rPr>
           <w:rFonts w:ascii="Courier New" w:hAnsi="Courier New"/>
-          <w:sz w:val="15"/>
+          <w:sz w:val="16"/>
         </w:rPr>
         <w:t xml:space="preserve">        'PLSDA_5fold_Correct': (classes == le.inverse_transform(y_pls_5f)),</w:t>
         <w:br/>
@@ -6532,7 +6552,7 @@
       <w:r>
         <w:rPr>
           <w:rFonts w:ascii="Courier New" w:hAnsi="Courier New"/>
-          <w:sz w:val="15"/>
+          <w:sz w:val="16"/>
         </w:rPr>
         <w:t xml:space="preserve">        'SVM_5fold_Pred':      le.inverse_transform(y_svm_5f),</w:t>
         <w:br/>
@@ -6540,7 +6560,7 @@
       <w:r>
         <w:rPr>
           <w:rFonts w:ascii="Courier New" w:hAnsi="Courier New"/>
-          <w:sz w:val="15"/>
+          <w:sz w:val="16"/>
         </w:rPr>
         <w:t xml:space="preserve">        'SVM_5fold_Correct':   (classes == le.inverse_transform(y_svm_5f)),</w:t>
         <w:br/>
@@ -6548,7 +6568,7 @@
       <w:r>
         <w:rPr>
           <w:rFonts w:ascii="Courier New" w:hAnsi="Courier New"/>
-          <w:sz w:val="15"/>
+          <w:sz w:val="16"/>
         </w:rPr>
         <w:t xml:space="preserve">        'LV1': T_all[:, 0], 'LV2': T_all[:, 1],</w:t>
         <w:br/>
@@ -6556,7 +6576,7 @@
       <w:r>
         <w:rPr>
           <w:rFonts w:ascii="Courier New" w:hAnsi="Courier New"/>
-          <w:sz w:val="15"/>
+          <w:sz w:val="16"/>
         </w:rPr>
         <w:t xml:space="preserve">        'LV3': T_all[:, 2], 'PC1': Z_all[:, 0], 'PC2': Z_all[:, 1],</w:t>
         <w:br/>
@@ -6564,7 +6584,7 @@
       <w:r>
         <w:rPr>
           <w:rFonts w:ascii="Courier New" w:hAnsi="Courier New"/>
-          <w:sz w:val="15"/>
+          <w:sz w:val="16"/>
         </w:rPr>
         <w:t xml:space="preserve">    }).to_excel(writer, sheet_name='All_Predictions', index=False)</w:t>
         <w:br/>
@@ -6572,14 +6592,14 @@
       <w:r>
         <w:rPr>
           <w:rFonts w:ascii="Courier New" w:hAnsi="Courier New"/>
-          <w:sz w:val="15"/>
-        </w:rPr>
-        <w:br/>
-      </w:r>
-      <w:r>
-        <w:rPr>
-          <w:rFonts w:ascii="Courier New" w:hAnsi="Courier New"/>
-          <w:sz w:val="15"/>
+          <w:sz w:val="16"/>
+        </w:rPr>
+        <w:br/>
+      </w:r>
+      <w:r>
+        <w:rPr>
+          <w:rFonts w:ascii="Courier New" w:hAnsi="Courier New"/>
+          <w:sz w:val="16"/>
         </w:rPr>
         <w:t xml:space="preserve">    # Accuracy CMs (raw counts)</w:t>
         <w:br/>
@@ -6587,7 +6607,7 @@
       <w:r>
         <w:rPr>
           <w:rFonts w:ascii="Courier New" w:hAnsi="Courier New"/>
-          <w:sz w:val="15"/>
+          <w:sz w:val="16"/>
         </w:rPr>
         <w:t xml:space="preserve">    for sheet, cm in [('CM_Accuracy_PLSDA', cm_pls_5f),</w:t>
         <w:br/>
@@ -6595,7 +6615,7 @@
       <w:r>
         <w:rPr>
           <w:rFonts w:ascii="Courier New" w:hAnsi="Courier New"/>
-          <w:sz w:val="15"/>
+          <w:sz w:val="16"/>
         </w:rPr>
         <w:t xml:space="preserve">                      ('CM_Accuracy_SVM',   cm_svm_5f)]:</w:t>
         <w:br/>
@@ -6603,7 +6623,7 @@
       <w:r>
         <w:rPr>
           <w:rFonts w:ascii="Courier New" w:hAnsi="Courier New"/>
-          <w:sz w:val="15"/>
+          <w:sz w:val="16"/>
         </w:rPr>
         <w:t xml:space="preserve">        pd.DataFrame(cm,</w:t>
         <w:br/>
@@ -6611,7 +6631,7 @@
       <w:r>
         <w:rPr>
           <w:rFonts w:ascii="Courier New" w:hAnsi="Courier New"/>
-          <w:sz w:val="15"/>
+          <w:sz w:val="16"/>
         </w:rPr>
         <w:t xml:space="preserve">                     index=pd.Index(le.classes_, name='True\\Predicted'),</w:t>
         <w:br/>
@@ -6619,7 +6639,7 @@
       <w:r>
         <w:rPr>
           <w:rFonts w:ascii="Courier New" w:hAnsi="Courier New"/>
-          <w:sz w:val="15"/>
+          <w:sz w:val="16"/>
         </w:rPr>
         <w:t xml:space="preserve">                     columns=le.classes_).to_excel(writer, sheet_name=sheet)</w:t>
         <w:br/>
@@ -6627,14 +6647,14 @@
       <w:r>
         <w:rPr>
           <w:rFonts w:ascii="Courier New" w:hAnsi="Courier New"/>
-          <w:sz w:val="15"/>
-        </w:rPr>
-        <w:br/>
-      </w:r>
-      <w:r>
-        <w:rPr>
-          <w:rFonts w:ascii="Courier New" w:hAnsi="Courier New"/>
-          <w:sz w:val="15"/>
+          <w:sz w:val="16"/>
+        </w:rPr>
+        <w:br/>
+      </w:r>
+      <w:r>
+        <w:rPr>
+          <w:rFonts w:ascii="Courier New" w:hAnsi="Courier New"/>
+          <w:sz w:val="16"/>
         </w:rPr>
         <w:t xml:space="preserve">    # Recall CMs (row-normalised)</w:t>
         <w:br/>
@@ -6642,7 +6662,7 @@
       <w:r>
         <w:rPr>
           <w:rFonts w:ascii="Courier New" w:hAnsi="Courier New"/>
-          <w:sz w:val="15"/>
+          <w:sz w:val="16"/>
         </w:rPr>
         <w:t xml:space="preserve">    for sheet, cm in [('CM_Recall_PLSDA', cm_pls_5f),</w:t>
         <w:br/>
@@ -6650,7 +6670,7 @@
       <w:r>
         <w:rPr>
           <w:rFonts w:ascii="Courier New" w:hAnsi="Courier New"/>
-          <w:sz w:val="15"/>
+          <w:sz w:val="16"/>
         </w:rPr>
         <w:t xml:space="preserve">                      ('CM_Recall_SVM',   cm_svm_5f)]:</w:t>
         <w:br/>
@@ -6658,7 +6678,7 @@
       <w:r>
         <w:rPr>
           <w:rFonts w:ascii="Courier New" w:hAnsi="Courier New"/>
-          <w:sz w:val="15"/>
+          <w:sz w:val="16"/>
         </w:rPr>
         <w:t xml:space="preserve">        cm_n = cm.astype(float) / cm.sum(axis=1, keepdims=True)</w:t>
         <w:br/>
@@ -6666,7 +6686,7 @@
       <w:r>
         <w:rPr>
           <w:rFonts w:ascii="Courier New" w:hAnsi="Courier New"/>
-          <w:sz w:val="15"/>
+          <w:sz w:val="16"/>
         </w:rPr>
         <w:t xml:space="preserve">        pd.DataFrame(cm_n,</w:t>
         <w:br/>
@@ -6674,7 +6694,7 @@
       <w:r>
         <w:rPr>
           <w:rFonts w:ascii="Courier New" w:hAnsi="Courier New"/>
-          <w:sz w:val="15"/>
+          <w:sz w:val="16"/>
         </w:rPr>
         <w:t xml:space="preserve">                     index=pd.Index(le.classes_, name='True\\Predicted'),</w:t>
         <w:br/>
@@ -6682,7 +6702,7 @@
       <w:r>
         <w:rPr>
           <w:rFonts w:ascii="Courier New" w:hAnsi="Courier New"/>
-          <w:sz w:val="15"/>
+          <w:sz w:val="16"/>
         </w:rPr>
         <w:t xml:space="preserve">                     columns=le.classes_).to_excel(writer, sheet_name=sheet)</w:t>
         <w:br/>
@@ -6690,14 +6710,14 @@
       <w:r>
         <w:rPr>
           <w:rFonts w:ascii="Courier New" w:hAnsi="Courier New"/>
-          <w:sz w:val="15"/>
-        </w:rPr>
-        <w:br/>
-      </w:r>
-      <w:r>
-        <w:rPr>
-          <w:rFonts w:ascii="Courier New" w:hAnsi="Courier New"/>
-          <w:sz w:val="15"/>
+          <w:sz w:val="16"/>
+        </w:rPr>
+        <w:br/>
+      </w:r>
+      <w:r>
+        <w:rPr>
+          <w:rFonts w:ascii="Courier New" w:hAnsi="Courier New"/>
+          <w:sz w:val="16"/>
         </w:rPr>
         <w:t xml:space="preserve">    # VIP</w:t>
         <w:br/>
@@ -6705,7 +6725,7 @@
       <w:r>
         <w:rPr>
           <w:rFonts w:ascii="Courier New" w:hAnsi="Courier New"/>
-          <w:sz w:val="15"/>
+          <w:sz w:val="16"/>
         </w:rPr>
         <w:t xml:space="preserve">    pd.DataFrame({</w:t>
         <w:br/>
@@ -6713,7 +6733,7 @@
       <w:r>
         <w:rPr>
           <w:rFonts w:ascii="Courier New" w:hAnsi="Courier New"/>
-          <w:sz w:val="15"/>
+          <w:sz w:val="16"/>
         </w:rPr>
         <w:t xml:space="preserve">        'Wavenumber_cm1': wavenumbers,</w:t>
         <w:br/>
@@ -6721,7 +6741,7 @@
       <w:r>
         <w:rPr>
           <w:rFonts w:ascii="Courier New" w:hAnsi="Courier New"/>
-          <w:sz w:val="15"/>
+          <w:sz w:val="16"/>
         </w:rPr>
         <w:t xml:space="preserve">        'VIP_Score':      vip_all,</w:t>
         <w:br/>
@@ -6729,7 +6749,7 @@
       <w:r>
         <w:rPr>
           <w:rFonts w:ascii="Courier New" w:hAnsi="Courier New"/>
-          <w:sz w:val="15"/>
+          <w:sz w:val="16"/>
         </w:rPr>
         <w:t xml:space="preserve">        'VIP_gt_1':       vip_all &gt; 1,</w:t>
         <w:br/>
@@ -6737,15 +6757,15 @@
       <w:r>
         <w:rPr>
           <w:rFonts w:ascii="Courier New" w:hAnsi="Courier New"/>
-          <w:sz w:val="15"/>
-        </w:rPr>
-        <w:t xml:space="preserve">        'Selected_Top%d' % VIP_TOP_N: sel_mask,</w:t>
-        <w:br/>
-      </w:r>
-      <w:r>
-        <w:rPr>
-          <w:rFonts w:ascii="Courier New" w:hAnsi="Courier New"/>
-          <w:sz w:val="15"/>
+          <w:sz w:val="16"/>
+        </w:rPr>
+        <w:t xml:space="preserve">        'Selected_VIPgt1': sel_mask,</w:t>
+        <w:br/>
+      </w:r>
+      <w:r>
+        <w:rPr>
+          <w:rFonts w:ascii="Courier New" w:hAnsi="Courier New"/>
+          <w:sz w:val="16"/>
         </w:rPr>
         <w:t xml:space="preserve">    }).to_excel(writer, sheet_name='VIP_Scores', index=False)</w:t>
         <w:br/>
@@ -6753,14 +6773,14 @@
       <w:r>
         <w:rPr>
           <w:rFonts w:ascii="Courier New" w:hAnsi="Courier New"/>
-          <w:sz w:val="15"/>
-        </w:rPr>
-        <w:br/>
-      </w:r>
-      <w:r>
-        <w:rPr>
-          <w:rFonts w:ascii="Courier New" w:hAnsi="Courier New"/>
-          <w:sz w:val="15"/>
+          <w:sz w:val="16"/>
+        </w:rPr>
+        <w:br/>
+      </w:r>
+      <w:r>
+        <w:rPr>
+          <w:rFonts w:ascii="Courier New" w:hAnsi="Courier New"/>
+          <w:sz w:val="16"/>
         </w:rPr>
         <w:t xml:space="preserve">    # Loadings</w:t>
         <w:br/>
@@ -6768,7 +6788,7 @@
       <w:r>
         <w:rPr>
           <w:rFonts w:ascii="Courier New" w:hAnsi="Courier New"/>
-          <w:sz w:val="15"/>
+          <w:sz w:val="16"/>
         </w:rPr>
         <w:t xml:space="preserve">    ld = pd.DataFrame(P_load,</w:t>
         <w:br/>
@@ -6776,7 +6796,7 @@
       <w:r>
         <w:rPr>
           <w:rFonts w:ascii="Courier New" w:hAnsi="Courier New"/>
-          <w:sz w:val="15"/>
+          <w:sz w:val="16"/>
         </w:rPr>
         <w:t xml:space="preserve">                      columns=['LV%d' % (i+1) for i in range(N_COMPONENTS)])</w:t>
         <w:br/>
@@ -6784,7 +6804,7 @@
       <w:r>
         <w:rPr>
           <w:rFonts w:ascii="Courier New" w:hAnsi="Courier New"/>
-          <w:sz w:val="15"/>
+          <w:sz w:val="16"/>
         </w:rPr>
         <w:t xml:space="preserve">    ld.insert(0, 'Wavenumber_cm1', wn_sel)</w:t>
         <w:br/>
@@ -6792,7 +6812,7 @@
       <w:r>
         <w:rPr>
           <w:rFonts w:ascii="Courier New" w:hAnsi="Courier New"/>
-          <w:sz w:val="15"/>
+          <w:sz w:val="16"/>
         </w:rPr>
         <w:t xml:space="preserve">    ld.to_excel(writer, sheet_name='Loadings', index=False)</w:t>
         <w:br/>
@@ -6800,14 +6820,14 @@
       <w:r>
         <w:rPr>
           <w:rFonts w:ascii="Courier New" w:hAnsi="Courier New"/>
-          <w:sz w:val="15"/>
-        </w:rPr>
-        <w:br/>
-      </w:r>
-      <w:r>
-        <w:rPr>
-          <w:rFonts w:ascii="Courier New" w:hAnsi="Courier New"/>
-          <w:sz w:val="15"/>
+          <w:sz w:val="16"/>
+        </w:rPr>
+        <w:br/>
+      </w:r>
+      <w:r>
+        <w:rPr>
+          <w:rFonts w:ascii="Courier New" w:hAnsi="Courier New"/>
+          <w:sz w:val="16"/>
         </w:rPr>
         <w:t xml:space="preserve">    # Permutation</w:t>
         <w:br/>
@@ -6815,7 +6835,7 @@
       <w:r>
         <w:rPr>
           <w:rFonts w:ascii="Courier New" w:hAnsi="Courier New"/>
-          <w:sz w:val="15"/>
+          <w:sz w:val="16"/>
         </w:rPr>
         <w:t xml:space="preserve">    pd.DataFrame({</w:t>
         <w:br/>
@@ -6823,7 +6843,7 @@
       <w:r>
         <w:rPr>
           <w:rFonts w:ascii="Courier New" w:hAnsi="Courier New"/>
-          <w:sz w:val="15"/>
+          <w:sz w:val="16"/>
         </w:rPr>
         <w:t xml:space="preserve">        'Permutation_Index': np.arange(1, N_PERM + 1),</w:t>
         <w:br/>
@@ -6831,7 +6851,7 @@
       <w:r>
         <w:rPr>
           <w:rFonts w:ascii="Courier New" w:hAnsi="Courier New"/>
-          <w:sz w:val="15"/>
+          <w:sz w:val="16"/>
         </w:rPr>
         <w:t xml:space="preserve">        'Permuted_Accuracy': perm_scores,</w:t>
         <w:br/>
@@ -6839,7 +6859,7 @@
       <w:r>
         <w:rPr>
           <w:rFonts w:ascii="Courier New" w:hAnsi="Courier New"/>
-          <w:sz w:val="15"/>
+          <w:sz w:val="16"/>
         </w:rPr>
         <w:t xml:space="preserve">    }).to_excel(writer, sheet_name='Permutation_Test', index=False)</w:t>
         <w:br/>
@@ -6847,14 +6867,14 @@
       <w:r>
         <w:rPr>
           <w:rFonts w:ascii="Courier New" w:hAnsi="Courier New"/>
-          <w:sz w:val="15"/>
-        </w:rPr>
-        <w:br/>
-      </w:r>
-      <w:r>
-        <w:rPr>
-          <w:rFonts w:ascii="Courier New" w:hAnsi="Courier New"/>
-          <w:sz w:val="15"/>
+          <w:sz w:val="16"/>
+        </w:rPr>
+        <w:br/>
+      </w:r>
+      <w:r>
+        <w:rPr>
+          <w:rFonts w:ascii="Courier New" w:hAnsi="Courier New"/>
+          <w:sz w:val="16"/>
         </w:rPr>
         <w:t>print('\n[SAVED] %s' % out_xlsx)</w:t>
         <w:br/>
@@ -6862,14 +6882,14 @@
       <w:r>
         <w:rPr>
           <w:rFonts w:ascii="Courier New" w:hAnsi="Courier New"/>
-          <w:sz w:val="15"/>
-        </w:rPr>
-        <w:br/>
-      </w:r>
-      <w:r>
-        <w:rPr>
-          <w:rFonts w:ascii="Courier New" w:hAnsi="Courier New"/>
-          <w:sz w:val="15"/>
+          <w:sz w:val="16"/>
+        </w:rPr>
+        <w:br/>
+      </w:r>
+      <w:r>
+        <w:rPr>
+          <w:rFonts w:ascii="Courier New" w:hAnsi="Courier New"/>
+          <w:sz w:val="16"/>
         </w:rPr>
         <w:t># =============================================================================</w:t>
         <w:br/>
@@ -6877,7 +6897,7 @@
       <w:r>
         <w:rPr>
           <w:rFonts w:ascii="Courier New" w:hAnsi="Courier New"/>
-          <w:sz w:val="15"/>
+          <w:sz w:val="16"/>
         </w:rPr>
         <w:t># 26. CONSOLE SUMMARY</w:t>
         <w:br/>
@@ -6885,7 +6905,7 @@
       <w:r>
         <w:rPr>
           <w:rFonts w:ascii="Courier New" w:hAnsi="Courier New"/>
-          <w:sz w:val="15"/>
+          <w:sz w:val="16"/>
         </w:rPr>
         <w:t># =============================================================================</w:t>
         <w:br/>
@@ -6893,7 +6913,7 @@
       <w:r>
         <w:rPr>
           <w:rFonts w:ascii="Courier New" w:hAnsi="Courier New"/>
-          <w:sz w:val="15"/>
+          <w:sz w:val="16"/>
         </w:rPr>
         <w:t>print('\n' + '=' * 65)</w:t>
         <w:br/>
@@ -6901,15 +6921,15 @@
       <w:r>
         <w:rPr>
           <w:rFonts w:ascii="Courier New" w:hAnsi="Courier New"/>
-          <w:sz w:val="15"/>
-        </w:rPr>
-        <w:t>print('  RESULTS  |  %d-fold CV  |  VIP top-%d' % (CV_FOLDS, VIP_TOP_N))</w:t>
-        <w:br/>
-      </w:r>
-      <w:r>
-        <w:rPr>
-          <w:rFonts w:ascii="Courier New" w:hAnsi="Courier New"/>
-          <w:sz w:val="15"/>
+          <w:sz w:val="16"/>
+        </w:rPr>
+        <w:t>print('  RESULTS  |  %d-fold CV  |  VIP &gt; 1 (%d vars)' % (CV_FOLDS, n_vip_selected))</w:t>
+        <w:br/>
+      </w:r>
+      <w:r>
+        <w:rPr>
+          <w:rFonts w:ascii="Courier New" w:hAnsi="Courier New"/>
+          <w:sz w:val="16"/>
         </w:rPr>
         <w:t>print('=' * 65)</w:t>
         <w:br/>
@@ -6917,7 +6937,7 @@
       <w:r>
         <w:rPr>
           <w:rFonts w:ascii="Courier New" w:hAnsi="Courier New"/>
-          <w:sz w:val="15"/>
+          <w:sz w:val="16"/>
         </w:rPr>
         <w:t>print('  %-10s   %d-fold CV' % ('MODEL', CV_FOLDS))</w:t>
         <w:br/>
@@ -6925,7 +6945,7 @@
       <w:r>
         <w:rPr>
           <w:rFonts w:ascii="Courier New" w:hAnsi="Courier New"/>
-          <w:sz w:val="15"/>
+          <w:sz w:val="16"/>
         </w:rPr>
         <w:t>print('  ' + '-' * 28)</w:t>
         <w:br/>
@@ -6933,7 +6953,7 @@
       <w:r>
         <w:rPr>
           <w:rFonts w:ascii="Courier New" w:hAnsi="Courier New"/>
-          <w:sz w:val="15"/>
+          <w:sz w:val="16"/>
         </w:rPr>
         <w:t>print('  %-10s   %.1f%%' % ('PLS-DA',  acc_pls_5f * 100))</w:t>
         <w:br/>
@@ -6941,7 +6961,7 @@
       <w:r>
         <w:rPr>
           <w:rFonts w:ascii="Courier New" w:hAnsi="Courier New"/>
-          <w:sz w:val="15"/>
+          <w:sz w:val="16"/>
         </w:rPr>
         <w:t>print('  %-10s   %.1f%%' % ('SVM-RBF', acc_svm_5f * 100))</w:t>
         <w:br/>
@@ -6949,7 +6969,7 @@
       <w:r>
         <w:rPr>
           <w:rFonts w:ascii="Courier New" w:hAnsi="Courier New"/>
-          <w:sz w:val="15"/>
+          <w:sz w:val="16"/>
         </w:rPr>
         <w:t>print()</w:t>
         <w:br/>
@@ -6957,7 +6977,7 @@
       <w:r>
         <w:rPr>
           <w:rFonts w:ascii="Courier New" w:hAnsi="Courier New"/>
-          <w:sz w:val="15"/>
+          <w:sz w:val="16"/>
         </w:rPr>
         <w:t>print('  Permutation p = %.4f  [%s]' % (p_val, sig_str))</w:t>
         <w:br/>
@@ -6965,7 +6985,7 @@
       <w:r>
         <w:rPr>
           <w:rFonts w:ascii="Courier New" w:hAnsi="Courier New"/>
-          <w:sz w:val="15"/>
+          <w:sz w:val="16"/>
         </w:rPr>
         <w:t>print()</w:t>
         <w:br/>
@@ -6973,7 +6993,7 @@
       <w:r>
         <w:rPr>
           <w:rFonts w:ascii="Courier New" w:hAnsi="Courier New"/>
-          <w:sz w:val="15"/>
+          <w:sz w:val="16"/>
         </w:rPr>
         <w:t>print('  Per-class Recall  (TP / (TP+FN)):')</w:t>
         <w:br/>
@@ -6981,7 +7001,7 @@
       <w:r>
         <w:rPr>
           <w:rFonts w:ascii="Courier New" w:hAnsi="Courier New"/>
-          <w:sz w:val="15"/>
+          <w:sz w:val="16"/>
         </w:rPr>
         <w:t>print('  %-25s   %8s   %8s' % ('Class', 'PLS-DA', 'SVM-RBF'))</w:t>
         <w:br/>
@@ -6989,7 +7009,7 @@
       <w:r>
         <w:rPr>
           <w:rFonts w:ascii="Courier New" w:hAnsi="Courier New"/>
-          <w:sz w:val="15"/>
+          <w:sz w:val="16"/>
         </w:rPr>
         <w:t>print('  ' + '-' * 46)</w:t>
         <w:br/>
@@ -6997,7 +7017,7 @@
       <w:r>
         <w:rPr>
           <w:rFonts w:ascii="Courier New" w:hAnsi="Courier New"/>
-          <w:sz w:val="15"/>
+          <w:sz w:val="16"/>
         </w:rPr>
         <w:t>for i, cls in enumerate(le.classes_):</w:t>
         <w:br/>
@@ -7005,7 +7025,7 @@
       <w:r>
         <w:rPr>
           <w:rFonts w:ascii="Courier New" w:hAnsi="Courier New"/>
-          <w:sz w:val="15"/>
+          <w:sz w:val="16"/>
         </w:rPr>
         <w:t xml:space="preserve">    print('  %-25s   %7.0f%%   %7.0f%%' % (</w:t>
         <w:br/>
@@ -7013,7 +7033,7 @@
       <w:r>
         <w:rPr>
           <w:rFonts w:ascii="Courier New" w:hAnsi="Courier New"/>
-          <w:sz w:val="15"/>
+          <w:sz w:val="16"/>
         </w:rPr>
         <w:t xml:space="preserve">        cls,</w:t>
         <w:br/>
@@ -7021,7 +7041,7 @@
       <w:r>
         <w:rPr>
           <w:rFonts w:ascii="Courier New" w:hAnsi="Courier New"/>
-          <w:sz w:val="15"/>
+          <w:sz w:val="16"/>
         </w:rPr>
         <w:t xml:space="preserve">        cm_pls_5f[i, i] / n_per_cls * 100,</w:t>
         <w:br/>
@@ -7029,7 +7049,7 @@
       <w:r>
         <w:rPr>
           <w:rFonts w:ascii="Courier New" w:hAnsi="Courier New"/>
-          <w:sz w:val="15"/>
+          <w:sz w:val="16"/>
         </w:rPr>
         <w:t xml:space="preserve">        cm_svm_5f[i, i] / n_per_cls * 100))</w:t>
         <w:br/>
@@ -7037,7 +7057,7 @@
       <w:r>
         <w:rPr>
           <w:rFonts w:ascii="Courier New" w:hAnsi="Courier New"/>
-          <w:sz w:val="15"/>
+          <w:sz w:val="16"/>
         </w:rPr>
         <w:t>print()</w:t>
         <w:br/>
@@ -7045,7 +7065,7 @@
       <w:r>
         <w:rPr>
           <w:rFonts w:ascii="Courier New" w:hAnsi="Courier New"/>
-          <w:sz w:val="15"/>
+          <w:sz w:val="16"/>
         </w:rPr>
         <w:t>print('  15 figures + Excel -&gt; %s' % OUTPUT_DIR)</w:t>
         <w:br/>
@@ -7053,7 +7073,7 @@
       <w:r>
         <w:rPr>
           <w:rFonts w:ascii="Courier New" w:hAnsi="Courier New"/>
-          <w:sz w:val="15"/>
+          <w:sz w:val="16"/>
         </w:rPr>
         <w:t>print('=' * 65)</w:t>
         <w:br/>
@@ -7061,7 +7081,7 @@
       <w:r>
         <w:rPr>
           <w:rFonts w:ascii="Courier New" w:hAnsi="Courier New"/>
-          <w:sz w:val="15"/>
+          <w:sz w:val="16"/>
         </w:rPr>
         <w:br/>
       </w:r>
